--- a/Analiza_i_dizajn_sistema.docx
+++ b/Analiza_i_dizajn_sistema.docx
@@ -87,7 +87,7 @@
           <w:szCs w:val="20"/>
           <w:rtl w:val="0"/>
         </w:rPr>
-        <w:t xml:space="preserve">Sistem obuhvata 11 funkcionalnih zahtjeva raspoređenih u 11 klasa.</w:t>
+        <w:t xml:space="preserve">Sistem obuhvata 11 funkcionalnih zahtjeva raspoređenih u 10 klasa.</w:t>
       </w:r>
       <w:r>
         <w:rPr>
@@ -2340,7 +2340,7 @@
             </w:pPr>
             <w:sdt>
               <w:sdtPr>
-                <w:id w:val="-178855645"/>
+                <w:id w:val="-2022291380"/>
                 <w:tag w:val="goog_rdk_0"/>
               </w:sdtPr>
               <w:sdtContent>
@@ -3634,7 +3634,7 @@
             </w:pPr>
             <w:sdt>
               <w:sdtPr>
-                <w:id w:val="-1028185539"/>
+                <w:id w:val="-1629525085"/>
                 <w:tag w:val="goog_rdk_1"/>
               </w:sdtPr>
               <w:sdtContent>
@@ -3765,7 +3765,7 @@
             </w:pPr>
             <w:sdt>
               <w:sdtPr>
-                <w:id w:val="651397775"/>
+                <w:id w:val="-814789016"/>
                 <w:tag w:val="goog_rdk_2"/>
               </w:sdtPr>
               <w:sdtContent>
@@ -4096,6 +4096,121 @@
                 <w:rtl w:val="0"/>
               </w:rPr>
               <w:t xml:space="preserve">double</w:t>
+            </w:r>
+            <w:r>
+              <w:rPr>
+                <w:rtl w:val="0"/>
+              </w:rPr>
+            </w:r>
+          </w:p>
+        </w:tc>
+        <w:tc>
+          <w:tcPr>
+            <w:tcBorders>
+              <w:top w:color="2e75b6" w:space="0" w:sz="4" w:val="single"/>
+              <w:left w:color="2e75b6" w:space="0" w:sz="4" w:val="single"/>
+              <w:bottom w:color="2e75b6" w:space="0" w:sz="4" w:val="single"/>
+              <w:right w:color="2e75b6" w:space="0" w:sz="4" w:val="single"/>
+            </w:tcBorders>
+            <w:tcMar>
+              <w:top w:w="80.0" w:type="dxa"/>
+              <w:left w:w="120.0" w:type="dxa"/>
+              <w:bottom w:w="80.0" w:type="dxa"/>
+              <w:right w:w="120.0" w:type="dxa"/>
+            </w:tcMar>
+          </w:tcPr>
+          <w:p>
+            <w:pPr>
+              <w:spacing w:after="80" w:before="80" w:lineRule="auto"/>
+              <w:rPr/>
+            </w:pPr>
+            <w:r>
+              <w:rPr>
+                <w:rFonts w:ascii="Arial" w:cs="Arial" w:eastAsia="Arial" w:hAnsi="Arial"/>
+                <w:sz w:val="20"/>
+                <w:szCs w:val="20"/>
+                <w:rtl w:val="0"/>
+              </w:rPr>
+              <w:t xml:space="preserve">—</w:t>
+            </w:r>
+            <w:r>
+              <w:rPr>
+                <w:rtl w:val="0"/>
+              </w:rPr>
+            </w:r>
+          </w:p>
+        </w:tc>
+      </w:tr>
+      <w:tr>
+        <w:trPr>
+          <w:cantSplit w:val="0"/>
+          <w:tblHeader w:val="0"/>
+        </w:trPr>
+        <w:tc>
+          <w:tcPr>
+            <w:tcBorders>
+              <w:top w:color="2e75b6" w:space="0" w:sz="4" w:val="single"/>
+              <w:left w:color="2e75b6" w:space="0" w:sz="4" w:val="single"/>
+              <w:bottom w:color="2e75b6" w:space="0" w:sz="4" w:val="single"/>
+              <w:right w:color="2e75b6" w:space="0" w:sz="4" w:val="single"/>
+            </w:tcBorders>
+            <w:tcMar>
+              <w:top w:w="80.0" w:type="dxa"/>
+              <w:left w:w="120.0" w:type="dxa"/>
+              <w:bottom w:w="80.0" w:type="dxa"/>
+              <w:right w:w="120.0" w:type="dxa"/>
+            </w:tcMar>
+          </w:tcPr>
+          <w:p>
+            <w:pPr>
+              <w:spacing w:after="80" w:before="80" w:lineRule="auto"/>
+              <w:rPr/>
+            </w:pPr>
+            <w:r>
+              <w:rPr>
+                <w:rFonts w:ascii="Arial" w:cs="Arial" w:eastAsia="Arial" w:hAnsi="Arial"/>
+                <w:sz w:val="20"/>
+                <w:szCs w:val="20"/>
+                <w:rtl w:val="0"/>
+              </w:rPr>
+              <w:t xml:space="preserve">kategorijaId</w:t>
+            </w:r>
+            <w:r>
+              <w:rPr>
+                <w:rtl w:val="0"/>
+              </w:rPr>
+            </w:r>
+          </w:p>
+        </w:tc>
+        <w:tc>
+          <w:tcPr>
+            <w:tcBorders>
+              <w:top w:color="2e75b6" w:space="0" w:sz="4" w:val="single"/>
+              <w:left w:color="2e75b6" w:space="0" w:sz="4" w:val="single"/>
+              <w:bottom w:color="2e75b6" w:space="0" w:sz="4" w:val="single"/>
+              <w:right w:color="2e75b6" w:space="0" w:sz="4" w:val="single"/>
+            </w:tcBorders>
+            <w:tcMar>
+              <w:top w:w="80.0" w:type="dxa"/>
+              <w:left w:w="120.0" w:type="dxa"/>
+              <w:bottom w:w="80.0" w:type="dxa"/>
+              <w:right w:w="120.0" w:type="dxa"/>
+            </w:tcMar>
+          </w:tcPr>
+          <w:p>
+            <w:pPr>
+              <w:spacing w:after="80" w:before="80" w:lineRule="auto"/>
+              <w:rPr/>
+            </w:pPr>
+            <w:r>
+              <w:rPr>
+                <w:rFonts w:ascii="Courier New" w:cs="Courier New" w:eastAsia="Courier New" w:hAnsi="Courier New"/>
+                <w:color w:val="1f3864"/>
+                <w:sz w:val="20"/>
+                <w:szCs w:val="20"/>
+                <w:rtl w:val="0"/>
+              </w:rPr>
+              <w:t xml:space="preserve">int</w:t>
             </w:r>
             <w:r>
               <w:rPr>
@@ -5604,7 +5719,7 @@
             </w:pPr>
             <w:sdt>
               <w:sdtPr>
-                <w:id w:val="-362044074"/>
+                <w:id w:val="-614917838"/>
                 <w:tag w:val="goog_rdk_3"/>
               </w:sdtPr>
               <w:sdtContent>
@@ -5705,6 +5820,121 @@
                 <w:rtl w:val="0"/>
               </w:rPr>
               <w:t xml:space="preserve">Date</w:t>
+            </w:r>
+            <w:r>
+              <w:rPr>
+                <w:rtl w:val="0"/>
+              </w:rPr>
+            </w:r>
+          </w:p>
+        </w:tc>
+        <w:tc>
+          <w:tcPr>
+            <w:tcBorders>
+              <w:top w:color="2e75b6" w:space="0" w:sz="4" w:val="single"/>
+              <w:left w:color="2e75b6" w:space="0" w:sz="4" w:val="single"/>
+              <w:bottom w:color="2e75b6" w:space="0" w:sz="4" w:val="single"/>
+              <w:right w:color="2e75b6" w:space="0" w:sz="4" w:val="single"/>
+            </w:tcBorders>
+            <w:tcMar>
+              <w:top w:w="80.0" w:type="dxa"/>
+              <w:left w:w="120.0" w:type="dxa"/>
+              <w:bottom w:w="80.0" w:type="dxa"/>
+              <w:right w:w="120.0" w:type="dxa"/>
+            </w:tcMar>
+          </w:tcPr>
+          <w:p>
+            <w:pPr>
+              <w:spacing w:after="80" w:before="80" w:lineRule="auto"/>
+              <w:rPr/>
+            </w:pPr>
+            <w:r>
+              <w:rPr>
+                <w:rFonts w:ascii="Arial" w:cs="Arial" w:eastAsia="Arial" w:hAnsi="Arial"/>
+                <w:sz w:val="20"/>
+                <w:szCs w:val="20"/>
+                <w:rtl w:val="0"/>
+              </w:rPr>
+              <w:t xml:space="preserve">—</w:t>
+            </w:r>
+            <w:r>
+              <w:rPr>
+                <w:rtl w:val="0"/>
+              </w:rPr>
+            </w:r>
+          </w:p>
+        </w:tc>
+      </w:tr>
+      <w:tr>
+        <w:trPr>
+          <w:cantSplit w:val="0"/>
+          <w:tblHeader w:val="0"/>
+        </w:trPr>
+        <w:tc>
+          <w:tcPr>
+            <w:tcBorders>
+              <w:top w:color="2e75b6" w:space="0" w:sz="4" w:val="single"/>
+              <w:left w:color="2e75b6" w:space="0" w:sz="4" w:val="single"/>
+              <w:bottom w:color="2e75b6" w:space="0" w:sz="4" w:val="single"/>
+              <w:right w:color="2e75b6" w:space="0" w:sz="4" w:val="single"/>
+            </w:tcBorders>
+            <w:tcMar>
+              <w:top w:w="80.0" w:type="dxa"/>
+              <w:left w:w="120.0" w:type="dxa"/>
+              <w:bottom w:w="80.0" w:type="dxa"/>
+              <w:right w:w="120.0" w:type="dxa"/>
+            </w:tcMar>
+          </w:tcPr>
+          <w:p>
+            <w:pPr>
+              <w:spacing w:after="80" w:before="80" w:lineRule="auto"/>
+              <w:rPr/>
+            </w:pPr>
+            <w:r>
+              <w:rPr>
+                <w:rFonts w:ascii="Arial" w:cs="Arial" w:eastAsia="Arial" w:hAnsi="Arial"/>
+                <w:sz w:val="20"/>
+                <w:szCs w:val="20"/>
+                <w:rtl w:val="0"/>
+              </w:rPr>
+              <w:t xml:space="preserve">korisnikId</w:t>
+            </w:r>
+            <w:r>
+              <w:rPr>
+                <w:rtl w:val="0"/>
+              </w:rPr>
+            </w:r>
+          </w:p>
+        </w:tc>
+        <w:tc>
+          <w:tcPr>
+            <w:tcBorders>
+              <w:top w:color="2e75b6" w:space="0" w:sz="4" w:val="single"/>
+              <w:left w:color="2e75b6" w:space="0" w:sz="4" w:val="single"/>
+              <w:bottom w:color="2e75b6" w:space="0" w:sz="4" w:val="single"/>
+              <w:right w:color="2e75b6" w:space="0" w:sz="4" w:val="single"/>
+            </w:tcBorders>
+            <w:tcMar>
+              <w:top w:w="80.0" w:type="dxa"/>
+              <w:left w:w="120.0" w:type="dxa"/>
+              <w:bottom w:w="80.0" w:type="dxa"/>
+              <w:right w:w="120.0" w:type="dxa"/>
+            </w:tcMar>
+          </w:tcPr>
+          <w:p>
+            <w:pPr>
+              <w:spacing w:after="80" w:before="80" w:lineRule="auto"/>
+              <w:rPr/>
+            </w:pPr>
+            <w:r>
+              <w:rPr>
+                <w:rFonts w:ascii="Courier New" w:cs="Courier New" w:eastAsia="Courier New" w:hAnsi="Courier New"/>
+                <w:color w:val="1f3864"/>
+                <w:sz w:val="20"/>
+                <w:szCs w:val="20"/>
+                <w:rtl w:val="0"/>
+              </w:rPr>
+              <w:t xml:space="preserve">int</w:t>
             </w:r>
             <w:r>
               <w:rPr>
@@ -5888,31 +6118,9 @@
     </w:p>
     <w:p>
       <w:pPr>
-        <w:spacing w:after="60" w:before="100" w:lineRule="auto"/>
-        <w:rPr/>
-      </w:pPr>
-      <w:r>
-        <w:rPr>
-          <w:rtl w:val="0"/>
-        </w:rPr>
-      </w:r>
-    </w:p>
-    <w:p>
-      <w:pPr>
         <w:spacing w:after="80" w:before="80" w:lineRule="auto"/>
         <w:rPr/>
       </w:pPr>
-      <w:r>
-        <w:rPr>
-          <w:rFonts w:ascii="Arial" w:cs="Arial" w:eastAsia="Arial" w:hAnsi="Arial"/>
-          <w:b w:val="1"/>
-          <w:bCs w:val="1"/>
-          <w:sz w:val="22"/>
-          <w:szCs w:val="22"/>
-          <w:rtl w:val="0"/>
-        </w:rPr>
-        <w:t xml:space="preserve">Atributi koje klasa posjeduje:</w:t>
-      </w:r>
       <w:r>
         <w:rPr>
           <w:rtl w:val="0"/>
@@ -5922,6 +6130,7 @@
     <w:tbl>
       <w:tblPr>
         <w:tblStyle w:val="Table11"/>
+        <w:tblpPr w:leftFromText="180" w:rightFromText="180" w:topFromText="180" w:bottomFromText="180" w:vertAnchor="text" w:horzAnchor="text" w:tblpX="15" w:tblpY="0"/>
         <w:tblW w:w="9355.0" w:type="dxa"/>
         <w:jc w:val="left"/>
         <w:tblBorders>
@@ -5977,7 +6186,6 @@
             </w:pPr>
             <w:r>
               <w:rPr>
-                <w:rFonts w:ascii="Arial" w:cs="Arial" w:eastAsia="Arial" w:hAnsi="Arial"/>
                 <w:b w:val="1"/>
                 <w:bCs w:val="1"/>
                 <w:sz w:val="20"/>
@@ -6018,7 +6226,6 @@
             </w:pPr>
             <w:r>
               <w:rPr>
-                <w:rFonts w:ascii="Arial" w:cs="Arial" w:eastAsia="Arial" w:hAnsi="Arial"/>
                 <w:b w:val="1"/>
                 <w:bCs w:val="1"/>
                 <w:sz w:val="20"/>
@@ -6059,7 +6266,6 @@
             </w:pPr>
             <w:r>
               <w:rPr>
-                <w:rFonts w:ascii="Arial" w:cs="Arial" w:eastAsia="Arial" w:hAnsi="Arial"/>
                 <w:b w:val="1"/>
                 <w:bCs w:val="1"/>
                 <w:sz w:val="20"/>
@@ -6103,7 +6309,6 @@
             </w:pPr>
             <w:r>
               <w:rPr>
-                <w:rFonts w:ascii="Arial" w:cs="Arial" w:eastAsia="Arial" w:hAnsi="Arial"/>
                 <w:sz w:val="20"/>
                 <w:szCs w:val="20"/>
                 <w:rtl w:val="0"/>
@@ -6176,7 +6381,6 @@
             </w:pPr>
             <w:r>
               <w:rPr>
-                <w:rFonts w:ascii="Arial" w:cs="Arial" w:eastAsia="Arial" w:hAnsi="Arial"/>
                 <w:sz w:val="20"/>
                 <w:szCs w:val="20"/>
                 <w:rtl w:val="0"/>
@@ -6218,7 +6422,6 @@
             </w:pPr>
             <w:r>
               <w:rPr>
-                <w:rFonts w:ascii="Arial" w:cs="Arial" w:eastAsia="Arial" w:hAnsi="Arial"/>
                 <w:sz w:val="20"/>
                 <w:szCs w:val="20"/>
                 <w:rtl w:val="0"/>
@@ -6291,7 +6494,6 @@
             </w:pPr>
             <w:r>
               <w:rPr>
-                <w:rFonts w:ascii="Arial" w:cs="Arial" w:eastAsia="Arial" w:hAnsi="Arial"/>
                 <w:sz w:val="20"/>
                 <w:szCs w:val="20"/>
                 <w:rtl w:val="0"/>
@@ -6333,7 +6535,6 @@
             </w:pPr>
             <w:r>
               <w:rPr>
-                <w:rFonts w:ascii="Arial" w:cs="Arial" w:eastAsia="Arial" w:hAnsi="Arial"/>
                 <w:sz w:val="20"/>
                 <w:szCs w:val="20"/>
                 <w:rtl w:val="0"/>
@@ -6406,7 +6607,232 @@
             </w:pPr>
             <w:r>
               <w:rPr>
-                <w:rFonts w:ascii="Arial" w:cs="Arial" w:eastAsia="Arial" w:hAnsi="Arial"/>
+                <w:sz w:val="20"/>
+                <w:szCs w:val="20"/>
+                <w:rtl w:val="0"/>
+              </w:rPr>
+              <w:t xml:space="preserve">—</w:t>
+            </w:r>
+            <w:r>
+              <w:rPr>
+                <w:rtl w:val="0"/>
+              </w:rPr>
+            </w:r>
+          </w:p>
+        </w:tc>
+      </w:tr>
+      <w:tr>
+        <w:trPr>
+          <w:cantSplit w:val="0"/>
+          <w:tblHeader w:val="0"/>
+        </w:trPr>
+        <w:tc>
+          <w:tcPr>
+            <w:tcBorders>
+              <w:top w:color="2e75b6" w:space="0" w:sz="4" w:val="single"/>
+              <w:left w:color="2e75b6" w:space="0" w:sz="4" w:val="single"/>
+              <w:bottom w:color="2e75b6" w:space="0" w:sz="4" w:val="single"/>
+              <w:right w:color="2e75b6" w:space="0" w:sz="4" w:val="single"/>
+            </w:tcBorders>
+            <w:tcMar>
+              <w:top w:w="80.0" w:type="dxa"/>
+              <w:left w:w="120.0" w:type="dxa"/>
+              <w:bottom w:w="80.0" w:type="dxa"/>
+              <w:right w:w="120.0" w:type="dxa"/>
+            </w:tcMar>
+          </w:tcPr>
+          <w:p>
+            <w:pPr>
+              <w:spacing w:after="80" w:before="80" w:lineRule="auto"/>
+              <w:rPr/>
+            </w:pPr>
+            <w:r>
+              <w:rPr>
+                <w:sz w:val="20"/>
+                <w:szCs w:val="20"/>
+                <w:rtl w:val="0"/>
+              </w:rPr>
+              <w:t xml:space="preserve">artikalId</w:t>
+            </w:r>
+            <w:r>
+              <w:rPr>
+                <w:rtl w:val="0"/>
+              </w:rPr>
+            </w:r>
+          </w:p>
+        </w:tc>
+        <w:tc>
+          <w:tcPr>
+            <w:tcBorders>
+              <w:top w:color="2e75b6" w:space="0" w:sz="4" w:val="single"/>
+              <w:left w:color="2e75b6" w:space="0" w:sz="4" w:val="single"/>
+              <w:bottom w:color="2e75b6" w:space="0" w:sz="4" w:val="single"/>
+              <w:right w:color="2e75b6" w:space="0" w:sz="4" w:val="single"/>
+            </w:tcBorders>
+            <w:tcMar>
+              <w:top w:w="80.0" w:type="dxa"/>
+              <w:left w:w="120.0" w:type="dxa"/>
+              <w:bottom w:w="80.0" w:type="dxa"/>
+              <w:right w:w="120.0" w:type="dxa"/>
+            </w:tcMar>
+          </w:tcPr>
+          <w:p>
+            <w:pPr>
+              <w:spacing w:after="80" w:before="80" w:lineRule="auto"/>
+              <w:rPr/>
+            </w:pPr>
+            <w:r>
+              <w:rPr>
+                <w:rFonts w:ascii="Courier New" w:cs="Courier New" w:eastAsia="Courier New" w:hAnsi="Courier New"/>
+                <w:color w:val="1f3864"/>
+                <w:sz w:val="20"/>
+                <w:szCs w:val="20"/>
+                <w:rtl w:val="0"/>
+              </w:rPr>
+              <w:t xml:space="preserve">int</w:t>
+            </w:r>
+            <w:r>
+              <w:rPr>
+                <w:rtl w:val="0"/>
+              </w:rPr>
+            </w:r>
+          </w:p>
+        </w:tc>
+        <w:tc>
+          <w:tcPr>
+            <w:tcBorders>
+              <w:top w:color="2e75b6" w:space="0" w:sz="4" w:val="single"/>
+              <w:left w:color="2e75b6" w:space="0" w:sz="4" w:val="single"/>
+              <w:bottom w:color="2e75b6" w:space="0" w:sz="4" w:val="single"/>
+              <w:right w:color="2e75b6" w:space="0" w:sz="4" w:val="single"/>
+            </w:tcBorders>
+            <w:tcMar>
+              <w:top w:w="80.0" w:type="dxa"/>
+              <w:left w:w="120.0" w:type="dxa"/>
+              <w:bottom w:w="80.0" w:type="dxa"/>
+              <w:right w:w="120.0" w:type="dxa"/>
+            </w:tcMar>
+          </w:tcPr>
+          <w:p>
+            <w:pPr>
+              <w:spacing w:after="80" w:before="80" w:lineRule="auto"/>
+              <w:rPr/>
+            </w:pPr>
+            <w:r>
+              <w:rPr>
+                <w:sz w:val="20"/>
+                <w:szCs w:val="20"/>
+                <w:rtl w:val="0"/>
+              </w:rPr>
+              <w:t xml:space="preserve">—</w:t>
+            </w:r>
+            <w:r>
+              <w:rPr>
+                <w:rtl w:val="0"/>
+              </w:rPr>
+            </w:r>
+          </w:p>
+        </w:tc>
+      </w:tr>
+      <w:tr>
+        <w:trPr>
+          <w:cantSplit w:val="0"/>
+          <w:tblHeader w:val="0"/>
+        </w:trPr>
+        <w:tc>
+          <w:tcPr>
+            <w:tcBorders>
+              <w:top w:color="2e75b6" w:space="0" w:sz="4" w:val="single"/>
+              <w:left w:color="2e75b6" w:space="0" w:sz="4" w:val="single"/>
+              <w:bottom w:color="2e75b6" w:space="0" w:sz="4" w:val="single"/>
+              <w:right w:color="2e75b6" w:space="0" w:sz="4" w:val="single"/>
+            </w:tcBorders>
+            <w:tcMar>
+              <w:top w:w="80.0" w:type="dxa"/>
+              <w:left w:w="120.0" w:type="dxa"/>
+              <w:bottom w:w="80.0" w:type="dxa"/>
+              <w:right w:w="120.0" w:type="dxa"/>
+            </w:tcMar>
+          </w:tcPr>
+          <w:p>
+            <w:pPr>
+              <w:spacing w:after="80" w:before="80" w:lineRule="auto"/>
+              <w:rPr/>
+            </w:pPr>
+            <w:r>
+              <w:rPr>
+                <w:sz w:val="20"/>
+                <w:szCs w:val="20"/>
+                <w:rtl w:val="0"/>
+              </w:rPr>
+              <w:t xml:space="preserve">korisnikId</w:t>
+            </w:r>
+            <w:r>
+              <w:rPr>
+                <w:rtl w:val="0"/>
+              </w:rPr>
+            </w:r>
+          </w:p>
+        </w:tc>
+        <w:tc>
+          <w:tcPr>
+            <w:tcBorders>
+              <w:top w:color="2e75b6" w:space="0" w:sz="4" w:val="single"/>
+              <w:left w:color="2e75b6" w:space="0" w:sz="4" w:val="single"/>
+              <w:bottom w:color="2e75b6" w:space="0" w:sz="4" w:val="single"/>
+              <w:right w:color="2e75b6" w:space="0" w:sz="4" w:val="single"/>
+            </w:tcBorders>
+            <w:tcMar>
+              <w:top w:w="80.0" w:type="dxa"/>
+              <w:left w:w="120.0" w:type="dxa"/>
+              <w:bottom w:w="80.0" w:type="dxa"/>
+              <w:right w:w="120.0" w:type="dxa"/>
+            </w:tcMar>
+          </w:tcPr>
+          <w:p>
+            <w:pPr>
+              <w:spacing w:after="80" w:before="80" w:lineRule="auto"/>
+              <w:rPr/>
+            </w:pPr>
+            <w:r>
+              <w:rPr>
+                <w:rFonts w:ascii="Courier New" w:cs="Courier New" w:eastAsia="Courier New" w:hAnsi="Courier New"/>
+                <w:color w:val="1f3864"/>
+                <w:sz w:val="20"/>
+                <w:szCs w:val="20"/>
+                <w:rtl w:val="0"/>
+              </w:rPr>
+              <w:t xml:space="preserve">int</w:t>
+            </w:r>
+            <w:r>
+              <w:rPr>
+                <w:rtl w:val="0"/>
+              </w:rPr>
+            </w:r>
+          </w:p>
+        </w:tc>
+        <w:tc>
+          <w:tcPr>
+            <w:tcBorders>
+              <w:top w:color="2e75b6" w:space="0" w:sz="4" w:val="single"/>
+              <w:left w:color="2e75b6" w:space="0" w:sz="4" w:val="single"/>
+              <w:bottom w:color="2e75b6" w:space="0" w:sz="4" w:val="single"/>
+              <w:right w:color="2e75b6" w:space="0" w:sz="4" w:val="single"/>
+            </w:tcBorders>
+            <w:tcMar>
+              <w:top w:w="80.0" w:type="dxa"/>
+              <w:left w:w="120.0" w:type="dxa"/>
+              <w:bottom w:w="80.0" w:type="dxa"/>
+              <w:right w:w="120.0" w:type="dxa"/>
+            </w:tcMar>
+          </w:tcPr>
+          <w:p>
+            <w:pPr>
+              <w:spacing w:after="80" w:before="80" w:lineRule="auto"/>
+              <w:rPr/>
+            </w:pPr>
+            <w:r>
+              <w:rPr>
                 <w:sz w:val="20"/>
                 <w:szCs w:val="20"/>
                 <w:rtl w:val="0"/>
@@ -6424,7 +6850,8 @@
     </w:tbl>
     <w:p>
       <w:pPr>
-        <w:spacing w:after="60" w:before="240" w:lineRule="auto"/>
+        <w:spacing w:after="40" w:before="40" w:lineRule="auto"/>
+        <w:ind w:left="0" w:firstLine="0"/>
         <w:rPr/>
       </w:pPr>
       <w:r>
@@ -6460,6 +6887,7 @@
       <w:tr>
         <w:trPr>
           <w:cantSplit w:val="0"/>
+          <w:trHeight w:val="628.974609375" w:hRule="atLeast"/>
           <w:tblHeader w:val="0"/>
         </w:trPr>
         <w:tc>
@@ -6492,7 +6920,7 @@
                 <w:szCs w:val="26"/>
                 <w:rtl w:val="0"/>
               </w:rPr>
-              <w:t xml:space="preserve">Klasa: Filter</w:t>
+              <w:t xml:space="preserve">Klasa: Primjedba</w:t>
             </w:r>
             <w:r>
               <w:rPr>
@@ -6549,7 +6977,7 @@
           <w:szCs w:val="20"/>
           <w:rtl w:val="0"/>
         </w:rPr>
-        <w:t xml:space="preserve">(FZ06: Pregled i sortiranje oglasa)</w:t>
+        <w:t xml:space="preserve">(FZ07: Moderacija artikala i korisnika)</w:t>
       </w:r>
       <w:r>
         <w:rPr>
@@ -6779,7 +7207,7 @@
                 <w:szCs w:val="20"/>
                 <w:rtl w:val="0"/>
               </w:rPr>
-              <w:t xml:space="preserve">filterId</w:t>
+              <w:t xml:space="preserve">primjedbaId</w:t>
             </w:r>
             <w:r>
               <w:rPr>
@@ -6894,7 +7322,7 @@
                 <w:szCs w:val="20"/>
                 <w:rtl w:val="0"/>
               </w:rPr>
-              <w:t xml:space="preserve">minCijena</w:t>
+              <w:t xml:space="preserve">sadrzaj</w:t>
             </w:r>
             <w:r>
               <w:rPr>
@@ -6931,7 +7359,7 @@
                 <w:szCs w:val="20"/>
                 <w:rtl w:val="0"/>
               </w:rPr>
-              <w:t xml:space="preserve">double</w:t>
+              <w:t xml:space="preserve">String</w:t>
             </w:r>
             <w:r>
               <w:rPr>
@@ -7009,7 +7437,7 @@
                 <w:szCs w:val="20"/>
                 <w:rtl w:val="0"/>
               </w:rPr>
-              <w:t xml:space="preserve">maxCijena</w:t>
+              <w:t xml:space="preserve">datumPrimjedbe</w:t>
             </w:r>
             <w:r>
               <w:rPr>
@@ -7046,7 +7474,7 @@
                 <w:szCs w:val="20"/>
                 <w:rtl w:val="0"/>
               </w:rPr>
-              <w:t xml:space="preserve">double</w:t>
+              <w:t xml:space="preserve">Date</w:t>
             </w:r>
             <w:r>
               <w:rPr>
@@ -7124,7 +7552,7 @@
                 <w:szCs w:val="20"/>
                 <w:rtl w:val="0"/>
               </w:rPr>
-              <w:t xml:space="preserve">tipUsluge</w:t>
+              <w:t xml:space="preserve">validna</w:t>
             </w:r>
             <w:r>
               <w:rPr>
@@ -7161,59 +7589,43 @@
                 <w:szCs w:val="20"/>
                 <w:rtl w:val="0"/>
               </w:rPr>
-              <w:t xml:space="preserve">TipArtiklaEnum</w:t>
-            </w:r>
-            <w:r>
-              <w:rPr>
-                <w:rtl w:val="0"/>
-              </w:rPr>
-            </w:r>
-          </w:p>
-        </w:tc>
-        <w:tc>
-          <w:tcPr>
-            <w:tcBorders>
-              <w:top w:color="2e75b6" w:space="0" w:sz="4" w:val="single"/>
-              <w:left w:color="2e75b6" w:space="0" w:sz="4" w:val="single"/>
-              <w:bottom w:color="2e75b6" w:space="0" w:sz="4" w:val="single"/>
-              <w:right w:color="2e75b6" w:space="0" w:sz="4" w:val="single"/>
-            </w:tcBorders>
-            <w:tcMar>
-              <w:top w:w="80.0" w:type="dxa"/>
-              <w:left w:w="120.0" w:type="dxa"/>
-              <w:bottom w:w="80.0" w:type="dxa"/>
-              <w:right w:w="120.0" w:type="dxa"/>
-            </w:tcMar>
-          </w:tcPr>
-          <w:p>
-            <w:pPr>
-              <w:spacing w:after="80" w:before="80" w:lineRule="auto"/>
-              <w:rPr/>
-            </w:pPr>
-            <w:sdt>
-              <w:sdtPr>
-                <w:id w:val="1657461238"/>
-                <w:tag w:val="goog_rdk_4"/>
-              </w:sdtPr>
-              <w:sdtContent>
-                <w:r>
-                  <w:rPr>
-                    <w:rFonts w:ascii="Arial Unicode MS" w:cs="Arial Unicode MS" w:eastAsia="Arial Unicode MS" w:hAnsi="Arial Unicode MS"/>
-                    <w:sz w:val="20"/>
-                    <w:szCs w:val="20"/>
-                    <w:rtl w:val="0"/>
-                  </w:rPr>
-                  <w:t xml:space="preserve">✔ Atribut je enumera</w:t>
-                </w:r>
-              </w:sdtContent>
-            </w:sdt>
-            <w:r>
-              <w:rPr>
-                <w:sz w:val="20"/>
-                <w:szCs w:val="20"/>
-                <w:rtl w:val="0"/>
-              </w:rPr>
-              <w:t xml:space="preserve">cija</w:t>
+              <w:t xml:space="preserve">boolean</w:t>
+            </w:r>
+            <w:r>
+              <w:rPr>
+                <w:rtl w:val="0"/>
+              </w:rPr>
+            </w:r>
+          </w:p>
+        </w:tc>
+        <w:tc>
+          <w:tcPr>
+            <w:tcBorders>
+              <w:top w:color="2e75b6" w:space="0" w:sz="4" w:val="single"/>
+              <w:left w:color="2e75b6" w:space="0" w:sz="4" w:val="single"/>
+              <w:bottom w:color="2e75b6" w:space="0" w:sz="4" w:val="single"/>
+              <w:right w:color="2e75b6" w:space="0" w:sz="4" w:val="single"/>
+            </w:tcBorders>
+            <w:tcMar>
+              <w:top w:w="80.0" w:type="dxa"/>
+              <w:left w:w="120.0" w:type="dxa"/>
+              <w:bottom w:w="80.0" w:type="dxa"/>
+              <w:right w:w="120.0" w:type="dxa"/>
+            </w:tcMar>
+          </w:tcPr>
+          <w:p>
+            <w:pPr>
+              <w:spacing w:after="80" w:before="80" w:lineRule="auto"/>
+              <w:rPr/>
+            </w:pPr>
+            <w:r>
+              <w:rPr>
+                <w:rFonts w:ascii="Arial" w:cs="Arial" w:eastAsia="Arial" w:hAnsi="Arial"/>
+                <w:sz w:val="20"/>
+                <w:szCs w:val="20"/>
+                <w:rtl w:val="0"/>
+              </w:rPr>
+              <w:t xml:space="preserve">—</w:t>
             </w:r>
             <w:r>
               <w:rPr>
@@ -7255,7 +7667,7 @@
                 <w:szCs w:val="20"/>
                 <w:rtl w:val="0"/>
               </w:rPr>
-              <w:t xml:space="preserve">sortiranje</w:t>
+              <w:t xml:space="preserve">artikalId</w:t>
             </w:r>
             <w:r>
               <w:rPr>
@@ -7292,59 +7704,158 @@
                 <w:szCs w:val="20"/>
                 <w:rtl w:val="0"/>
               </w:rPr>
-              <w:t xml:space="preserve">SortEnum</w:t>
-            </w:r>
-            <w:r>
-              <w:rPr>
-                <w:rtl w:val="0"/>
-              </w:rPr>
-            </w:r>
-          </w:p>
-        </w:tc>
-        <w:tc>
-          <w:tcPr>
-            <w:tcBorders>
-              <w:top w:color="2e75b6" w:space="0" w:sz="4" w:val="single"/>
-              <w:left w:color="2e75b6" w:space="0" w:sz="4" w:val="single"/>
-              <w:bottom w:color="2e75b6" w:space="0" w:sz="4" w:val="single"/>
-              <w:right w:color="2e75b6" w:space="0" w:sz="4" w:val="single"/>
-            </w:tcBorders>
-            <w:tcMar>
-              <w:top w:w="80.0" w:type="dxa"/>
-              <w:left w:w="120.0" w:type="dxa"/>
-              <w:bottom w:w="80.0" w:type="dxa"/>
-              <w:right w:w="120.0" w:type="dxa"/>
-            </w:tcMar>
-          </w:tcPr>
-          <w:p>
-            <w:pPr>
-              <w:spacing w:after="80" w:before="80" w:lineRule="auto"/>
-              <w:rPr/>
-            </w:pPr>
-            <w:sdt>
-              <w:sdtPr>
-                <w:id w:val="-2089045673"/>
-                <w:tag w:val="goog_rdk_5"/>
-              </w:sdtPr>
-              <w:sdtContent>
-                <w:r>
-                  <w:rPr>
-                    <w:rFonts w:ascii="Arial Unicode MS" w:cs="Arial Unicode MS" w:eastAsia="Arial Unicode MS" w:hAnsi="Arial Unicode MS"/>
-                    <w:sz w:val="20"/>
-                    <w:szCs w:val="20"/>
-                    <w:rtl w:val="0"/>
-                  </w:rPr>
-                  <w:t xml:space="preserve">✔ Atribut je enumer</w:t>
-                </w:r>
-              </w:sdtContent>
-            </w:sdt>
-            <w:r>
-              <w:rPr>
-                <w:sz w:val="20"/>
-                <w:szCs w:val="20"/>
-                <w:rtl w:val="0"/>
-              </w:rPr>
-              <w:t xml:space="preserve">acija</w:t>
+              <w:t xml:space="preserve">int</w:t>
+            </w:r>
+            <w:r>
+              <w:rPr>
+                <w:rtl w:val="0"/>
+              </w:rPr>
+            </w:r>
+          </w:p>
+        </w:tc>
+        <w:tc>
+          <w:tcPr>
+            <w:tcBorders>
+              <w:top w:color="2e75b6" w:space="0" w:sz="4" w:val="single"/>
+              <w:left w:color="2e75b6" w:space="0" w:sz="4" w:val="single"/>
+              <w:bottom w:color="2e75b6" w:space="0" w:sz="4" w:val="single"/>
+              <w:right w:color="2e75b6" w:space="0" w:sz="4" w:val="single"/>
+            </w:tcBorders>
+            <w:tcMar>
+              <w:top w:w="80.0" w:type="dxa"/>
+              <w:left w:w="120.0" w:type="dxa"/>
+              <w:bottom w:w="80.0" w:type="dxa"/>
+              <w:right w:w="120.0" w:type="dxa"/>
+            </w:tcMar>
+          </w:tcPr>
+          <w:p>
+            <w:pPr>
+              <w:spacing w:after="80" w:before="80" w:lineRule="auto"/>
+              <w:rPr/>
+            </w:pPr>
+            <w:r>
+              <w:rPr>
+                <w:rFonts w:ascii="Arial" w:cs="Arial" w:eastAsia="Arial" w:hAnsi="Arial"/>
+                <w:sz w:val="20"/>
+                <w:szCs w:val="20"/>
+                <w:rtl w:val="0"/>
+              </w:rPr>
+              <w:t xml:space="preserve">—</w:t>
+            </w:r>
+            <w:r>
+              <w:rPr>
+                <w:rtl w:val="0"/>
+              </w:rPr>
+            </w:r>
+          </w:p>
+        </w:tc>
+      </w:tr>
+      <w:tr>
+        <w:trPr>
+          <w:cantSplit w:val="0"/>
+          <w:tblHeader w:val="0"/>
+        </w:trPr>
+        <w:tc>
+          <w:tcPr>
+            <w:tcBorders>
+              <w:top w:color="2e75b6" w:space="0" w:sz="4" w:val="single"/>
+              <w:left w:color="2e75b6" w:space="0" w:sz="4" w:val="single"/>
+              <w:bottom w:color="2e75b6" w:space="0" w:sz="4" w:val="single"/>
+              <w:right w:color="2e75b6" w:space="0" w:sz="4" w:val="single"/>
+            </w:tcBorders>
+            <w:tcMar>
+              <w:top w:w="80.0" w:type="dxa"/>
+              <w:left w:w="120.0" w:type="dxa"/>
+              <w:bottom w:w="80.0" w:type="dxa"/>
+              <w:right w:w="120.0" w:type="dxa"/>
+            </w:tcMar>
+          </w:tcPr>
+          <w:p>
+            <w:pPr>
+              <w:spacing w:after="80" w:before="80" w:lineRule="auto"/>
+              <w:rPr/>
+            </w:pPr>
+            <w:r>
+              <w:rPr>
+                <w:rFonts w:ascii="Arial" w:cs="Arial" w:eastAsia="Arial" w:hAnsi="Arial"/>
+                <w:sz w:val="20"/>
+                <w:szCs w:val="20"/>
+                <w:rtl w:val="0"/>
+              </w:rPr>
+              <w:t xml:space="preserve">korisnikId</w:t>
+            </w:r>
+            <w:r>
+              <w:rPr>
+                <w:rtl w:val="0"/>
+              </w:rPr>
+            </w:r>
+          </w:p>
+        </w:tc>
+        <w:tc>
+          <w:tcPr>
+            <w:tcBorders>
+              <w:top w:color="2e75b6" w:space="0" w:sz="4" w:val="single"/>
+              <w:left w:color="2e75b6" w:space="0" w:sz="4" w:val="single"/>
+              <w:bottom w:color="2e75b6" w:space="0" w:sz="4" w:val="single"/>
+              <w:right w:color="2e75b6" w:space="0" w:sz="4" w:val="single"/>
+            </w:tcBorders>
+            <w:tcMar>
+              <w:top w:w="80.0" w:type="dxa"/>
+              <w:left w:w="120.0" w:type="dxa"/>
+              <w:bottom w:w="80.0" w:type="dxa"/>
+              <w:right w:w="120.0" w:type="dxa"/>
+            </w:tcMar>
+          </w:tcPr>
+          <w:p>
+            <w:pPr>
+              <w:spacing w:after="80" w:before="80" w:lineRule="auto"/>
+              <w:rPr/>
+            </w:pPr>
+            <w:r>
+              <w:rPr>
+                <w:rFonts w:ascii="Courier New" w:cs="Courier New" w:eastAsia="Courier New" w:hAnsi="Courier New"/>
+                <w:color w:val="1f3864"/>
+                <w:sz w:val="20"/>
+                <w:szCs w:val="20"/>
+                <w:rtl w:val="0"/>
+              </w:rPr>
+              <w:t xml:space="preserve">int</w:t>
+            </w:r>
+            <w:r>
+              <w:rPr>
+                <w:rtl w:val="0"/>
+              </w:rPr>
+            </w:r>
+          </w:p>
+        </w:tc>
+        <w:tc>
+          <w:tcPr>
+            <w:tcBorders>
+              <w:top w:color="2e75b6" w:space="0" w:sz="4" w:val="single"/>
+              <w:left w:color="2e75b6" w:space="0" w:sz="4" w:val="single"/>
+              <w:bottom w:color="2e75b6" w:space="0" w:sz="4" w:val="single"/>
+              <w:right w:color="2e75b6" w:space="0" w:sz="4" w:val="single"/>
+            </w:tcBorders>
+            <w:tcMar>
+              <w:top w:w="80.0" w:type="dxa"/>
+              <w:left w:w="120.0" w:type="dxa"/>
+              <w:bottom w:w="80.0" w:type="dxa"/>
+              <w:right w:w="120.0" w:type="dxa"/>
+            </w:tcMar>
+          </w:tcPr>
+          <w:p>
+            <w:pPr>
+              <w:spacing w:after="80" w:before="80" w:lineRule="auto"/>
+              <w:rPr/>
+            </w:pPr>
+            <w:r>
+              <w:rPr>
+                <w:rFonts w:ascii="Arial" w:cs="Arial" w:eastAsia="Arial" w:hAnsi="Arial"/>
+                <w:sz w:val="20"/>
+                <w:szCs w:val="20"/>
+                <w:rtl w:val="0"/>
+              </w:rPr>
+              <w:t xml:space="preserve">—</w:t>
             </w:r>
             <w:r>
               <w:rPr>
@@ -7425,7 +7936,7 @@
                 <w:szCs w:val="26"/>
                 <w:rtl w:val="0"/>
               </w:rPr>
-              <w:t xml:space="preserve">Klasa: Primjedba</w:t>
+              <w:t xml:space="preserve">Klasa: ZahtjevZaUklanjanje</w:t>
             </w:r>
             <w:r>
               <w:rPr>
@@ -7483,6 +7994,27 @@
           <w:rtl w:val="0"/>
         </w:rPr>
         <w:t xml:space="preserve">(FZ07: Moderacija artikala i korisnika)</w:t>
+      </w:r>
+      <w:r>
+        <w:rPr>
+          <w:rtl w:val="0"/>
+        </w:rPr>
+      </w:r>
+    </w:p>
+    <w:p>
+      <w:pPr>
+        <w:spacing w:after="40" w:before="40" w:lineRule="auto"/>
+        <w:ind w:left="360" w:firstLine="0"/>
+        <w:rPr/>
+      </w:pPr>
+      <w:r>
+        <w:rPr>
+          <w:rFonts w:ascii="Arial" w:cs="Arial" w:eastAsia="Arial" w:hAnsi="Arial"/>
+          <w:sz w:val="20"/>
+          <w:szCs w:val="20"/>
+          <w:rtl w:val="0"/>
+        </w:rPr>
+        <w:t xml:space="preserve">(FZ08: Administracija (uklanjanje objava))</w:t>
       </w:r>
       <w:r>
         <w:rPr>
@@ -7712,7 +8244,7 @@
                 <w:szCs w:val="20"/>
                 <w:rtl w:val="0"/>
               </w:rPr>
-              <w:t xml:space="preserve">primjedbaId</w:t>
+              <w:t xml:space="preserve">zahtjevId</w:t>
             </w:r>
             <w:r>
               <w:rPr>
@@ -7827,7 +8359,7 @@
                 <w:szCs w:val="20"/>
                 <w:rtl w:val="0"/>
               </w:rPr>
-              <w:t xml:space="preserve">sadrzaj</w:t>
+              <w:t xml:space="preserve">razlog</w:t>
             </w:r>
             <w:r>
               <w:rPr>
@@ -7942,7 +8474,7 @@
                 <w:szCs w:val="20"/>
                 <w:rtl w:val="0"/>
               </w:rPr>
-              <w:t xml:space="preserve">datumPrimjedbe</w:t>
+              <w:t xml:space="preserve">datumZahtjeva</w:t>
             </w:r>
             <w:r>
               <w:rPr>
@@ -8057,7 +8589,7 @@
                 <w:szCs w:val="20"/>
                 <w:rtl w:val="0"/>
               </w:rPr>
-              <w:t xml:space="preserve">validna</w:t>
+              <w:t xml:space="preserve">status</w:t>
             </w:r>
             <w:r>
               <w:rPr>
@@ -8094,15 +8626,73 @@
                 <w:szCs w:val="20"/>
                 <w:rtl w:val="0"/>
               </w:rPr>
-              <w:t xml:space="preserve">boolean</w:t>
-            </w:r>
-            <w:r>
-              <w:rPr>
-                <w:rtl w:val="0"/>
-              </w:rPr>
-            </w:r>
-          </w:p>
-        </w:tc>
+              <w:t xml:space="preserve">StatusZahtjevaEnum</w:t>
+            </w:r>
+            <w:r>
+              <w:rPr>
+                <w:rtl w:val="0"/>
+              </w:rPr>
+            </w:r>
+          </w:p>
+        </w:tc>
+        <w:tc>
+          <w:tcPr>
+            <w:tcBorders>
+              <w:top w:color="2e75b6" w:space="0" w:sz="4" w:val="single"/>
+              <w:left w:color="2e75b6" w:space="0" w:sz="4" w:val="single"/>
+              <w:bottom w:color="2e75b6" w:space="0" w:sz="4" w:val="single"/>
+              <w:right w:color="2e75b6" w:space="0" w:sz="4" w:val="single"/>
+            </w:tcBorders>
+            <w:tcMar>
+              <w:top w:w="80.0" w:type="dxa"/>
+              <w:left w:w="120.0" w:type="dxa"/>
+              <w:bottom w:w="80.0" w:type="dxa"/>
+              <w:right w:w="120.0" w:type="dxa"/>
+            </w:tcMar>
+          </w:tcPr>
+          <w:p>
+            <w:pPr>
+              <w:spacing w:after="80" w:before="80" w:lineRule="auto"/>
+              <w:rPr/>
+            </w:pPr>
+            <w:sdt>
+              <w:sdtPr>
+                <w:id w:val="1167407886"/>
+                <w:tag w:val="goog_rdk_4"/>
+              </w:sdtPr>
+              <w:sdtContent>
+                <w:r>
+                  <w:rPr>
+                    <w:rFonts w:ascii="Arial Unicode MS" w:cs="Arial Unicode MS" w:eastAsia="Arial Unicode MS" w:hAnsi="Arial Unicode MS"/>
+                    <w:sz w:val="20"/>
+                    <w:szCs w:val="20"/>
+                    <w:rtl w:val="0"/>
+                  </w:rPr>
+                  <w:t xml:space="preserve">✔ Atribut je </w:t>
+                </w:r>
+              </w:sdtContent>
+            </w:sdt>
+            <w:r>
+              <w:rPr>
+                <w:sz w:val="20"/>
+                <w:szCs w:val="20"/>
+                <w:rtl w:val="0"/>
+              </w:rPr>
+              <w:t xml:space="preserve">enumeracija</w:t>
+            </w:r>
+            <w:r>
+              <w:rPr>
+                <w:rtl w:val="0"/>
+              </w:rPr>
+            </w:r>
+          </w:p>
+        </w:tc>
+      </w:tr>
+      <w:tr>
+        <w:trPr>
+          <w:cantSplit w:val="0"/>
+          <w:tblHeader w:val="0"/>
+        </w:trPr>
         <w:tc>
           <w:tcPr>
             <w:tcBorders>
@@ -8130,12 +8720,315 @@
                 <w:szCs w:val="20"/>
                 <w:rtl w:val="0"/>
               </w:rPr>
+              <w:t xml:space="preserve">artikalId</w:t>
+            </w:r>
+            <w:r>
+              <w:rPr>
+                <w:rtl w:val="0"/>
+              </w:rPr>
+            </w:r>
+          </w:p>
+        </w:tc>
+        <w:tc>
+          <w:tcPr>
+            <w:tcBorders>
+              <w:top w:color="2e75b6" w:space="0" w:sz="4" w:val="single"/>
+              <w:left w:color="2e75b6" w:space="0" w:sz="4" w:val="single"/>
+              <w:bottom w:color="2e75b6" w:space="0" w:sz="4" w:val="single"/>
+              <w:right w:color="2e75b6" w:space="0" w:sz="4" w:val="single"/>
+            </w:tcBorders>
+            <w:tcMar>
+              <w:top w:w="80.0" w:type="dxa"/>
+              <w:left w:w="120.0" w:type="dxa"/>
+              <w:bottom w:w="80.0" w:type="dxa"/>
+              <w:right w:w="120.0" w:type="dxa"/>
+            </w:tcMar>
+          </w:tcPr>
+          <w:p>
+            <w:pPr>
+              <w:spacing w:after="80" w:before="80" w:lineRule="auto"/>
+              <w:rPr/>
+            </w:pPr>
+            <w:r>
+              <w:rPr>
+                <w:rFonts w:ascii="Courier New" w:cs="Courier New" w:eastAsia="Courier New" w:hAnsi="Courier New"/>
+                <w:color w:val="1f3864"/>
+                <w:sz w:val="20"/>
+                <w:szCs w:val="20"/>
+                <w:rtl w:val="0"/>
+              </w:rPr>
+              <w:t xml:space="preserve">int</w:t>
+            </w:r>
+            <w:r>
+              <w:rPr>
+                <w:rtl w:val="0"/>
+              </w:rPr>
+            </w:r>
+          </w:p>
+        </w:tc>
+        <w:tc>
+          <w:tcPr>
+            <w:tcBorders>
+              <w:top w:color="2e75b6" w:space="0" w:sz="4" w:val="single"/>
+              <w:left w:color="2e75b6" w:space="0" w:sz="4" w:val="single"/>
+              <w:bottom w:color="2e75b6" w:space="0" w:sz="4" w:val="single"/>
+              <w:right w:color="2e75b6" w:space="0" w:sz="4" w:val="single"/>
+            </w:tcBorders>
+            <w:tcMar>
+              <w:top w:w="80.0" w:type="dxa"/>
+              <w:left w:w="120.0" w:type="dxa"/>
+              <w:bottom w:w="80.0" w:type="dxa"/>
+              <w:right w:w="120.0" w:type="dxa"/>
+            </w:tcMar>
+          </w:tcPr>
+          <w:p>
+            <w:pPr>
+              <w:spacing w:after="80" w:before="80" w:lineRule="auto"/>
+              <w:rPr/>
+            </w:pPr>
+            <w:r>
+              <w:rPr>
+                <w:rFonts w:ascii="Arial" w:cs="Arial" w:eastAsia="Arial" w:hAnsi="Arial"/>
+                <w:sz w:val="20"/>
+                <w:szCs w:val="20"/>
+                <w:rtl w:val="0"/>
+              </w:rPr>
               <w:t xml:space="preserve">—</w:t>
             </w:r>
             <w:r>
               <w:rPr>
                 <w:rtl w:val="0"/>
               </w:rPr>
+            </w:r>
+          </w:p>
+        </w:tc>
+      </w:tr>
+      <w:tr>
+        <w:trPr>
+          <w:cantSplit w:val="0"/>
+          <w:tblHeader w:val="0"/>
+        </w:trPr>
+        <w:tc>
+          <w:tcPr>
+            <w:tcBorders>
+              <w:top w:color="2e75b6" w:space="0" w:sz="4" w:val="single"/>
+              <w:left w:color="2e75b6" w:space="0" w:sz="4" w:val="single"/>
+              <w:bottom w:color="2e75b6" w:space="0" w:sz="4" w:val="single"/>
+              <w:right w:color="2e75b6" w:space="0" w:sz="4" w:val="single"/>
+            </w:tcBorders>
+            <w:tcMar>
+              <w:top w:w="80.0" w:type="dxa"/>
+              <w:left w:w="120.0" w:type="dxa"/>
+              <w:bottom w:w="80.0" w:type="dxa"/>
+              <w:right w:w="120.0" w:type="dxa"/>
+            </w:tcMar>
+          </w:tcPr>
+          <w:p>
+            <w:pPr>
+              <w:spacing w:after="80" w:before="80" w:lineRule="auto"/>
+              <w:rPr/>
+            </w:pPr>
+            <w:r>
+              <w:rPr>
+                <w:rFonts w:ascii="Arial" w:cs="Arial" w:eastAsia="Arial" w:hAnsi="Arial"/>
+                <w:sz w:val="20"/>
+                <w:szCs w:val="20"/>
+                <w:rtl w:val="0"/>
+              </w:rPr>
+              <w:t xml:space="preserve">korisnikId</w:t>
+            </w:r>
+            <w:r>
+              <w:rPr>
+                <w:rtl w:val="0"/>
+              </w:rPr>
+            </w:r>
+          </w:p>
+        </w:tc>
+        <w:tc>
+          <w:tcPr>
+            <w:tcBorders>
+              <w:top w:color="2e75b6" w:space="0" w:sz="4" w:val="single"/>
+              <w:left w:color="2e75b6" w:space="0" w:sz="4" w:val="single"/>
+              <w:bottom w:color="2e75b6" w:space="0" w:sz="4" w:val="single"/>
+              <w:right w:color="2e75b6" w:space="0" w:sz="4" w:val="single"/>
+            </w:tcBorders>
+            <w:tcMar>
+              <w:top w:w="80.0" w:type="dxa"/>
+              <w:left w:w="120.0" w:type="dxa"/>
+              <w:bottom w:w="80.0" w:type="dxa"/>
+              <w:right w:w="120.0" w:type="dxa"/>
+            </w:tcMar>
+          </w:tcPr>
+          <w:p>
+            <w:pPr>
+              <w:spacing w:after="80" w:before="80" w:lineRule="auto"/>
+              <w:rPr/>
+            </w:pPr>
+            <w:r>
+              <w:rPr>
+                <w:rFonts w:ascii="Courier New" w:cs="Courier New" w:eastAsia="Courier New" w:hAnsi="Courier New"/>
+                <w:color w:val="1f3864"/>
+                <w:sz w:val="20"/>
+                <w:szCs w:val="20"/>
+                <w:rtl w:val="0"/>
+              </w:rPr>
+              <w:t xml:space="preserve">int</w:t>
+            </w:r>
+            <w:r>
+              <w:rPr>
+                <w:rtl w:val="0"/>
+              </w:rPr>
+            </w:r>
+          </w:p>
+        </w:tc>
+        <w:tc>
+          <w:tcPr>
+            <w:tcBorders>
+              <w:top w:color="2e75b6" w:space="0" w:sz="4" w:val="single"/>
+              <w:left w:color="2e75b6" w:space="0" w:sz="4" w:val="single"/>
+              <w:bottom w:color="2e75b6" w:space="0" w:sz="4" w:val="single"/>
+              <w:right w:color="2e75b6" w:space="0" w:sz="4" w:val="single"/>
+            </w:tcBorders>
+            <w:tcMar>
+              <w:top w:w="80.0" w:type="dxa"/>
+              <w:left w:w="120.0" w:type="dxa"/>
+              <w:bottom w:w="80.0" w:type="dxa"/>
+              <w:right w:w="120.0" w:type="dxa"/>
+            </w:tcMar>
+          </w:tcPr>
+          <w:p>
+            <w:pPr>
+              <w:spacing w:after="80" w:before="80" w:lineRule="auto"/>
+              <w:rPr/>
+            </w:pPr>
+            <w:r>
+              <w:rPr>
+                <w:rFonts w:ascii="Arial" w:cs="Arial" w:eastAsia="Arial" w:hAnsi="Arial"/>
+                <w:sz w:val="20"/>
+                <w:szCs w:val="20"/>
+                <w:rtl w:val="0"/>
+              </w:rPr>
+              <w:t xml:space="preserve">—</w:t>
+            </w:r>
+            <w:r>
+              <w:rPr>
+                <w:rtl w:val="0"/>
+              </w:rPr>
+            </w:r>
+          </w:p>
+        </w:tc>
+      </w:tr>
+      <w:tr>
+        <w:trPr>
+          <w:cantSplit w:val="0"/>
+          <w:tblHeader w:val="0"/>
+        </w:trPr>
+        <w:tc>
+          <w:tcPr>
+            <w:tcBorders>
+              <w:top w:color="2e75b6" w:space="0" w:sz="4" w:val="single"/>
+              <w:left w:color="2e75b6" w:space="0" w:sz="4" w:val="single"/>
+              <w:bottom w:color="2e75b6" w:space="0" w:sz="4" w:val="single"/>
+              <w:right w:color="2e75b6" w:space="0" w:sz="4" w:val="single"/>
+            </w:tcBorders>
+            <w:tcMar>
+              <w:top w:w="80.0" w:type="dxa"/>
+              <w:left w:w="120.0" w:type="dxa"/>
+              <w:bottom w:w="80.0" w:type="dxa"/>
+              <w:right w:w="120.0" w:type="dxa"/>
+            </w:tcMar>
+          </w:tcPr>
+          <w:p>
+            <w:pPr>
+              <w:spacing w:after="80" w:before="80" w:lineRule="auto"/>
+              <w:rPr>
+                <w:rFonts w:ascii="Arial" w:cs="Arial" w:eastAsia="Arial" w:hAnsi="Arial"/>
+                <w:sz w:val="20"/>
+                <w:szCs w:val="20"/>
+              </w:rPr>
+            </w:pPr>
+            <w:r>
+              <w:rPr>
+                <w:sz w:val="20"/>
+                <w:szCs w:val="20"/>
+                <w:rtl w:val="0"/>
+              </w:rPr>
+              <w:t xml:space="preserve">adminModeratorId</w:t>
+            </w:r>
+            <w:r>
+              <w:rPr>
+                <w:rtl w:val="0"/>
+              </w:rPr>
+            </w:r>
+          </w:p>
+        </w:tc>
+        <w:tc>
+          <w:tcPr>
+            <w:tcBorders>
+              <w:top w:color="2e75b6" w:space="0" w:sz="4" w:val="single"/>
+              <w:left w:color="2e75b6" w:space="0" w:sz="4" w:val="single"/>
+              <w:bottom w:color="2e75b6" w:space="0" w:sz="4" w:val="single"/>
+              <w:right w:color="2e75b6" w:space="0" w:sz="4" w:val="single"/>
+            </w:tcBorders>
+            <w:tcMar>
+              <w:top w:w="80.0" w:type="dxa"/>
+              <w:left w:w="120.0" w:type="dxa"/>
+              <w:bottom w:w="80.0" w:type="dxa"/>
+              <w:right w:w="120.0" w:type="dxa"/>
+            </w:tcMar>
+          </w:tcPr>
+          <w:p>
+            <w:pPr>
+              <w:spacing w:after="80" w:before="80" w:lineRule="auto"/>
+              <w:rPr>
+                <w:rFonts w:ascii="Courier New" w:cs="Courier New" w:eastAsia="Courier New" w:hAnsi="Courier New"/>
+                <w:color w:val="1f3864"/>
+                <w:sz w:val="20"/>
+                <w:szCs w:val="20"/>
+              </w:rPr>
+            </w:pPr>
+            <w:r>
+              <w:rPr>
+                <w:rFonts w:ascii="Courier New" w:cs="Courier New" w:eastAsia="Courier New" w:hAnsi="Courier New"/>
+                <w:color w:val="1f3864"/>
+                <w:sz w:val="20"/>
+                <w:szCs w:val="20"/>
+                <w:rtl w:val="0"/>
+              </w:rPr>
+              <w:t xml:space="preserve">int</w:t>
+            </w:r>
+          </w:p>
+        </w:tc>
+        <w:tc>
+          <w:tcPr>
+            <w:tcBorders>
+              <w:top w:color="2e75b6" w:space="0" w:sz="4" w:val="single"/>
+              <w:left w:color="2e75b6" w:space="0" w:sz="4" w:val="single"/>
+              <w:bottom w:color="2e75b6" w:space="0" w:sz="4" w:val="single"/>
+              <w:right w:color="2e75b6" w:space="0" w:sz="4" w:val="single"/>
+            </w:tcBorders>
+            <w:tcMar>
+              <w:top w:w="80.0" w:type="dxa"/>
+              <w:left w:w="120.0" w:type="dxa"/>
+              <w:bottom w:w="80.0" w:type="dxa"/>
+              <w:right w:w="120.0" w:type="dxa"/>
+            </w:tcMar>
+          </w:tcPr>
+          <w:p>
+            <w:pPr>
+              <w:spacing w:after="80" w:before="80" w:lineRule="auto"/>
+              <w:rPr>
+                <w:sz w:val="20"/>
+                <w:szCs w:val="20"/>
+              </w:rPr>
+            </w:pPr>
+            <w:r>
+              <w:rPr>
+                <w:sz w:val="20"/>
+                <w:szCs w:val="20"/>
+                <w:rtl w:val="0"/>
+              </w:rPr>
+              <w:t xml:space="preserve">—</w:t>
             </w:r>
           </w:p>
         </w:tc>
@@ -8211,7 +9104,7 @@
                 <w:szCs w:val="26"/>
                 <w:rtl w:val="0"/>
               </w:rPr>
-              <w:t xml:space="preserve">Klasa: ZahtjevZaUklanjanje</w:t>
+              <w:t xml:space="preserve">Klasa: AdminModerator</w:t>
             </w:r>
             <w:r>
               <w:rPr>
@@ -8290,6 +9183,27 @@
           <w:rtl w:val="0"/>
         </w:rPr>
         <w:t xml:space="preserve">(FZ08: Administracija (uklanjanje objava))</w:t>
+      </w:r>
+      <w:r>
+        <w:rPr>
+          <w:rtl w:val="0"/>
+        </w:rPr>
+      </w:r>
+    </w:p>
+    <w:p>
+      <w:pPr>
+        <w:spacing w:after="40" w:before="40" w:lineRule="auto"/>
+        <w:ind w:left="360" w:firstLine="0"/>
+        <w:rPr/>
+      </w:pPr>
+      <w:r>
+        <w:rPr>
+          <w:rFonts w:ascii="Arial" w:cs="Arial" w:eastAsia="Arial" w:hAnsi="Arial"/>
+          <w:sz w:val="20"/>
+          <w:szCs w:val="20"/>
+          <w:rtl w:val="0"/>
+        </w:rPr>
+        <w:t xml:space="preserve">(FZ10: Uklanjanje artikla)</w:t>
       </w:r>
       <w:r>
         <w:rPr>
@@ -8519,7 +9433,7 @@
                 <w:szCs w:val="20"/>
                 <w:rtl w:val="0"/>
               </w:rPr>
-              <w:t xml:space="preserve">zahtjevId</w:t>
+              <w:t xml:space="preserve">adminModeratorId</w:t>
             </w:r>
             <w:r>
               <w:rPr>
@@ -8634,7 +9548,7 @@
                 <w:szCs w:val="20"/>
                 <w:rtl w:val="0"/>
               </w:rPr>
-              <w:t xml:space="preserve">razlog</w:t>
+              <w:t xml:space="preserve">ime</w:t>
             </w:r>
             <w:r>
               <w:rPr>
@@ -8749,7 +9663,7 @@
                 <w:szCs w:val="20"/>
                 <w:rtl w:val="0"/>
               </w:rPr>
-              <w:t xml:space="preserve">datumZahtjeva</w:t>
+              <w:t xml:space="preserve">email</w:t>
             </w:r>
             <w:r>
               <w:rPr>
@@ -8786,7 +9700,7 @@
                 <w:szCs w:val="20"/>
                 <w:rtl w:val="0"/>
               </w:rPr>
-              <w:t xml:space="preserve">Date</w:t>
+              <w:t xml:space="preserve">String</w:t>
             </w:r>
             <w:r>
               <w:rPr>
@@ -8864,7 +9778,7 @@
                 <w:szCs w:val="20"/>
                 <w:rtl w:val="0"/>
               </w:rPr>
-              <w:t xml:space="preserve">status</w:t>
+              <w:t xml:space="preserve">uloga</w:t>
             </w:r>
             <w:r>
               <w:rPr>
@@ -8901,7 +9815,7 @@
                 <w:szCs w:val="20"/>
                 <w:rtl w:val="0"/>
               </w:rPr>
-              <w:t xml:space="preserve">StatusZahtjevaEnum</w:t>
+              <w:t xml:space="preserve">UlogaEnum</w:t>
             </w:r>
             <w:r>
               <w:rPr>
@@ -8932,8 +9846,8 @@
             </w:pPr>
             <w:sdt>
               <w:sdtPr>
-                <w:id w:val="-1692552717"/>
-                <w:tag w:val="goog_rdk_6"/>
+                <w:id w:val="-174561463"/>
+                <w:tag w:val="goog_rdk_5"/>
               </w:sdtPr>
               <w:sdtContent>
                 <w:r>
@@ -9026,7 +9940,6 @@
             </w:pPr>
             <w:r>
               <w:rPr>
-                <w:rFonts w:ascii="Arial" w:cs="Arial" w:eastAsia="Arial" w:hAnsi="Arial"/>
                 <w:b w:val="1"/>
                 <w:bCs w:val="1"/>
                 <w:color w:val="ffffff"/>
@@ -9034,7 +9947,7 @@
                 <w:szCs w:val="26"/>
                 <w:rtl w:val="0"/>
               </w:rPr>
-              <w:t xml:space="preserve">Klasa: Administrator</w:t>
+              <w:t xml:space="preserve">Klasa: Transakcija</w:t>
             </w:r>
             <w:r>
               <w:rPr>
@@ -9063,11 +9976,8 @@
       </w:pPr>
       <w:r>
         <w:rPr>
-          <w:rFonts w:ascii="Arial" w:cs="Arial" w:eastAsia="Arial" w:hAnsi="Arial"/>
           <w:b w:val="1"/>
           <w:bCs w:val="1"/>
-          <w:sz w:val="22"/>
-          <w:szCs w:val="22"/>
           <w:rtl w:val="0"/>
         </w:rPr>
         <w:t xml:space="preserve">Funkcionalni zahtjevi u kojima klasa učestvuje:</w:t>
@@ -9086,12 +9996,11 @@
       </w:pPr>
       <w:r>
         <w:rPr>
-          <w:rFonts w:ascii="Arial" w:cs="Arial" w:eastAsia="Arial" w:hAnsi="Arial"/>
           <w:sz w:val="20"/>
           <w:szCs w:val="20"/>
           <w:rtl w:val="0"/>
         </w:rPr>
-        <w:t xml:space="preserve">(FZ07: Moderacija artikala i korisnika)</w:t>
+        <w:t xml:space="preserve">(FZ03: Prodaja artikla (Objavljivanje oglasa))</w:t>
       </w:r>
       <w:r>
         <w:rPr>
@@ -9107,33 +10016,11 @@
       </w:pPr>
       <w:r>
         <w:rPr>
-          <w:rFonts w:ascii="Arial" w:cs="Arial" w:eastAsia="Arial" w:hAnsi="Arial"/>
           <w:sz w:val="20"/>
           <w:szCs w:val="20"/>
           <w:rtl w:val="0"/>
         </w:rPr>
-        <w:t xml:space="preserve">(FZ08: Administracija (uklanjanje objava))</w:t>
-      </w:r>
-      <w:r>
-        <w:rPr>
-          <w:rtl w:val="0"/>
-        </w:rPr>
-      </w:r>
-    </w:p>
-    <w:p>
-      <w:pPr>
-        <w:spacing w:after="40" w:before="40" w:lineRule="auto"/>
-        <w:ind w:left="360" w:firstLine="0"/>
-        <w:rPr/>
-      </w:pPr>
-      <w:r>
-        <w:rPr>
-          <w:rFonts w:ascii="Arial" w:cs="Arial" w:eastAsia="Arial" w:hAnsi="Arial"/>
-          <w:sz w:val="20"/>
-          <w:szCs w:val="20"/>
-          <w:rtl w:val="0"/>
-        </w:rPr>
-        <w:t xml:space="preserve">(FZ10: Uklanjanje artikla)</w:t>
+        <w:t xml:space="preserve">(FZ04: Iznajmljivanje artikla)</w:t>
       </w:r>
       <w:r>
         <w:rPr>
@@ -9159,11 +10046,8 @@
       </w:pPr>
       <w:r>
         <w:rPr>
-          <w:rFonts w:ascii="Arial" w:cs="Arial" w:eastAsia="Arial" w:hAnsi="Arial"/>
           <w:b w:val="1"/>
           <w:bCs w:val="1"/>
-          <w:sz w:val="22"/>
-          <w:szCs w:val="22"/>
           <w:rtl w:val="0"/>
         </w:rPr>
         <w:t xml:space="preserve">Atributi koje klasa posjeduje:</w:t>
@@ -9232,7 +10116,6 @@
             </w:pPr>
             <w:r>
               <w:rPr>
-                <w:rFonts w:ascii="Arial" w:cs="Arial" w:eastAsia="Arial" w:hAnsi="Arial"/>
                 <w:b w:val="1"/>
                 <w:bCs w:val="1"/>
                 <w:sz w:val="20"/>
@@ -9273,7 +10156,6 @@
             </w:pPr>
             <w:r>
               <w:rPr>
-                <w:rFonts w:ascii="Arial" w:cs="Arial" w:eastAsia="Arial" w:hAnsi="Arial"/>
                 <w:b w:val="1"/>
                 <w:bCs w:val="1"/>
                 <w:sz w:val="20"/>
@@ -9314,7 +10196,6 @@
             </w:pPr>
             <w:r>
               <w:rPr>
-                <w:rFonts w:ascii="Arial" w:cs="Arial" w:eastAsia="Arial" w:hAnsi="Arial"/>
                 <w:b w:val="1"/>
                 <w:bCs w:val="1"/>
                 <w:sz w:val="20"/>
@@ -9358,12 +10239,11 @@
             </w:pPr>
             <w:r>
               <w:rPr>
-                <w:rFonts w:ascii="Arial" w:cs="Arial" w:eastAsia="Arial" w:hAnsi="Arial"/>
-                <w:sz w:val="20"/>
-                <w:szCs w:val="20"/>
-                <w:rtl w:val="0"/>
-              </w:rPr>
-              <w:t xml:space="preserve">administratorId</w:t>
+                <w:sz w:val="20"/>
+                <w:szCs w:val="20"/>
+                <w:rtl w:val="0"/>
+              </w:rPr>
+              <w:t xml:space="preserve">transakcijaID</w:t>
             </w:r>
             <w:r>
               <w:rPr>
@@ -9431,7 +10311,6 @@
             </w:pPr>
             <w:r>
               <w:rPr>
-                <w:rFonts w:ascii="Arial" w:cs="Arial" w:eastAsia="Arial" w:hAnsi="Arial"/>
                 <w:sz w:val="20"/>
                 <w:szCs w:val="20"/>
                 <w:rtl w:val="0"/>
@@ -9473,12 +10352,11 @@
             </w:pPr>
             <w:r>
               <w:rPr>
-                <w:rFonts w:ascii="Arial" w:cs="Arial" w:eastAsia="Arial" w:hAnsi="Arial"/>
-                <w:sz w:val="20"/>
-                <w:szCs w:val="20"/>
-                <w:rtl w:val="0"/>
-              </w:rPr>
-              <w:t xml:space="preserve">ime</w:t>
+                <w:sz w:val="20"/>
+                <w:szCs w:val="20"/>
+                <w:rtl w:val="0"/>
+              </w:rPr>
+              <w:t xml:space="preserve">artikalID</w:t>
             </w:r>
             <w:r>
               <w:rPr>
@@ -9546,7 +10424,6 @@
             </w:pPr>
             <w:r>
               <w:rPr>
-                <w:rFonts w:ascii="Arial" w:cs="Arial" w:eastAsia="Arial" w:hAnsi="Arial"/>
                 <w:sz w:val="20"/>
                 <w:szCs w:val="20"/>
                 <w:rtl w:val="0"/>
@@ -9588,12 +10465,11 @@
             </w:pPr>
             <w:r>
               <w:rPr>
-                <w:rFonts w:ascii="Arial" w:cs="Arial" w:eastAsia="Arial" w:hAnsi="Arial"/>
-                <w:sz w:val="20"/>
-                <w:szCs w:val="20"/>
-                <w:rtl w:val="0"/>
-              </w:rPr>
-              <w:t xml:space="preserve">email</w:t>
+                <w:sz w:val="20"/>
+                <w:szCs w:val="20"/>
+                <w:rtl w:val="0"/>
+              </w:rPr>
+              <w:t xml:space="preserve">kupacID</w:t>
             </w:r>
             <w:r>
               <w:rPr>
@@ -9661,7 +10537,6 @@
             </w:pPr>
             <w:r>
               <w:rPr>
-                <w:rFonts w:ascii="Arial" w:cs="Arial" w:eastAsia="Arial" w:hAnsi="Arial"/>
                 <w:sz w:val="20"/>
                 <w:szCs w:val="20"/>
                 <w:rtl w:val="0"/>
@@ -9672,11 +10547,598 @@
               <w:rPr>
                 <w:rtl w:val="0"/>
               </w:rPr>
+            </w:r>
+          </w:p>
+        </w:tc>
+      </w:tr>
+      <w:tr>
+        <w:trPr>
+          <w:cantSplit w:val="0"/>
+          <w:tblHeader w:val="0"/>
+        </w:trPr>
+        <w:tc>
+          <w:tcPr>
+            <w:tcBorders>
+              <w:top w:color="2e75b6" w:space="0" w:sz="4" w:val="single"/>
+              <w:left w:color="2e75b6" w:space="0" w:sz="4" w:val="single"/>
+              <w:bottom w:color="2e75b6" w:space="0" w:sz="4" w:val="single"/>
+              <w:right w:color="2e75b6" w:space="0" w:sz="4" w:val="single"/>
+            </w:tcBorders>
+            <w:tcMar>
+              <w:top w:w="80.0" w:type="dxa"/>
+              <w:left w:w="120.0" w:type="dxa"/>
+              <w:bottom w:w="80.0" w:type="dxa"/>
+              <w:right w:w="120.0" w:type="dxa"/>
+            </w:tcMar>
+          </w:tcPr>
+          <w:p>
+            <w:pPr>
+              <w:spacing w:after="80" w:before="80" w:lineRule="auto"/>
+              <w:rPr/>
+            </w:pPr>
+            <w:r>
+              <w:rPr>
+                <w:sz w:val="20"/>
+                <w:szCs w:val="20"/>
+                <w:rtl w:val="0"/>
+              </w:rPr>
+              <w:t xml:space="preserve">prodavacID</w:t>
+            </w:r>
+            <w:r>
+              <w:rPr>
+                <w:rtl w:val="0"/>
+              </w:rPr>
+            </w:r>
+          </w:p>
+        </w:tc>
+        <w:tc>
+          <w:tcPr>
+            <w:tcBorders>
+              <w:top w:color="2e75b6" w:space="0" w:sz="4" w:val="single"/>
+              <w:left w:color="2e75b6" w:space="0" w:sz="4" w:val="single"/>
+              <w:bottom w:color="2e75b6" w:space="0" w:sz="4" w:val="single"/>
+              <w:right w:color="2e75b6" w:space="0" w:sz="4" w:val="single"/>
+            </w:tcBorders>
+            <w:tcMar>
+              <w:top w:w="80.0" w:type="dxa"/>
+              <w:left w:w="120.0" w:type="dxa"/>
+              <w:bottom w:w="80.0" w:type="dxa"/>
+              <w:right w:w="120.0" w:type="dxa"/>
+            </w:tcMar>
+          </w:tcPr>
+          <w:p>
+            <w:pPr>
+              <w:spacing w:after="80" w:before="80" w:lineRule="auto"/>
+              <w:rPr/>
+            </w:pPr>
+            <w:r>
+              <w:rPr>
+                <w:rFonts w:ascii="Courier New" w:cs="Courier New" w:eastAsia="Courier New" w:hAnsi="Courier New"/>
+                <w:color w:val="1f3864"/>
+                <w:sz w:val="20"/>
+                <w:szCs w:val="20"/>
+                <w:rtl w:val="0"/>
+              </w:rPr>
+              <w:t xml:space="preserve">String</w:t>
+            </w:r>
+            <w:r>
+              <w:rPr>
+                <w:rtl w:val="0"/>
+              </w:rPr>
+            </w:r>
+          </w:p>
+        </w:tc>
+        <w:tc>
+          <w:tcPr>
+            <w:tcBorders>
+              <w:top w:color="2e75b6" w:space="0" w:sz="4" w:val="single"/>
+              <w:left w:color="2e75b6" w:space="0" w:sz="4" w:val="single"/>
+              <w:bottom w:color="2e75b6" w:space="0" w:sz="4" w:val="single"/>
+              <w:right w:color="2e75b6" w:space="0" w:sz="4" w:val="single"/>
+            </w:tcBorders>
+            <w:tcMar>
+              <w:top w:w="80.0" w:type="dxa"/>
+              <w:left w:w="120.0" w:type="dxa"/>
+              <w:bottom w:w="80.0" w:type="dxa"/>
+              <w:right w:w="120.0" w:type="dxa"/>
+            </w:tcMar>
+          </w:tcPr>
+          <w:p>
+            <w:pPr>
+              <w:spacing w:after="80" w:before="80" w:lineRule="auto"/>
+              <w:rPr/>
+            </w:pPr>
+            <w:r>
+              <w:rPr>
+                <w:sz w:val="20"/>
+                <w:szCs w:val="20"/>
+                <w:rtl w:val="0"/>
+              </w:rPr>
+              <w:t xml:space="preserve">—</w:t>
+            </w:r>
+            <w:r>
+              <w:rPr>
+                <w:rtl w:val="0"/>
+              </w:rPr>
+            </w:r>
+          </w:p>
+        </w:tc>
+      </w:tr>
+      <w:tr>
+        <w:trPr>
+          <w:cantSplit w:val="0"/>
+          <w:tblHeader w:val="0"/>
+        </w:trPr>
+        <w:tc>
+          <w:tcPr>
+            <w:tcBorders>
+              <w:top w:color="2e75b6" w:space="0" w:sz="4" w:val="single"/>
+              <w:left w:color="2e75b6" w:space="0" w:sz="4" w:val="single"/>
+              <w:bottom w:color="2e75b6" w:space="0" w:sz="4" w:val="single"/>
+              <w:right w:color="2e75b6" w:space="0" w:sz="4" w:val="single"/>
+            </w:tcBorders>
+            <w:tcMar>
+              <w:top w:w="80.0" w:type="dxa"/>
+              <w:left w:w="120.0" w:type="dxa"/>
+              <w:bottom w:w="80.0" w:type="dxa"/>
+              <w:right w:w="120.0" w:type="dxa"/>
+            </w:tcMar>
+          </w:tcPr>
+          <w:p>
+            <w:pPr>
+              <w:spacing w:after="80" w:before="80" w:lineRule="auto"/>
+              <w:rPr/>
+            </w:pPr>
+            <w:r>
+              <w:rPr>
+                <w:sz w:val="20"/>
+                <w:szCs w:val="20"/>
+                <w:rtl w:val="0"/>
+              </w:rPr>
+              <w:t xml:space="preserve">tipTransakcije</w:t>
+            </w:r>
+            <w:r>
+              <w:rPr>
+                <w:rtl w:val="0"/>
+              </w:rPr>
+            </w:r>
+          </w:p>
+        </w:tc>
+        <w:tc>
+          <w:tcPr>
+            <w:tcBorders>
+              <w:top w:color="2e75b6" w:space="0" w:sz="4" w:val="single"/>
+              <w:left w:color="2e75b6" w:space="0" w:sz="4" w:val="single"/>
+              <w:bottom w:color="2e75b6" w:space="0" w:sz="4" w:val="single"/>
+              <w:right w:color="2e75b6" w:space="0" w:sz="4" w:val="single"/>
+            </w:tcBorders>
+            <w:tcMar>
+              <w:top w:w="80.0" w:type="dxa"/>
+              <w:left w:w="120.0" w:type="dxa"/>
+              <w:bottom w:w="80.0" w:type="dxa"/>
+              <w:right w:w="120.0" w:type="dxa"/>
+            </w:tcMar>
+          </w:tcPr>
+          <w:p>
+            <w:pPr>
+              <w:spacing w:after="80" w:before="80" w:lineRule="auto"/>
+              <w:rPr/>
+            </w:pPr>
+            <w:r>
+              <w:rPr>
+                <w:rFonts w:ascii="Courier New" w:cs="Courier New" w:eastAsia="Courier New" w:hAnsi="Courier New"/>
+                <w:color w:val="1f3864"/>
+                <w:sz w:val="20"/>
+                <w:szCs w:val="20"/>
+                <w:rtl w:val="0"/>
+              </w:rPr>
+              <w:t xml:space="preserve">tipArtiklaEnum</w:t>
+            </w:r>
+            <w:r>
+              <w:rPr>
+                <w:rtl w:val="0"/>
+              </w:rPr>
+            </w:r>
+          </w:p>
+        </w:tc>
+        <w:tc>
+          <w:tcPr>
+            <w:tcBorders>
+              <w:top w:color="2e75b6" w:space="0" w:sz="4" w:val="single"/>
+              <w:left w:color="2e75b6" w:space="0" w:sz="4" w:val="single"/>
+              <w:bottom w:color="2e75b6" w:space="0" w:sz="4" w:val="single"/>
+              <w:right w:color="2e75b6" w:space="0" w:sz="4" w:val="single"/>
+            </w:tcBorders>
+            <w:tcMar>
+              <w:top w:w="80.0" w:type="dxa"/>
+              <w:left w:w="120.0" w:type="dxa"/>
+              <w:bottom w:w="80.0" w:type="dxa"/>
+              <w:right w:w="120.0" w:type="dxa"/>
+            </w:tcMar>
+          </w:tcPr>
+          <w:p>
+            <w:pPr>
+              <w:spacing w:after="80" w:before="80" w:lineRule="auto"/>
+              <w:rPr>
+                <w:sz w:val="20"/>
+                <w:szCs w:val="20"/>
+              </w:rPr>
+            </w:pPr>
+            <w:sdt>
+              <w:sdtPr>
+                <w:id w:val="230544484"/>
+                <w:tag w:val="goog_rdk_6"/>
+              </w:sdtPr>
+              <w:sdtContent>
+                <w:r>
+                  <w:rPr>
+                    <w:rFonts w:ascii="Arial Unicode MS" w:cs="Arial Unicode MS" w:eastAsia="Arial Unicode MS" w:hAnsi="Arial Unicode MS"/>
+                    <w:sz w:val="20"/>
+                    <w:szCs w:val="20"/>
+                    <w:rtl w:val="0"/>
+                  </w:rPr>
+                  <w:t xml:space="preserve">✔ Atribut je enumeracija</w:t>
+                </w:r>
+              </w:sdtContent>
+            </w:sdt>
+          </w:p>
+        </w:tc>
+      </w:tr>
+      <w:tr>
+        <w:trPr>
+          <w:cantSplit w:val="0"/>
+          <w:tblHeader w:val="0"/>
+        </w:trPr>
+        <w:tc>
+          <w:tcPr>
+            <w:tcBorders>
+              <w:top w:color="2e75b6" w:space="0" w:sz="4" w:val="single"/>
+              <w:left w:color="2e75b6" w:space="0" w:sz="4" w:val="single"/>
+              <w:bottom w:color="2e75b6" w:space="0" w:sz="4" w:val="single"/>
+              <w:right w:color="2e75b6" w:space="0" w:sz="4" w:val="single"/>
+            </w:tcBorders>
+            <w:tcMar>
+              <w:top w:w="80.0" w:type="dxa"/>
+              <w:left w:w="120.0" w:type="dxa"/>
+              <w:bottom w:w="80.0" w:type="dxa"/>
+              <w:right w:w="120.0" w:type="dxa"/>
+            </w:tcMar>
+          </w:tcPr>
+          <w:p>
+            <w:pPr>
+              <w:spacing w:after="80" w:before="80" w:lineRule="auto"/>
+              <w:rPr/>
+            </w:pPr>
+            <w:r>
+              <w:rPr>
+                <w:sz w:val="20"/>
+                <w:szCs w:val="20"/>
+                <w:rtl w:val="0"/>
+              </w:rPr>
+              <w:t xml:space="preserve">status</w:t>
+            </w:r>
+            <w:r>
+              <w:rPr>
+                <w:rtl w:val="0"/>
+              </w:rPr>
+            </w:r>
+          </w:p>
+        </w:tc>
+        <w:tc>
+          <w:tcPr>
+            <w:tcBorders>
+              <w:top w:color="2e75b6" w:space="0" w:sz="4" w:val="single"/>
+              <w:left w:color="2e75b6" w:space="0" w:sz="4" w:val="single"/>
+              <w:bottom w:color="2e75b6" w:space="0" w:sz="4" w:val="single"/>
+              <w:right w:color="2e75b6" w:space="0" w:sz="4" w:val="single"/>
+            </w:tcBorders>
+            <w:tcMar>
+              <w:top w:w="80.0" w:type="dxa"/>
+              <w:left w:w="120.0" w:type="dxa"/>
+              <w:bottom w:w="80.0" w:type="dxa"/>
+              <w:right w:w="120.0" w:type="dxa"/>
+            </w:tcMar>
+          </w:tcPr>
+          <w:p>
+            <w:pPr>
+              <w:spacing w:after="80" w:before="80" w:lineRule="auto"/>
+              <w:rPr/>
+            </w:pPr>
+            <w:r>
+              <w:rPr>
+                <w:rFonts w:ascii="Courier New" w:cs="Courier New" w:eastAsia="Courier New" w:hAnsi="Courier New"/>
+                <w:color w:val="1f3864"/>
+                <w:sz w:val="20"/>
+                <w:szCs w:val="20"/>
+                <w:rtl w:val="0"/>
+              </w:rPr>
+              <w:t xml:space="preserve">StatusEnum</w:t>
+            </w:r>
+            <w:r>
+              <w:rPr>
+                <w:rtl w:val="0"/>
+              </w:rPr>
+            </w:r>
+          </w:p>
+        </w:tc>
+        <w:tc>
+          <w:tcPr>
+            <w:tcBorders>
+              <w:top w:color="2e75b6" w:space="0" w:sz="4" w:val="single"/>
+              <w:left w:color="2e75b6" w:space="0" w:sz="4" w:val="single"/>
+              <w:bottom w:color="2e75b6" w:space="0" w:sz="4" w:val="single"/>
+              <w:right w:color="2e75b6" w:space="0" w:sz="4" w:val="single"/>
+            </w:tcBorders>
+            <w:tcMar>
+              <w:top w:w="80.0" w:type="dxa"/>
+              <w:left w:w="120.0" w:type="dxa"/>
+              <w:bottom w:w="80.0" w:type="dxa"/>
+              <w:right w:w="120.0" w:type="dxa"/>
+            </w:tcMar>
+          </w:tcPr>
+          <w:p>
+            <w:pPr>
+              <w:spacing w:after="80" w:before="80" w:lineRule="auto"/>
+              <w:rPr/>
+            </w:pPr>
+            <w:sdt>
+              <w:sdtPr>
+                <w:id w:val="-1472812861"/>
+                <w:tag w:val="goog_rdk_7"/>
+              </w:sdtPr>
+              <w:sdtContent>
+                <w:r>
+                  <w:rPr>
+                    <w:rFonts w:ascii="Arial Unicode MS" w:cs="Arial Unicode MS" w:eastAsia="Arial Unicode MS" w:hAnsi="Arial Unicode MS"/>
+                    <w:sz w:val="20"/>
+                    <w:szCs w:val="20"/>
+                    <w:rtl w:val="0"/>
+                  </w:rPr>
+                  <w:t xml:space="preserve">✔ Atribut je enumeracija</w:t>
+                </w:r>
+              </w:sdtContent>
+            </w:sdt>
+            <w:r>
+              <w:rPr>
+                <w:rtl w:val="0"/>
+              </w:rPr>
+            </w:r>
+          </w:p>
+        </w:tc>
+      </w:tr>
+      <w:tr>
+        <w:trPr>
+          <w:cantSplit w:val="0"/>
+          <w:tblHeader w:val="0"/>
+        </w:trPr>
+        <w:tc>
+          <w:tcPr>
+            <w:tcBorders>
+              <w:top w:color="2e75b6" w:space="0" w:sz="4" w:val="single"/>
+              <w:left w:color="2e75b6" w:space="0" w:sz="4" w:val="single"/>
+              <w:bottom w:color="2e75b6" w:space="0" w:sz="4" w:val="single"/>
+              <w:right w:color="2e75b6" w:space="0" w:sz="4" w:val="single"/>
+            </w:tcBorders>
+            <w:tcMar>
+              <w:top w:w="80.0" w:type="dxa"/>
+              <w:left w:w="120.0" w:type="dxa"/>
+              <w:bottom w:w="80.0" w:type="dxa"/>
+              <w:right w:w="120.0" w:type="dxa"/>
+            </w:tcMar>
+          </w:tcPr>
+          <w:p>
+            <w:pPr>
+              <w:spacing w:after="80" w:before="80" w:lineRule="auto"/>
+              <w:rPr/>
+            </w:pPr>
+            <w:r>
+              <w:rPr>
+                <w:sz w:val="20"/>
+                <w:szCs w:val="20"/>
+                <w:rtl w:val="0"/>
+              </w:rPr>
+              <w:t xml:space="preserve">datum</w:t>
+            </w:r>
+            <w:r>
+              <w:rPr>
+                <w:rtl w:val="0"/>
+              </w:rPr>
+            </w:r>
+          </w:p>
+        </w:tc>
+        <w:tc>
+          <w:tcPr>
+            <w:tcBorders>
+              <w:top w:color="2e75b6" w:space="0" w:sz="4" w:val="single"/>
+              <w:left w:color="2e75b6" w:space="0" w:sz="4" w:val="single"/>
+              <w:bottom w:color="2e75b6" w:space="0" w:sz="4" w:val="single"/>
+              <w:right w:color="2e75b6" w:space="0" w:sz="4" w:val="single"/>
+            </w:tcBorders>
+            <w:tcMar>
+              <w:top w:w="80.0" w:type="dxa"/>
+              <w:left w:w="120.0" w:type="dxa"/>
+              <w:bottom w:w="80.0" w:type="dxa"/>
+              <w:right w:w="120.0" w:type="dxa"/>
+            </w:tcMar>
+          </w:tcPr>
+          <w:p>
+            <w:pPr>
+              <w:spacing w:after="80" w:before="80" w:lineRule="auto"/>
+              <w:rPr/>
+            </w:pPr>
+            <w:r>
+              <w:rPr>
+                <w:rFonts w:ascii="Courier New" w:cs="Courier New" w:eastAsia="Courier New" w:hAnsi="Courier New"/>
+                <w:color w:val="1f3864"/>
+                <w:sz w:val="20"/>
+                <w:szCs w:val="20"/>
+                <w:rtl w:val="0"/>
+              </w:rPr>
+              <w:t xml:space="preserve">Date</w:t>
+            </w:r>
+            <w:r>
+              <w:rPr>
+                <w:rtl w:val="0"/>
+              </w:rPr>
+            </w:r>
+          </w:p>
+        </w:tc>
+        <w:tc>
+          <w:tcPr>
+            <w:tcBorders>
+              <w:top w:color="2e75b6" w:space="0" w:sz="4" w:val="single"/>
+              <w:left w:color="2e75b6" w:space="0" w:sz="4" w:val="single"/>
+              <w:bottom w:color="2e75b6" w:space="0" w:sz="4" w:val="single"/>
+              <w:right w:color="2e75b6" w:space="0" w:sz="4" w:val="single"/>
+            </w:tcBorders>
+            <w:tcMar>
+              <w:top w:w="80.0" w:type="dxa"/>
+              <w:left w:w="120.0" w:type="dxa"/>
+              <w:bottom w:w="80.0" w:type="dxa"/>
+              <w:right w:w="120.0" w:type="dxa"/>
+            </w:tcMar>
+          </w:tcPr>
+          <w:p>
+            <w:pPr>
+              <w:spacing w:after="80" w:before="80" w:lineRule="auto"/>
+              <w:rPr/>
+            </w:pPr>
+            <w:r>
+              <w:rPr>
+                <w:sz w:val="20"/>
+                <w:szCs w:val="20"/>
+                <w:rtl w:val="0"/>
+              </w:rPr>
+              <w:t xml:space="preserve">—</w:t>
+            </w:r>
+            <w:r>
+              <w:rPr>
+                <w:rtl w:val="0"/>
+              </w:rPr>
+            </w:r>
+          </w:p>
+        </w:tc>
+      </w:tr>
+      <w:tr>
+        <w:trPr>
+          <w:cantSplit w:val="0"/>
+          <w:tblHeader w:val="0"/>
+        </w:trPr>
+        <w:tc>
+          <w:tcPr>
+            <w:tcBorders>
+              <w:top w:color="2e75b6" w:space="0" w:sz="4" w:val="single"/>
+              <w:left w:color="2e75b6" w:space="0" w:sz="4" w:val="single"/>
+              <w:bottom w:color="2e75b6" w:space="0" w:sz="4" w:val="single"/>
+              <w:right w:color="2e75b6" w:space="0" w:sz="4" w:val="single"/>
+            </w:tcBorders>
+            <w:tcMar>
+              <w:top w:w="80.0" w:type="dxa"/>
+              <w:left w:w="120.0" w:type="dxa"/>
+              <w:bottom w:w="80.0" w:type="dxa"/>
+              <w:right w:w="120.0" w:type="dxa"/>
+            </w:tcMar>
+          </w:tcPr>
+          <w:p>
+            <w:pPr>
+              <w:spacing w:after="80" w:before="80" w:lineRule="auto"/>
+              <w:rPr>
+                <w:sz w:val="20"/>
+                <w:szCs w:val="20"/>
+              </w:rPr>
+            </w:pPr>
+            <w:r>
+              <w:rPr>
+                <w:sz w:val="20"/>
+                <w:szCs w:val="20"/>
+                <w:rtl w:val="0"/>
+              </w:rPr>
+              <w:t xml:space="preserve">iznos</w:t>
+            </w:r>
+          </w:p>
+        </w:tc>
+        <w:tc>
+          <w:tcPr>
+            <w:tcBorders>
+              <w:top w:color="2e75b6" w:space="0" w:sz="4" w:val="single"/>
+              <w:left w:color="2e75b6" w:space="0" w:sz="4" w:val="single"/>
+              <w:bottom w:color="2e75b6" w:space="0" w:sz="4" w:val="single"/>
+              <w:right w:color="2e75b6" w:space="0" w:sz="4" w:val="single"/>
+            </w:tcBorders>
+            <w:tcMar>
+              <w:top w:w="80.0" w:type="dxa"/>
+              <w:left w:w="120.0" w:type="dxa"/>
+              <w:bottom w:w="80.0" w:type="dxa"/>
+              <w:right w:w="120.0" w:type="dxa"/>
+            </w:tcMar>
+          </w:tcPr>
+          <w:p>
+            <w:pPr>
+              <w:spacing w:after="80" w:before="80" w:lineRule="auto"/>
+              <w:rPr>
+                <w:rFonts w:ascii="Courier New" w:cs="Courier New" w:eastAsia="Courier New" w:hAnsi="Courier New"/>
+                <w:color w:val="1f3864"/>
+                <w:sz w:val="20"/>
+                <w:szCs w:val="20"/>
+              </w:rPr>
+            </w:pPr>
+            <w:r>
+              <w:rPr>
+                <w:rFonts w:ascii="Courier New" w:cs="Courier New" w:eastAsia="Courier New" w:hAnsi="Courier New"/>
+                <w:color w:val="1f3864"/>
+                <w:sz w:val="20"/>
+                <w:szCs w:val="20"/>
+                <w:rtl w:val="0"/>
+              </w:rPr>
+              <w:t xml:space="preserve">double</w:t>
+            </w:r>
+          </w:p>
+        </w:tc>
+        <w:tc>
+          <w:tcPr>
+            <w:tcBorders>
+              <w:top w:color="2e75b6" w:space="0" w:sz="4" w:val="single"/>
+              <w:left w:color="2e75b6" w:space="0" w:sz="4" w:val="single"/>
+              <w:bottom w:color="2e75b6" w:space="0" w:sz="4" w:val="single"/>
+              <w:right w:color="2e75b6" w:space="0" w:sz="4" w:val="single"/>
+            </w:tcBorders>
+            <w:tcMar>
+              <w:top w:w="80.0" w:type="dxa"/>
+              <w:left w:w="120.0" w:type="dxa"/>
+              <w:bottom w:w="80.0" w:type="dxa"/>
+              <w:right w:w="120.0" w:type="dxa"/>
+            </w:tcMar>
+          </w:tcPr>
+          <w:p>
+            <w:pPr>
+              <w:spacing w:after="80" w:before="80" w:lineRule="auto"/>
+              <w:rPr>
+                <w:sz w:val="20"/>
+                <w:szCs w:val="20"/>
+              </w:rPr>
+            </w:pPr>
+            <w:r>
+              <w:rPr>
+                <w:sz w:val="20"/>
+                <w:szCs w:val="20"/>
+                <w:rtl w:val="0"/>
+              </w:rPr>
+              <w:t xml:space="preserve">—</w:t>
             </w:r>
           </w:p>
         </w:tc>
       </w:tr>
     </w:tbl>
+    <w:p>
+      <w:pPr>
+        <w:rPr/>
+      </w:pPr>
+      <w:r>
+        <w:rPr>
+          <w:rtl w:val="0"/>
+        </w:rPr>
+      </w:r>
+    </w:p>
     <w:p>
       <w:pPr>
         <w:spacing w:after="60" w:before="240" w:lineRule="auto"/>
@@ -9739,7 +11201,6 @@
             </w:pPr>
             <w:r>
               <w:rPr>
-                <w:rFonts w:ascii="Arial" w:cs="Arial" w:eastAsia="Arial" w:hAnsi="Arial"/>
                 <w:b w:val="1"/>
                 <w:bCs w:val="1"/>
                 <w:color w:val="ffffff"/>
@@ -9747,7 +11208,7 @@
                 <w:szCs w:val="26"/>
                 <w:rtl w:val="0"/>
               </w:rPr>
-              <w:t xml:space="preserve">Klasa: Moderator</w:t>
+              <w:t xml:space="preserve">Klasa: Notifikacija</w:t>
             </w:r>
             <w:r>
               <w:rPr>
@@ -9776,11 +11237,8 @@
       </w:pPr>
       <w:r>
         <w:rPr>
-          <w:rFonts w:ascii="Arial" w:cs="Arial" w:eastAsia="Arial" w:hAnsi="Arial"/>
           <w:b w:val="1"/>
           <w:bCs w:val="1"/>
-          <w:sz w:val="22"/>
-          <w:szCs w:val="22"/>
           <w:rtl w:val="0"/>
         </w:rPr>
         <w:t xml:space="preserve">Funkcionalni zahtjevi u kojima klasa učestvuje:</w:t>
@@ -9799,12 +11257,131 @@
       </w:pPr>
       <w:r>
         <w:rPr>
-          <w:rFonts w:ascii="Arial" w:cs="Arial" w:eastAsia="Arial" w:hAnsi="Arial"/>
           <w:sz w:val="20"/>
           <w:szCs w:val="20"/>
           <w:rtl w:val="0"/>
         </w:rPr>
-        <w:t xml:space="preserve">(FZ07: Moderacija artikala i korisnika)</w:t>
+        <w:t xml:space="preserve">(FZ01: Registracija korisnika)</w:t>
+      </w:r>
+      <w:r>
+        <w:rPr>
+          <w:rtl w:val="0"/>
+        </w:rPr>
+      </w:r>
+    </w:p>
+    <w:p>
+      <w:pPr>
+        <w:spacing w:after="40" w:before="40" w:lineRule="auto"/>
+        <w:ind w:left="360" w:firstLine="0"/>
+        <w:rPr/>
+      </w:pPr>
+      <w:r>
+        <w:rPr>
+          <w:sz w:val="20"/>
+          <w:szCs w:val="20"/>
+          <w:rtl w:val="0"/>
+        </w:rPr>
+        <w:t xml:space="preserve">(FZ02: Prijava korisnika (Login))</w:t>
+      </w:r>
+      <w:r>
+        <w:rPr>
+          <w:rtl w:val="0"/>
+        </w:rPr>
+      </w:r>
+    </w:p>
+    <w:p>
+      <w:pPr>
+        <w:spacing w:after="40" w:before="40" w:lineRule="auto"/>
+        <w:ind w:left="360" w:firstLine="0"/>
+        <w:rPr/>
+      </w:pPr>
+      <w:r>
+        <w:rPr>
+          <w:sz w:val="20"/>
+          <w:szCs w:val="20"/>
+          <w:rtl w:val="0"/>
+        </w:rPr>
+        <w:t xml:space="preserve">(FZ03: Prodaja artikla (Objavljivanje oglasa))</w:t>
+      </w:r>
+      <w:r>
+        <w:rPr>
+          <w:rtl w:val="0"/>
+        </w:rPr>
+      </w:r>
+    </w:p>
+    <w:p>
+      <w:pPr>
+        <w:spacing w:after="40" w:before="40" w:lineRule="auto"/>
+        <w:ind w:left="360" w:firstLine="0"/>
+        <w:rPr/>
+      </w:pPr>
+      <w:r>
+        <w:rPr>
+          <w:sz w:val="20"/>
+          <w:szCs w:val="20"/>
+          <w:rtl w:val="0"/>
+        </w:rPr>
+        <w:t xml:space="preserve">(FZ04: Iznajmljivanje artikla)</w:t>
+      </w:r>
+      <w:r>
+        <w:rPr>
+          <w:rtl w:val="0"/>
+        </w:rPr>
+      </w:r>
+    </w:p>
+    <w:p>
+      <w:pPr>
+        <w:spacing w:after="40" w:before="40" w:lineRule="auto"/>
+        <w:ind w:left="360" w:firstLine="0"/>
+        <w:rPr/>
+      </w:pPr>
+      <w:r>
+        <w:rPr>
+          <w:sz w:val="20"/>
+          <w:szCs w:val="20"/>
+          <w:rtl w:val="0"/>
+        </w:rPr>
+        <w:t xml:space="preserve">(FZ09: Dodavanje artikla)</w:t>
+      </w:r>
+      <w:r>
+        <w:rPr>
+          <w:rtl w:val="0"/>
+        </w:rPr>
+      </w:r>
+    </w:p>
+    <w:p>
+      <w:pPr>
+        <w:spacing w:after="40" w:before="40" w:lineRule="auto"/>
+        <w:ind w:left="360" w:firstLine="0"/>
+        <w:rPr/>
+      </w:pPr>
+      <w:r>
+        <w:rPr>
+          <w:sz w:val="20"/>
+          <w:szCs w:val="20"/>
+          <w:rtl w:val="0"/>
+        </w:rPr>
+        <w:t xml:space="preserve">(FZ10: Uklanjanje artikla)</w:t>
+      </w:r>
+      <w:r>
+        <w:rPr>
+          <w:rtl w:val="0"/>
+        </w:rPr>
+      </w:r>
+    </w:p>
+    <w:p>
+      <w:pPr>
+        <w:spacing w:after="40" w:before="40" w:lineRule="auto"/>
+        <w:ind w:left="360" w:firstLine="0"/>
+        <w:rPr/>
+      </w:pPr>
+      <w:r>
+        <w:rPr>
+          <w:sz w:val="20"/>
+          <w:szCs w:val="20"/>
+          <w:rtl w:val="0"/>
+        </w:rPr>
+        <w:t xml:space="preserve">(FZ11: Ocjenjivanje artikla)</w:t>
       </w:r>
       <w:r>
         <w:rPr>
@@ -9830,11 +11407,8 @@
       </w:pPr>
       <w:r>
         <w:rPr>
-          <w:rFonts w:ascii="Arial" w:cs="Arial" w:eastAsia="Arial" w:hAnsi="Arial"/>
           <w:b w:val="1"/>
           <w:bCs w:val="1"/>
-          <w:sz w:val="22"/>
-          <w:szCs w:val="22"/>
           <w:rtl w:val="0"/>
         </w:rPr>
         <w:t xml:space="preserve">Atributi koje klasa posjeduje:</w:t>
@@ -9903,7 +11477,6 @@
             </w:pPr>
             <w:r>
               <w:rPr>
-                <w:rFonts w:ascii="Arial" w:cs="Arial" w:eastAsia="Arial" w:hAnsi="Arial"/>
                 <w:b w:val="1"/>
                 <w:bCs w:val="1"/>
                 <w:sz w:val="20"/>
@@ -9944,7 +11517,6 @@
             </w:pPr>
             <w:r>
               <w:rPr>
-                <w:rFonts w:ascii="Arial" w:cs="Arial" w:eastAsia="Arial" w:hAnsi="Arial"/>
                 <w:b w:val="1"/>
                 <w:bCs w:val="1"/>
                 <w:sz w:val="20"/>
@@ -9985,7 +11557,6 @@
             </w:pPr>
             <w:r>
               <w:rPr>
-                <w:rFonts w:ascii="Arial" w:cs="Arial" w:eastAsia="Arial" w:hAnsi="Arial"/>
                 <w:b w:val="1"/>
                 <w:bCs w:val="1"/>
                 <w:sz w:val="20"/>
@@ -10029,12 +11600,11 @@
             </w:pPr>
             <w:r>
               <w:rPr>
-                <w:rFonts w:ascii="Arial" w:cs="Arial" w:eastAsia="Arial" w:hAnsi="Arial"/>
-                <w:sz w:val="20"/>
-                <w:szCs w:val="20"/>
-                <w:rtl w:val="0"/>
-              </w:rPr>
-              <w:t xml:space="preserve">moderatorId</w:t>
+                <w:sz w:val="20"/>
+                <w:szCs w:val="20"/>
+                <w:rtl w:val="0"/>
+              </w:rPr>
+              <w:t xml:space="preserve">notifikacijaID</w:t>
             </w:r>
             <w:r>
               <w:rPr>
@@ -10102,7 +11672,6 @@
             </w:pPr>
             <w:r>
               <w:rPr>
-                <w:rFonts w:ascii="Arial" w:cs="Arial" w:eastAsia="Arial" w:hAnsi="Arial"/>
                 <w:sz w:val="20"/>
                 <w:szCs w:val="20"/>
                 <w:rtl w:val="0"/>
@@ -10144,12 +11713,11 @@
             </w:pPr>
             <w:r>
               <w:rPr>
-                <w:rFonts w:ascii="Arial" w:cs="Arial" w:eastAsia="Arial" w:hAnsi="Arial"/>
-                <w:sz w:val="20"/>
-                <w:szCs w:val="20"/>
-                <w:rtl w:val="0"/>
-              </w:rPr>
-              <w:t xml:space="preserve">ime</w:t>
+                <w:sz w:val="20"/>
+                <w:szCs w:val="20"/>
+                <w:rtl w:val="0"/>
+              </w:rPr>
+              <w:t xml:space="preserve">korisnikID</w:t>
             </w:r>
             <w:r>
               <w:rPr>
@@ -10186,38 +11754,37 @@
                 <w:szCs w:val="20"/>
                 <w:rtl w:val="0"/>
               </w:rPr>
-              <w:t xml:space="preserve">String</w:t>
-            </w:r>
-            <w:r>
-              <w:rPr>
-                <w:rtl w:val="0"/>
-              </w:rPr>
-            </w:r>
-          </w:p>
-        </w:tc>
-        <w:tc>
-          <w:tcPr>
-            <w:tcBorders>
-              <w:top w:color="2e75b6" w:space="0" w:sz="4" w:val="single"/>
-              <w:left w:color="2e75b6" w:space="0" w:sz="4" w:val="single"/>
-              <w:bottom w:color="2e75b6" w:space="0" w:sz="4" w:val="single"/>
-              <w:right w:color="2e75b6" w:space="0" w:sz="4" w:val="single"/>
-            </w:tcBorders>
-            <w:tcMar>
-              <w:top w:w="80.0" w:type="dxa"/>
-              <w:left w:w="120.0" w:type="dxa"/>
-              <w:bottom w:w="80.0" w:type="dxa"/>
-              <w:right w:w="120.0" w:type="dxa"/>
-            </w:tcMar>
-          </w:tcPr>
-          <w:p>
-            <w:pPr>
-              <w:spacing w:after="80" w:before="80" w:lineRule="auto"/>
-              <w:rPr/>
-            </w:pPr>
-            <w:r>
-              <w:rPr>
-                <w:rFonts w:ascii="Arial" w:cs="Arial" w:eastAsia="Arial" w:hAnsi="Arial"/>
+              <w:t xml:space="preserve">int</w:t>
+            </w:r>
+            <w:r>
+              <w:rPr>
+                <w:rtl w:val="0"/>
+              </w:rPr>
+            </w:r>
+          </w:p>
+        </w:tc>
+        <w:tc>
+          <w:tcPr>
+            <w:tcBorders>
+              <w:top w:color="2e75b6" w:space="0" w:sz="4" w:val="single"/>
+              <w:left w:color="2e75b6" w:space="0" w:sz="4" w:val="single"/>
+              <w:bottom w:color="2e75b6" w:space="0" w:sz="4" w:val="single"/>
+              <w:right w:color="2e75b6" w:space="0" w:sz="4" w:val="single"/>
+            </w:tcBorders>
+            <w:tcMar>
+              <w:top w:w="80.0" w:type="dxa"/>
+              <w:left w:w="120.0" w:type="dxa"/>
+              <w:bottom w:w="80.0" w:type="dxa"/>
+              <w:right w:w="120.0" w:type="dxa"/>
+            </w:tcMar>
+          </w:tcPr>
+          <w:p>
+            <w:pPr>
+              <w:spacing w:after="80" w:before="80" w:lineRule="auto"/>
+              <w:rPr/>
+            </w:pPr>
+            <w:r>
+              <w:rPr>
                 <w:sz w:val="20"/>
                 <w:szCs w:val="20"/>
                 <w:rtl w:val="0"/>
@@ -10259,12 +11826,11 @@
             </w:pPr>
             <w:r>
               <w:rPr>
-                <w:rFonts w:ascii="Arial" w:cs="Arial" w:eastAsia="Arial" w:hAnsi="Arial"/>
-                <w:sz w:val="20"/>
-                <w:szCs w:val="20"/>
-                <w:rtl w:val="0"/>
-              </w:rPr>
-              <w:t xml:space="preserve">email</w:t>
+                <w:sz w:val="20"/>
+                <w:szCs w:val="20"/>
+                <w:rtl w:val="0"/>
+              </w:rPr>
+              <w:t xml:space="preserve">tip</w:t>
             </w:r>
             <w:r>
               <w:rPr>
@@ -10301,1069 +11867,38 @@
                 <w:szCs w:val="20"/>
                 <w:rtl w:val="0"/>
               </w:rPr>
-              <w:t xml:space="preserve">String</w:t>
-            </w:r>
-            <w:r>
-              <w:rPr>
-                <w:rtl w:val="0"/>
-              </w:rPr>
-            </w:r>
-          </w:p>
-        </w:tc>
-        <w:tc>
-          <w:tcPr>
-            <w:tcBorders>
-              <w:top w:color="2e75b6" w:space="0" w:sz="4" w:val="single"/>
-              <w:left w:color="2e75b6" w:space="0" w:sz="4" w:val="single"/>
-              <w:bottom w:color="2e75b6" w:space="0" w:sz="4" w:val="single"/>
-              <w:right w:color="2e75b6" w:space="0" w:sz="4" w:val="single"/>
-            </w:tcBorders>
-            <w:tcMar>
-              <w:top w:w="80.0" w:type="dxa"/>
-              <w:left w:w="120.0" w:type="dxa"/>
-              <w:bottom w:w="80.0" w:type="dxa"/>
-              <w:right w:w="120.0" w:type="dxa"/>
-            </w:tcMar>
-          </w:tcPr>
-          <w:p>
-            <w:pPr>
-              <w:spacing w:after="80" w:before="80" w:lineRule="auto"/>
-              <w:rPr/>
-            </w:pPr>
-            <w:r>
-              <w:rPr>
-                <w:rFonts w:ascii="Arial" w:cs="Arial" w:eastAsia="Arial" w:hAnsi="Arial"/>
-                <w:sz w:val="20"/>
-                <w:szCs w:val="20"/>
-                <w:rtl w:val="0"/>
-              </w:rPr>
-              <w:t xml:space="preserve">—</w:t>
-            </w:r>
-            <w:r>
-              <w:rPr>
-                <w:rtl w:val="0"/>
-              </w:rPr>
-            </w:r>
-          </w:p>
-        </w:tc>
-      </w:tr>
-    </w:tbl>
-    <w:p>
-      <w:pPr>
-        <w:rPr/>
-      </w:pPr>
-      <w:r>
-        <w:rPr>
-          <w:rtl w:val="0"/>
-        </w:rPr>
-      </w:r>
-    </w:p>
-    <w:p>
-      <w:pPr>
-        <w:spacing w:after="60" w:before="240" w:lineRule="auto"/>
-        <w:rPr/>
-      </w:pPr>
-      <w:r>
-        <w:rPr>
-          <w:rtl w:val="0"/>
-        </w:rPr>
-      </w:r>
-    </w:p>
-    <w:tbl>
-      <w:tblPr>
-        <w:tblStyle w:val="Table22"/>
-        <w:tblW w:w="9355.0" w:type="dxa"/>
-        <w:jc w:val="left"/>
-        <w:tblBorders>
-          <w:top w:color="000000" w:space="0" w:sz="4" w:val="single"/>
-          <w:left w:color="000000" w:space="0" w:sz="4" w:val="single"/>
-          <w:bottom w:color="000000" w:space="0" w:sz="4" w:val="single"/>
-          <w:right w:color="000000" w:space="0" w:sz="4" w:val="single"/>
-          <w:insideH w:color="000000" w:space="0" w:sz="4" w:val="single"/>
-          <w:insideV w:color="000000" w:space="0" w:sz="4" w:val="single"/>
-        </w:tblBorders>
-        <w:tblLayout w:type="fixed"/>
-        <w:tblLook w:val="0000"/>
-      </w:tblPr>
-      <w:tblGrid>
-        <w:gridCol w:w="9355"/>
-        <w:tblGridChange w:id="0">
-          <w:tblGrid>
-            <w:gridCol w:w="9355"/>
-          </w:tblGrid>
-        </w:tblGridChange>
-      </w:tblGrid>
-      <w:tr>
-        <w:trPr>
-          <w:cantSplit w:val="0"/>
-          <w:tblHeader w:val="0"/>
-        </w:trPr>
-        <w:tc>
-          <w:tcPr>
-            <w:tcBorders>
-              <w:top w:color="ffffff" w:space="0" w:sz="4" w:val="single"/>
-              <w:left w:color="ffffff" w:space="0" w:sz="4" w:val="single"/>
-              <w:bottom w:color="ffffff" w:space="0" w:sz="4" w:val="single"/>
-              <w:right w:color="ffffff" w:space="0" w:sz="4" w:val="single"/>
-            </w:tcBorders>
-            <w:shd w:fill="1f3864" w:val="clear"/>
-            <w:tcMar>
-              <w:top w:w="120.0" w:type="dxa"/>
-              <w:left w:w="200.0" w:type="dxa"/>
-              <w:bottom w:w="120.0" w:type="dxa"/>
-              <w:right w:w="200.0" w:type="dxa"/>
-            </w:tcMar>
-          </w:tcPr>
-          <w:p>
-            <w:pPr>
-              <w:rPr/>
-            </w:pPr>
-            <w:r>
-              <w:rPr>
-                <w:b w:val="1"/>
-                <w:bCs w:val="1"/>
-                <w:color w:val="ffffff"/>
-                <w:sz w:val="26"/>
-                <w:szCs w:val="26"/>
-                <w:rtl w:val="0"/>
-              </w:rPr>
-              <w:t xml:space="preserve">Klasa: Transakcija</w:t>
-            </w:r>
-            <w:r>
-              <w:rPr>
-                <w:rtl w:val="0"/>
-              </w:rPr>
-            </w:r>
-          </w:p>
-        </w:tc>
-      </w:tr>
-    </w:tbl>
-    <w:p>
-      <w:pPr>
-        <w:spacing w:after="60" w:before="100" w:lineRule="auto"/>
-        <w:rPr/>
-      </w:pPr>
-      <w:r>
-        <w:rPr>
-          <w:rtl w:val="0"/>
-        </w:rPr>
-      </w:r>
-    </w:p>
-    <w:p>
-      <w:pPr>
-        <w:spacing w:after="60" w:before="80" w:lineRule="auto"/>
-        <w:rPr/>
-      </w:pPr>
-      <w:r>
-        <w:rPr>
-          <w:b w:val="1"/>
-          <w:bCs w:val="1"/>
-          <w:rtl w:val="0"/>
-        </w:rPr>
-        <w:t xml:space="preserve">Funkcionalni zahtjevi u kojima klasa učestvuje:</w:t>
-      </w:r>
-      <w:r>
-        <w:rPr>
-          <w:rtl w:val="0"/>
-        </w:rPr>
-      </w:r>
-    </w:p>
-    <w:p>
-      <w:pPr>
-        <w:spacing w:after="40" w:before="40" w:lineRule="auto"/>
-        <w:ind w:left="360" w:firstLine="0"/>
-        <w:rPr/>
-      </w:pPr>
-      <w:r>
-        <w:rPr>
-          <w:sz w:val="20"/>
-          <w:szCs w:val="20"/>
-          <w:rtl w:val="0"/>
-        </w:rPr>
-        <w:t xml:space="preserve">(FZ03: Prodaja artikla (Objavljivanje oglasa))</w:t>
-      </w:r>
-      <w:r>
-        <w:rPr>
-          <w:rtl w:val="0"/>
-        </w:rPr>
-      </w:r>
-    </w:p>
-    <w:p>
-      <w:pPr>
-        <w:spacing w:after="40" w:before="40" w:lineRule="auto"/>
-        <w:ind w:left="360" w:firstLine="0"/>
-        <w:rPr/>
-      </w:pPr>
-      <w:r>
-        <w:rPr>
-          <w:sz w:val="20"/>
-          <w:szCs w:val="20"/>
-          <w:rtl w:val="0"/>
-        </w:rPr>
-        <w:t xml:space="preserve">(FZ04: Iznajmljivanje artikla)</w:t>
-      </w:r>
-      <w:r>
-        <w:rPr>
-          <w:rtl w:val="0"/>
-        </w:rPr>
-      </w:r>
-    </w:p>
-    <w:p>
-      <w:pPr>
-        <w:spacing w:after="60" w:before="100" w:lineRule="auto"/>
-        <w:rPr/>
-      </w:pPr>
-      <w:r>
-        <w:rPr>
-          <w:rtl w:val="0"/>
-        </w:rPr>
-      </w:r>
-    </w:p>
-    <w:p>
-      <w:pPr>
-        <w:spacing w:after="80" w:before="80" w:lineRule="auto"/>
-        <w:rPr/>
-      </w:pPr>
-      <w:r>
-        <w:rPr>
-          <w:b w:val="1"/>
-          <w:bCs w:val="1"/>
-          <w:rtl w:val="0"/>
-        </w:rPr>
-        <w:t xml:space="preserve">Atributi koje klasa posjeduje:</w:t>
-      </w:r>
-      <w:r>
-        <w:rPr>
-          <w:rtl w:val="0"/>
-        </w:rPr>
-      </w:r>
-    </w:p>
-    <w:tbl>
-      <w:tblPr>
-        <w:tblStyle w:val="Table23"/>
-        <w:tblW w:w="9355.0" w:type="dxa"/>
-        <w:jc w:val="left"/>
-        <w:tblBorders>
-          <w:top w:color="000000" w:space="0" w:sz="4" w:val="single"/>
-          <w:left w:color="000000" w:space="0" w:sz="4" w:val="single"/>
-          <w:bottom w:color="000000" w:space="0" w:sz="4" w:val="single"/>
-          <w:right w:color="000000" w:space="0" w:sz="4" w:val="single"/>
-          <w:insideH w:color="000000" w:space="0" w:sz="4" w:val="single"/>
-          <w:insideV w:color="000000" w:space="0" w:sz="4" w:val="single"/>
-        </w:tblBorders>
-        <w:tblLayout w:type="fixed"/>
-        <w:tblLook w:val="0000"/>
-      </w:tblPr>
-      <w:tblGrid>
-        <w:gridCol w:w="2785"/>
-        <w:gridCol w:w="2880"/>
-        <w:gridCol w:w="3690"/>
-        <w:tblGridChange w:id="0">
-          <w:tblGrid>
-            <w:gridCol w:w="2785"/>
-            <w:gridCol w:w="2880"/>
-            <w:gridCol w:w="3690"/>
-          </w:tblGrid>
-        </w:tblGridChange>
-      </w:tblGrid>
-      <w:tr>
-        <w:trPr>
-          <w:cantSplit w:val="0"/>
-          <w:tblHeader w:val="0"/>
-        </w:trPr>
-        <w:tc>
-          <w:tcPr>
-            <w:tcBorders>
-              <w:top w:color="2e75b6" w:space="0" w:sz="4" w:val="single"/>
-              <w:left w:color="2e75b6" w:space="0" w:sz="4" w:val="single"/>
-              <w:bottom w:color="2e75b6" w:space="0" w:sz="4" w:val="single"/>
-              <w:right w:color="2e75b6" w:space="0" w:sz="4" w:val="single"/>
-            </w:tcBorders>
-            <w:shd w:fill="b4c6e7" w:val="clear"/>
-            <w:tcMar>
-              <w:top w:w="80.0" w:type="dxa"/>
-              <w:left w:w="120.0" w:type="dxa"/>
-              <w:bottom w:w="80.0" w:type="dxa"/>
-              <w:right w:w="120.0" w:type="dxa"/>
-            </w:tcMar>
-            <w:vAlign w:val="center"/>
-          </w:tcPr>
-          <w:p>
-            <w:pPr>
-              <w:spacing w:after="80" w:before="80" w:lineRule="auto"/>
-              <w:jc w:val="center"/>
-              <w:rPr/>
-            </w:pPr>
-            <w:r>
-              <w:rPr>
-                <w:b w:val="1"/>
-                <w:bCs w:val="1"/>
-                <w:sz w:val="20"/>
-                <w:szCs w:val="20"/>
-                <w:rtl w:val="0"/>
-              </w:rPr>
-              <w:t xml:space="preserve">Naziv atributa</w:t>
-            </w:r>
-            <w:r>
-              <w:rPr>
-                <w:rtl w:val="0"/>
-              </w:rPr>
-            </w:r>
-          </w:p>
-        </w:tc>
-        <w:tc>
-          <w:tcPr>
-            <w:tcBorders>
-              <w:top w:color="2e75b6" w:space="0" w:sz="4" w:val="single"/>
-              <w:left w:color="2e75b6" w:space="0" w:sz="4" w:val="single"/>
-              <w:bottom w:color="2e75b6" w:space="0" w:sz="4" w:val="single"/>
-              <w:right w:color="2e75b6" w:space="0" w:sz="4" w:val="single"/>
-            </w:tcBorders>
-            <w:shd w:fill="b4c6e7" w:val="clear"/>
-            <w:tcMar>
-              <w:top w:w="80.0" w:type="dxa"/>
-              <w:left w:w="120.0" w:type="dxa"/>
-              <w:bottom w:w="80.0" w:type="dxa"/>
-              <w:right w:w="120.0" w:type="dxa"/>
-            </w:tcMar>
-            <w:vAlign w:val="center"/>
-          </w:tcPr>
-          <w:p>
-            <w:pPr>
-              <w:spacing w:after="80" w:before="80" w:lineRule="auto"/>
-              <w:jc w:val="center"/>
-              <w:rPr/>
-            </w:pPr>
-            <w:r>
-              <w:rPr>
-                <w:b w:val="1"/>
-                <w:bCs w:val="1"/>
-                <w:sz w:val="20"/>
-                <w:szCs w:val="20"/>
-                <w:rtl w:val="0"/>
-              </w:rPr>
-              <w:t xml:space="preserve">Tip varijable</w:t>
-            </w:r>
-            <w:r>
-              <w:rPr>
-                <w:rtl w:val="0"/>
-              </w:rPr>
-            </w:r>
-          </w:p>
-        </w:tc>
-        <w:tc>
-          <w:tcPr>
-            <w:tcBorders>
-              <w:top w:color="2e75b6" w:space="0" w:sz="4" w:val="single"/>
-              <w:left w:color="2e75b6" w:space="0" w:sz="4" w:val="single"/>
-              <w:bottom w:color="2e75b6" w:space="0" w:sz="4" w:val="single"/>
-              <w:right w:color="2e75b6" w:space="0" w:sz="4" w:val="single"/>
-            </w:tcBorders>
-            <w:shd w:fill="b4c6e7" w:val="clear"/>
-            <w:tcMar>
-              <w:top w:w="80.0" w:type="dxa"/>
-              <w:left w:w="120.0" w:type="dxa"/>
-              <w:bottom w:w="80.0" w:type="dxa"/>
-              <w:right w:w="120.0" w:type="dxa"/>
-            </w:tcMar>
-            <w:vAlign w:val="center"/>
-          </w:tcPr>
-          <w:p>
-            <w:pPr>
-              <w:spacing w:after="80" w:before="80" w:lineRule="auto"/>
-              <w:jc w:val="center"/>
-              <w:rPr/>
-            </w:pPr>
-            <w:r>
-              <w:rPr>
-                <w:b w:val="1"/>
-                <w:bCs w:val="1"/>
-                <w:sz w:val="20"/>
-                <w:szCs w:val="20"/>
-                <w:rtl w:val="0"/>
-              </w:rPr>
-              <w:t xml:space="preserve">Dodatne napomene</w:t>
-            </w:r>
-            <w:r>
-              <w:rPr>
-                <w:rtl w:val="0"/>
-              </w:rPr>
-            </w:r>
-          </w:p>
-        </w:tc>
-      </w:tr>
-      <w:tr>
-        <w:trPr>
-          <w:cantSplit w:val="0"/>
-          <w:tblHeader w:val="0"/>
-        </w:trPr>
-        <w:tc>
-          <w:tcPr>
-            <w:tcBorders>
-              <w:top w:color="2e75b6" w:space="0" w:sz="4" w:val="single"/>
-              <w:left w:color="2e75b6" w:space="0" w:sz="4" w:val="single"/>
-              <w:bottom w:color="2e75b6" w:space="0" w:sz="4" w:val="single"/>
-              <w:right w:color="2e75b6" w:space="0" w:sz="4" w:val="single"/>
-            </w:tcBorders>
-            <w:tcMar>
-              <w:top w:w="80.0" w:type="dxa"/>
-              <w:left w:w="120.0" w:type="dxa"/>
-              <w:bottom w:w="80.0" w:type="dxa"/>
-              <w:right w:w="120.0" w:type="dxa"/>
-            </w:tcMar>
-          </w:tcPr>
-          <w:p>
-            <w:pPr>
-              <w:spacing w:after="80" w:before="80" w:lineRule="auto"/>
-              <w:rPr/>
-            </w:pPr>
-            <w:r>
-              <w:rPr>
-                <w:sz w:val="20"/>
-                <w:szCs w:val="20"/>
-                <w:rtl w:val="0"/>
-              </w:rPr>
-              <w:t xml:space="preserve">transakcijaID</w:t>
-            </w:r>
-            <w:r>
-              <w:rPr>
-                <w:rtl w:val="0"/>
-              </w:rPr>
-            </w:r>
-          </w:p>
-        </w:tc>
-        <w:tc>
-          <w:tcPr>
-            <w:tcBorders>
-              <w:top w:color="2e75b6" w:space="0" w:sz="4" w:val="single"/>
-              <w:left w:color="2e75b6" w:space="0" w:sz="4" w:val="single"/>
-              <w:bottom w:color="2e75b6" w:space="0" w:sz="4" w:val="single"/>
-              <w:right w:color="2e75b6" w:space="0" w:sz="4" w:val="single"/>
-            </w:tcBorders>
-            <w:tcMar>
-              <w:top w:w="80.0" w:type="dxa"/>
-              <w:left w:w="120.0" w:type="dxa"/>
-              <w:bottom w:w="80.0" w:type="dxa"/>
-              <w:right w:w="120.0" w:type="dxa"/>
-            </w:tcMar>
-          </w:tcPr>
-          <w:p>
-            <w:pPr>
-              <w:spacing w:after="80" w:before="80" w:lineRule="auto"/>
-              <w:rPr/>
-            </w:pPr>
-            <w:r>
-              <w:rPr>
-                <w:rFonts w:ascii="Courier New" w:cs="Courier New" w:eastAsia="Courier New" w:hAnsi="Courier New"/>
-                <w:color w:val="1f3864"/>
-                <w:sz w:val="20"/>
-                <w:szCs w:val="20"/>
-                <w:rtl w:val="0"/>
-              </w:rPr>
-              <w:t xml:space="preserve">int</w:t>
-            </w:r>
-            <w:r>
-              <w:rPr>
-                <w:rtl w:val="0"/>
-              </w:rPr>
-            </w:r>
-          </w:p>
-        </w:tc>
-        <w:tc>
-          <w:tcPr>
-            <w:tcBorders>
-              <w:top w:color="2e75b6" w:space="0" w:sz="4" w:val="single"/>
-              <w:left w:color="2e75b6" w:space="0" w:sz="4" w:val="single"/>
-              <w:bottom w:color="2e75b6" w:space="0" w:sz="4" w:val="single"/>
-              <w:right w:color="2e75b6" w:space="0" w:sz="4" w:val="single"/>
-            </w:tcBorders>
-            <w:tcMar>
-              <w:top w:w="80.0" w:type="dxa"/>
-              <w:left w:w="120.0" w:type="dxa"/>
-              <w:bottom w:w="80.0" w:type="dxa"/>
-              <w:right w:w="120.0" w:type="dxa"/>
-            </w:tcMar>
-          </w:tcPr>
-          <w:p>
-            <w:pPr>
-              <w:spacing w:after="80" w:before="80" w:lineRule="auto"/>
-              <w:rPr/>
-            </w:pPr>
-            <w:r>
-              <w:rPr>
-                <w:sz w:val="20"/>
-                <w:szCs w:val="20"/>
-                <w:rtl w:val="0"/>
-              </w:rPr>
-              <w:t xml:space="preserve">—</w:t>
-            </w:r>
-            <w:r>
-              <w:rPr>
-                <w:rtl w:val="0"/>
-              </w:rPr>
-            </w:r>
-          </w:p>
-        </w:tc>
-      </w:tr>
-      <w:tr>
-        <w:trPr>
-          <w:cantSplit w:val="0"/>
-          <w:tblHeader w:val="0"/>
-        </w:trPr>
-        <w:tc>
-          <w:tcPr>
-            <w:tcBorders>
-              <w:top w:color="2e75b6" w:space="0" w:sz="4" w:val="single"/>
-              <w:left w:color="2e75b6" w:space="0" w:sz="4" w:val="single"/>
-              <w:bottom w:color="2e75b6" w:space="0" w:sz="4" w:val="single"/>
-              <w:right w:color="2e75b6" w:space="0" w:sz="4" w:val="single"/>
-            </w:tcBorders>
-            <w:tcMar>
-              <w:top w:w="80.0" w:type="dxa"/>
-              <w:left w:w="120.0" w:type="dxa"/>
-              <w:bottom w:w="80.0" w:type="dxa"/>
-              <w:right w:w="120.0" w:type="dxa"/>
-            </w:tcMar>
-          </w:tcPr>
-          <w:p>
-            <w:pPr>
-              <w:spacing w:after="80" w:before="80" w:lineRule="auto"/>
-              <w:rPr/>
-            </w:pPr>
-            <w:r>
-              <w:rPr>
-                <w:sz w:val="20"/>
-                <w:szCs w:val="20"/>
-                <w:rtl w:val="0"/>
-              </w:rPr>
-              <w:t xml:space="preserve">artikalID</w:t>
-            </w:r>
-            <w:r>
-              <w:rPr>
-                <w:rtl w:val="0"/>
-              </w:rPr>
-            </w:r>
-          </w:p>
-        </w:tc>
-        <w:tc>
-          <w:tcPr>
-            <w:tcBorders>
-              <w:top w:color="2e75b6" w:space="0" w:sz="4" w:val="single"/>
-              <w:left w:color="2e75b6" w:space="0" w:sz="4" w:val="single"/>
-              <w:bottom w:color="2e75b6" w:space="0" w:sz="4" w:val="single"/>
-              <w:right w:color="2e75b6" w:space="0" w:sz="4" w:val="single"/>
-            </w:tcBorders>
-            <w:tcMar>
-              <w:top w:w="80.0" w:type="dxa"/>
-              <w:left w:w="120.0" w:type="dxa"/>
-              <w:bottom w:w="80.0" w:type="dxa"/>
-              <w:right w:w="120.0" w:type="dxa"/>
-            </w:tcMar>
-          </w:tcPr>
-          <w:p>
-            <w:pPr>
-              <w:spacing w:after="80" w:before="80" w:lineRule="auto"/>
-              <w:rPr/>
-            </w:pPr>
-            <w:r>
-              <w:rPr>
-                <w:rFonts w:ascii="Courier New" w:cs="Courier New" w:eastAsia="Courier New" w:hAnsi="Courier New"/>
-                <w:color w:val="1f3864"/>
-                <w:sz w:val="20"/>
-                <w:szCs w:val="20"/>
-                <w:rtl w:val="0"/>
-              </w:rPr>
-              <w:t xml:space="preserve">String</w:t>
-            </w:r>
-            <w:r>
-              <w:rPr>
-                <w:rtl w:val="0"/>
-              </w:rPr>
-            </w:r>
-          </w:p>
-        </w:tc>
-        <w:tc>
-          <w:tcPr>
-            <w:tcBorders>
-              <w:top w:color="2e75b6" w:space="0" w:sz="4" w:val="single"/>
-              <w:left w:color="2e75b6" w:space="0" w:sz="4" w:val="single"/>
-              <w:bottom w:color="2e75b6" w:space="0" w:sz="4" w:val="single"/>
-              <w:right w:color="2e75b6" w:space="0" w:sz="4" w:val="single"/>
-            </w:tcBorders>
-            <w:tcMar>
-              <w:top w:w="80.0" w:type="dxa"/>
-              <w:left w:w="120.0" w:type="dxa"/>
-              <w:bottom w:w="80.0" w:type="dxa"/>
-              <w:right w:w="120.0" w:type="dxa"/>
-            </w:tcMar>
-          </w:tcPr>
-          <w:p>
-            <w:pPr>
-              <w:spacing w:after="80" w:before="80" w:lineRule="auto"/>
-              <w:rPr/>
-            </w:pPr>
-            <w:r>
-              <w:rPr>
-                <w:sz w:val="20"/>
-                <w:szCs w:val="20"/>
-                <w:rtl w:val="0"/>
-              </w:rPr>
-              <w:t xml:space="preserve">—</w:t>
-            </w:r>
-            <w:r>
-              <w:rPr>
-                <w:rtl w:val="0"/>
-              </w:rPr>
-            </w:r>
-          </w:p>
-        </w:tc>
-      </w:tr>
-      <w:tr>
-        <w:trPr>
-          <w:cantSplit w:val="0"/>
-          <w:tblHeader w:val="0"/>
-        </w:trPr>
-        <w:tc>
-          <w:tcPr>
-            <w:tcBorders>
-              <w:top w:color="2e75b6" w:space="0" w:sz="4" w:val="single"/>
-              <w:left w:color="2e75b6" w:space="0" w:sz="4" w:val="single"/>
-              <w:bottom w:color="2e75b6" w:space="0" w:sz="4" w:val="single"/>
-              <w:right w:color="2e75b6" w:space="0" w:sz="4" w:val="single"/>
-            </w:tcBorders>
-            <w:tcMar>
-              <w:top w:w="80.0" w:type="dxa"/>
-              <w:left w:w="120.0" w:type="dxa"/>
-              <w:bottom w:w="80.0" w:type="dxa"/>
-              <w:right w:w="120.0" w:type="dxa"/>
-            </w:tcMar>
-          </w:tcPr>
-          <w:p>
-            <w:pPr>
-              <w:spacing w:after="80" w:before="80" w:lineRule="auto"/>
-              <w:rPr/>
-            </w:pPr>
-            <w:r>
-              <w:rPr>
-                <w:sz w:val="20"/>
-                <w:szCs w:val="20"/>
-                <w:rtl w:val="0"/>
-              </w:rPr>
-              <w:t xml:space="preserve">kupacID</w:t>
-            </w:r>
-            <w:r>
-              <w:rPr>
-                <w:rtl w:val="0"/>
-              </w:rPr>
-            </w:r>
-          </w:p>
-        </w:tc>
-        <w:tc>
-          <w:tcPr>
-            <w:tcBorders>
-              <w:top w:color="2e75b6" w:space="0" w:sz="4" w:val="single"/>
-              <w:left w:color="2e75b6" w:space="0" w:sz="4" w:val="single"/>
-              <w:bottom w:color="2e75b6" w:space="0" w:sz="4" w:val="single"/>
-              <w:right w:color="2e75b6" w:space="0" w:sz="4" w:val="single"/>
-            </w:tcBorders>
-            <w:tcMar>
-              <w:top w:w="80.0" w:type="dxa"/>
-              <w:left w:w="120.0" w:type="dxa"/>
-              <w:bottom w:w="80.0" w:type="dxa"/>
-              <w:right w:w="120.0" w:type="dxa"/>
-            </w:tcMar>
-          </w:tcPr>
-          <w:p>
-            <w:pPr>
-              <w:spacing w:after="80" w:before="80" w:lineRule="auto"/>
-              <w:rPr/>
-            </w:pPr>
-            <w:r>
-              <w:rPr>
-                <w:rFonts w:ascii="Courier New" w:cs="Courier New" w:eastAsia="Courier New" w:hAnsi="Courier New"/>
-                <w:color w:val="1f3864"/>
-                <w:sz w:val="20"/>
-                <w:szCs w:val="20"/>
-                <w:rtl w:val="0"/>
-              </w:rPr>
-              <w:t xml:space="preserve">String</w:t>
-            </w:r>
-            <w:r>
-              <w:rPr>
-                <w:rtl w:val="0"/>
-              </w:rPr>
-            </w:r>
-          </w:p>
-        </w:tc>
-        <w:tc>
-          <w:tcPr>
-            <w:tcBorders>
-              <w:top w:color="2e75b6" w:space="0" w:sz="4" w:val="single"/>
-              <w:left w:color="2e75b6" w:space="0" w:sz="4" w:val="single"/>
-              <w:bottom w:color="2e75b6" w:space="0" w:sz="4" w:val="single"/>
-              <w:right w:color="2e75b6" w:space="0" w:sz="4" w:val="single"/>
-            </w:tcBorders>
-            <w:tcMar>
-              <w:top w:w="80.0" w:type="dxa"/>
-              <w:left w:w="120.0" w:type="dxa"/>
-              <w:bottom w:w="80.0" w:type="dxa"/>
-              <w:right w:w="120.0" w:type="dxa"/>
-            </w:tcMar>
-          </w:tcPr>
-          <w:p>
-            <w:pPr>
-              <w:spacing w:after="80" w:before="80" w:lineRule="auto"/>
-              <w:rPr/>
-            </w:pPr>
-            <w:r>
-              <w:rPr>
-                <w:sz w:val="20"/>
-                <w:szCs w:val="20"/>
-                <w:rtl w:val="0"/>
-              </w:rPr>
-              <w:t xml:space="preserve">—</w:t>
-            </w:r>
-            <w:r>
-              <w:rPr>
-                <w:rtl w:val="0"/>
-              </w:rPr>
-            </w:r>
-          </w:p>
-        </w:tc>
-      </w:tr>
-      <w:tr>
-        <w:trPr>
-          <w:cantSplit w:val="0"/>
-          <w:tblHeader w:val="0"/>
-        </w:trPr>
-        <w:tc>
-          <w:tcPr>
-            <w:tcBorders>
-              <w:top w:color="2e75b6" w:space="0" w:sz="4" w:val="single"/>
-              <w:left w:color="2e75b6" w:space="0" w:sz="4" w:val="single"/>
-              <w:bottom w:color="2e75b6" w:space="0" w:sz="4" w:val="single"/>
-              <w:right w:color="2e75b6" w:space="0" w:sz="4" w:val="single"/>
-            </w:tcBorders>
-            <w:tcMar>
-              <w:top w:w="80.0" w:type="dxa"/>
-              <w:left w:w="120.0" w:type="dxa"/>
-              <w:bottom w:w="80.0" w:type="dxa"/>
-              <w:right w:w="120.0" w:type="dxa"/>
-            </w:tcMar>
-          </w:tcPr>
-          <w:p>
-            <w:pPr>
-              <w:spacing w:after="80" w:before="80" w:lineRule="auto"/>
-              <w:rPr/>
-            </w:pPr>
-            <w:r>
-              <w:rPr>
-                <w:sz w:val="20"/>
-                <w:szCs w:val="20"/>
-                <w:rtl w:val="0"/>
-              </w:rPr>
-              <w:t xml:space="preserve">prodavacID</w:t>
-            </w:r>
-            <w:r>
-              <w:rPr>
-                <w:rtl w:val="0"/>
-              </w:rPr>
-            </w:r>
-          </w:p>
-        </w:tc>
-        <w:tc>
-          <w:tcPr>
-            <w:tcBorders>
-              <w:top w:color="2e75b6" w:space="0" w:sz="4" w:val="single"/>
-              <w:left w:color="2e75b6" w:space="0" w:sz="4" w:val="single"/>
-              <w:bottom w:color="2e75b6" w:space="0" w:sz="4" w:val="single"/>
-              <w:right w:color="2e75b6" w:space="0" w:sz="4" w:val="single"/>
-            </w:tcBorders>
-            <w:tcMar>
-              <w:top w:w="80.0" w:type="dxa"/>
-              <w:left w:w="120.0" w:type="dxa"/>
-              <w:bottom w:w="80.0" w:type="dxa"/>
-              <w:right w:w="120.0" w:type="dxa"/>
-            </w:tcMar>
-          </w:tcPr>
-          <w:p>
-            <w:pPr>
-              <w:spacing w:after="80" w:before="80" w:lineRule="auto"/>
-              <w:rPr/>
-            </w:pPr>
-            <w:r>
-              <w:rPr>
-                <w:rFonts w:ascii="Courier New" w:cs="Courier New" w:eastAsia="Courier New" w:hAnsi="Courier New"/>
-                <w:color w:val="1f3864"/>
-                <w:sz w:val="20"/>
-                <w:szCs w:val="20"/>
-                <w:rtl w:val="0"/>
-              </w:rPr>
-              <w:t xml:space="preserve">String</w:t>
-            </w:r>
-            <w:r>
-              <w:rPr>
-                <w:rtl w:val="0"/>
-              </w:rPr>
-            </w:r>
-          </w:p>
-        </w:tc>
-        <w:tc>
-          <w:tcPr>
-            <w:tcBorders>
-              <w:top w:color="2e75b6" w:space="0" w:sz="4" w:val="single"/>
-              <w:left w:color="2e75b6" w:space="0" w:sz="4" w:val="single"/>
-              <w:bottom w:color="2e75b6" w:space="0" w:sz="4" w:val="single"/>
-              <w:right w:color="2e75b6" w:space="0" w:sz="4" w:val="single"/>
-            </w:tcBorders>
-            <w:tcMar>
-              <w:top w:w="80.0" w:type="dxa"/>
-              <w:left w:w="120.0" w:type="dxa"/>
-              <w:bottom w:w="80.0" w:type="dxa"/>
-              <w:right w:w="120.0" w:type="dxa"/>
-            </w:tcMar>
-          </w:tcPr>
-          <w:p>
-            <w:pPr>
-              <w:spacing w:after="80" w:before="80" w:lineRule="auto"/>
-              <w:rPr/>
-            </w:pPr>
-            <w:r>
-              <w:rPr>
-                <w:sz w:val="20"/>
-                <w:szCs w:val="20"/>
-                <w:rtl w:val="0"/>
-              </w:rPr>
-              <w:t xml:space="preserve">—</w:t>
-            </w:r>
-            <w:r>
-              <w:rPr>
-                <w:rtl w:val="0"/>
-              </w:rPr>
-            </w:r>
-          </w:p>
-        </w:tc>
-      </w:tr>
-      <w:tr>
-        <w:trPr>
-          <w:cantSplit w:val="0"/>
-          <w:tblHeader w:val="0"/>
-        </w:trPr>
-        <w:tc>
-          <w:tcPr>
-            <w:tcBorders>
-              <w:top w:color="2e75b6" w:space="0" w:sz="4" w:val="single"/>
-              <w:left w:color="2e75b6" w:space="0" w:sz="4" w:val="single"/>
-              <w:bottom w:color="2e75b6" w:space="0" w:sz="4" w:val="single"/>
-              <w:right w:color="2e75b6" w:space="0" w:sz="4" w:val="single"/>
-            </w:tcBorders>
-            <w:tcMar>
-              <w:top w:w="80.0" w:type="dxa"/>
-              <w:left w:w="120.0" w:type="dxa"/>
-              <w:bottom w:w="80.0" w:type="dxa"/>
-              <w:right w:w="120.0" w:type="dxa"/>
-            </w:tcMar>
-          </w:tcPr>
-          <w:p>
-            <w:pPr>
-              <w:spacing w:after="80" w:before="80" w:lineRule="auto"/>
-              <w:rPr/>
-            </w:pPr>
-            <w:r>
-              <w:rPr>
-                <w:sz w:val="20"/>
-                <w:szCs w:val="20"/>
-                <w:rtl w:val="0"/>
-              </w:rPr>
-              <w:t xml:space="preserve">tipTransakcije</w:t>
-            </w:r>
-            <w:r>
-              <w:rPr>
-                <w:rtl w:val="0"/>
-              </w:rPr>
-            </w:r>
-          </w:p>
-        </w:tc>
-        <w:tc>
-          <w:tcPr>
-            <w:tcBorders>
-              <w:top w:color="2e75b6" w:space="0" w:sz="4" w:val="single"/>
-              <w:left w:color="2e75b6" w:space="0" w:sz="4" w:val="single"/>
-              <w:bottom w:color="2e75b6" w:space="0" w:sz="4" w:val="single"/>
-              <w:right w:color="2e75b6" w:space="0" w:sz="4" w:val="single"/>
-            </w:tcBorders>
-            <w:tcMar>
-              <w:top w:w="80.0" w:type="dxa"/>
-              <w:left w:w="120.0" w:type="dxa"/>
-              <w:bottom w:w="80.0" w:type="dxa"/>
-              <w:right w:w="120.0" w:type="dxa"/>
-            </w:tcMar>
-          </w:tcPr>
-          <w:p>
-            <w:pPr>
-              <w:spacing w:after="80" w:before="80" w:lineRule="auto"/>
-              <w:rPr/>
-            </w:pPr>
-            <w:r>
-              <w:rPr>
-                <w:rFonts w:ascii="Courier New" w:cs="Courier New" w:eastAsia="Courier New" w:hAnsi="Courier New"/>
-                <w:color w:val="1f3864"/>
-                <w:sz w:val="20"/>
-                <w:szCs w:val="20"/>
-                <w:rtl w:val="0"/>
-              </w:rPr>
-              <w:t xml:space="preserve">tipArtiklaEnum</w:t>
-            </w:r>
-            <w:r>
-              <w:rPr>
-                <w:rtl w:val="0"/>
-              </w:rPr>
-            </w:r>
-          </w:p>
-        </w:tc>
-        <w:tc>
-          <w:tcPr>
-            <w:tcBorders>
-              <w:top w:color="2e75b6" w:space="0" w:sz="4" w:val="single"/>
-              <w:left w:color="2e75b6" w:space="0" w:sz="4" w:val="single"/>
-              <w:bottom w:color="2e75b6" w:space="0" w:sz="4" w:val="single"/>
-              <w:right w:color="2e75b6" w:space="0" w:sz="4" w:val="single"/>
-            </w:tcBorders>
-            <w:tcMar>
-              <w:top w:w="80.0" w:type="dxa"/>
-              <w:left w:w="120.0" w:type="dxa"/>
-              <w:bottom w:w="80.0" w:type="dxa"/>
-              <w:right w:w="120.0" w:type="dxa"/>
-            </w:tcMar>
-          </w:tcPr>
-          <w:p>
-            <w:pPr>
-              <w:spacing w:after="80" w:before="80" w:lineRule="auto"/>
-              <w:rPr>
-                <w:sz w:val="20"/>
-                <w:szCs w:val="20"/>
-              </w:rPr>
+              <w:t xml:space="preserve">tipPorukeEnum</w:t>
+            </w:r>
+            <w:r>
+              <w:rPr>
+                <w:rtl w:val="0"/>
+              </w:rPr>
+            </w:r>
+          </w:p>
+        </w:tc>
+        <w:tc>
+          <w:tcPr>
+            <w:tcBorders>
+              <w:top w:color="2e75b6" w:space="0" w:sz="4" w:val="single"/>
+              <w:left w:color="2e75b6" w:space="0" w:sz="4" w:val="single"/>
+              <w:bottom w:color="2e75b6" w:space="0" w:sz="4" w:val="single"/>
+              <w:right w:color="2e75b6" w:space="0" w:sz="4" w:val="single"/>
+            </w:tcBorders>
+            <w:tcMar>
+              <w:top w:w="80.0" w:type="dxa"/>
+              <w:left w:w="120.0" w:type="dxa"/>
+              <w:bottom w:w="80.0" w:type="dxa"/>
+              <w:right w:w="120.0" w:type="dxa"/>
+            </w:tcMar>
+          </w:tcPr>
+          <w:p>
+            <w:pPr>
+              <w:spacing w:after="80" w:before="80" w:lineRule="auto"/>
+              <w:rPr/>
             </w:pPr>
             <w:sdt>
               <w:sdtPr>
-                <w:id w:val="446988918"/>
-                <w:tag w:val="goog_rdk_7"/>
-              </w:sdtPr>
-              <w:sdtContent>
-                <w:r>
-                  <w:rPr>
-                    <w:rFonts w:ascii="Arial Unicode MS" w:cs="Arial Unicode MS" w:eastAsia="Arial Unicode MS" w:hAnsi="Arial Unicode MS"/>
-                    <w:sz w:val="20"/>
-                    <w:szCs w:val="20"/>
-                    <w:rtl w:val="0"/>
-                  </w:rPr>
-                  <w:t xml:space="preserve">✔ Atribut je enumeracija</w:t>
-                </w:r>
-              </w:sdtContent>
-            </w:sdt>
-          </w:p>
-        </w:tc>
-      </w:tr>
-      <w:tr>
-        <w:trPr>
-          <w:cantSplit w:val="0"/>
-          <w:tblHeader w:val="0"/>
-        </w:trPr>
-        <w:tc>
-          <w:tcPr>
-            <w:tcBorders>
-              <w:top w:color="2e75b6" w:space="0" w:sz="4" w:val="single"/>
-              <w:left w:color="2e75b6" w:space="0" w:sz="4" w:val="single"/>
-              <w:bottom w:color="2e75b6" w:space="0" w:sz="4" w:val="single"/>
-              <w:right w:color="2e75b6" w:space="0" w:sz="4" w:val="single"/>
-            </w:tcBorders>
-            <w:tcMar>
-              <w:top w:w="80.0" w:type="dxa"/>
-              <w:left w:w="120.0" w:type="dxa"/>
-              <w:bottom w:w="80.0" w:type="dxa"/>
-              <w:right w:w="120.0" w:type="dxa"/>
-            </w:tcMar>
-          </w:tcPr>
-          <w:p>
-            <w:pPr>
-              <w:spacing w:after="80" w:before="80" w:lineRule="auto"/>
-              <w:rPr/>
-            </w:pPr>
-            <w:r>
-              <w:rPr>
-                <w:sz w:val="20"/>
-                <w:szCs w:val="20"/>
-                <w:rtl w:val="0"/>
-              </w:rPr>
-              <w:t xml:space="preserve">status</w:t>
-            </w:r>
-            <w:r>
-              <w:rPr>
-                <w:rtl w:val="0"/>
-              </w:rPr>
-            </w:r>
-          </w:p>
-        </w:tc>
-        <w:tc>
-          <w:tcPr>
-            <w:tcBorders>
-              <w:top w:color="2e75b6" w:space="0" w:sz="4" w:val="single"/>
-              <w:left w:color="2e75b6" w:space="0" w:sz="4" w:val="single"/>
-              <w:bottom w:color="2e75b6" w:space="0" w:sz="4" w:val="single"/>
-              <w:right w:color="2e75b6" w:space="0" w:sz="4" w:val="single"/>
-            </w:tcBorders>
-            <w:tcMar>
-              <w:top w:w="80.0" w:type="dxa"/>
-              <w:left w:w="120.0" w:type="dxa"/>
-              <w:bottom w:w="80.0" w:type="dxa"/>
-              <w:right w:w="120.0" w:type="dxa"/>
-            </w:tcMar>
-          </w:tcPr>
-          <w:p>
-            <w:pPr>
-              <w:spacing w:after="80" w:before="80" w:lineRule="auto"/>
-              <w:rPr/>
-            </w:pPr>
-            <w:r>
-              <w:rPr>
-                <w:rFonts w:ascii="Courier New" w:cs="Courier New" w:eastAsia="Courier New" w:hAnsi="Courier New"/>
-                <w:color w:val="1f3864"/>
-                <w:sz w:val="20"/>
-                <w:szCs w:val="20"/>
-                <w:rtl w:val="0"/>
-              </w:rPr>
-              <w:t xml:space="preserve">StatusEnum</w:t>
-            </w:r>
-            <w:r>
-              <w:rPr>
-                <w:rtl w:val="0"/>
-              </w:rPr>
-            </w:r>
-          </w:p>
-        </w:tc>
-        <w:tc>
-          <w:tcPr>
-            <w:tcBorders>
-              <w:top w:color="2e75b6" w:space="0" w:sz="4" w:val="single"/>
-              <w:left w:color="2e75b6" w:space="0" w:sz="4" w:val="single"/>
-              <w:bottom w:color="2e75b6" w:space="0" w:sz="4" w:val="single"/>
-              <w:right w:color="2e75b6" w:space="0" w:sz="4" w:val="single"/>
-            </w:tcBorders>
-            <w:tcMar>
-              <w:top w:w="80.0" w:type="dxa"/>
-              <w:left w:w="120.0" w:type="dxa"/>
-              <w:bottom w:w="80.0" w:type="dxa"/>
-              <w:right w:w="120.0" w:type="dxa"/>
-            </w:tcMar>
-          </w:tcPr>
-          <w:p>
-            <w:pPr>
-              <w:spacing w:after="80" w:before="80" w:lineRule="auto"/>
-              <w:rPr/>
-            </w:pPr>
-            <w:sdt>
-              <w:sdtPr>
-                <w:id w:val="-1123772260"/>
+                <w:id w:val="-441439917"/>
                 <w:tag w:val="goog_rdk_8"/>
               </w:sdtPr>
               <w:sdtContent>
@@ -11417,7 +11952,7 @@
                 <w:szCs w:val="20"/>
                 <w:rtl w:val="0"/>
               </w:rPr>
-              <w:t xml:space="preserve">datum</w:t>
+              <w:t xml:space="preserve">sadrzaj</w:t>
             </w:r>
             <w:r>
               <w:rPr>
@@ -11454,7 +11989,7 @@
                 <w:szCs w:val="20"/>
                 <w:rtl w:val="0"/>
               </w:rPr>
-              <w:t xml:space="preserve">Date</w:t>
+              <w:t xml:space="preserve">String</w:t>
             </w:r>
             <w:r>
               <w:rPr>
@@ -11490,451 +12025,6 @@
                 <w:rtl w:val="0"/>
               </w:rPr>
               <w:t xml:space="preserve">—</w:t>
-            </w:r>
-            <w:r>
-              <w:rPr>
-                <w:rtl w:val="0"/>
-              </w:rPr>
-            </w:r>
-          </w:p>
-        </w:tc>
-      </w:tr>
-    </w:tbl>
-    <w:p>
-      <w:pPr>
-        <w:rPr/>
-      </w:pPr>
-      <w:r>
-        <w:rPr>
-          <w:rtl w:val="0"/>
-        </w:rPr>
-      </w:r>
-    </w:p>
-    <w:p>
-      <w:pPr>
-        <w:spacing w:after="60" w:before="240" w:lineRule="auto"/>
-        <w:rPr/>
-      </w:pPr>
-      <w:r>
-        <w:rPr>
-          <w:rtl w:val="0"/>
-        </w:rPr>
-      </w:r>
-    </w:p>
-    <w:tbl>
-      <w:tblPr>
-        <w:tblStyle w:val="Table24"/>
-        <w:tblW w:w="9355.0" w:type="dxa"/>
-        <w:jc w:val="left"/>
-        <w:tblBorders>
-          <w:top w:color="000000" w:space="0" w:sz="4" w:val="single"/>
-          <w:left w:color="000000" w:space="0" w:sz="4" w:val="single"/>
-          <w:bottom w:color="000000" w:space="0" w:sz="4" w:val="single"/>
-          <w:right w:color="000000" w:space="0" w:sz="4" w:val="single"/>
-          <w:insideH w:color="000000" w:space="0" w:sz="4" w:val="single"/>
-          <w:insideV w:color="000000" w:space="0" w:sz="4" w:val="single"/>
-        </w:tblBorders>
-        <w:tblLayout w:type="fixed"/>
-        <w:tblLook w:val="0000"/>
-      </w:tblPr>
-      <w:tblGrid>
-        <w:gridCol w:w="9355"/>
-        <w:tblGridChange w:id="0">
-          <w:tblGrid>
-            <w:gridCol w:w="9355"/>
-          </w:tblGrid>
-        </w:tblGridChange>
-      </w:tblGrid>
-      <w:tr>
-        <w:trPr>
-          <w:cantSplit w:val="0"/>
-          <w:tblHeader w:val="0"/>
-        </w:trPr>
-        <w:tc>
-          <w:tcPr>
-            <w:tcBorders>
-              <w:top w:color="ffffff" w:space="0" w:sz="4" w:val="single"/>
-              <w:left w:color="ffffff" w:space="0" w:sz="4" w:val="single"/>
-              <w:bottom w:color="ffffff" w:space="0" w:sz="4" w:val="single"/>
-              <w:right w:color="ffffff" w:space="0" w:sz="4" w:val="single"/>
-            </w:tcBorders>
-            <w:shd w:fill="1f3864" w:val="clear"/>
-            <w:tcMar>
-              <w:top w:w="120.0" w:type="dxa"/>
-              <w:left w:w="200.0" w:type="dxa"/>
-              <w:bottom w:w="120.0" w:type="dxa"/>
-              <w:right w:w="200.0" w:type="dxa"/>
-            </w:tcMar>
-          </w:tcPr>
-          <w:p>
-            <w:pPr>
-              <w:rPr/>
-            </w:pPr>
-            <w:r>
-              <w:rPr>
-                <w:b w:val="1"/>
-                <w:bCs w:val="1"/>
-                <w:color w:val="ffffff"/>
-                <w:sz w:val="26"/>
-                <w:szCs w:val="26"/>
-                <w:rtl w:val="0"/>
-              </w:rPr>
-              <w:t xml:space="preserve">Klasa: Notifikacija</w:t>
-            </w:r>
-            <w:r>
-              <w:rPr>
-                <w:rtl w:val="0"/>
-              </w:rPr>
-            </w:r>
-          </w:p>
-        </w:tc>
-      </w:tr>
-    </w:tbl>
-    <w:p>
-      <w:pPr>
-        <w:spacing w:after="60" w:before="100" w:lineRule="auto"/>
-        <w:rPr/>
-      </w:pPr>
-      <w:r>
-        <w:rPr>
-          <w:rtl w:val="0"/>
-        </w:rPr>
-      </w:r>
-    </w:p>
-    <w:p>
-      <w:pPr>
-        <w:spacing w:after="60" w:before="80" w:lineRule="auto"/>
-        <w:rPr/>
-      </w:pPr>
-      <w:r>
-        <w:rPr>
-          <w:b w:val="1"/>
-          <w:bCs w:val="1"/>
-          <w:rtl w:val="0"/>
-        </w:rPr>
-        <w:t xml:space="preserve">Funkcionalni zahtjevi u kojima klasa učestvuje:</w:t>
-      </w:r>
-      <w:r>
-        <w:rPr>
-          <w:rtl w:val="0"/>
-        </w:rPr>
-      </w:r>
-    </w:p>
-    <w:p>
-      <w:pPr>
-        <w:spacing w:after="40" w:before="40" w:lineRule="auto"/>
-        <w:ind w:left="360" w:firstLine="0"/>
-        <w:rPr/>
-      </w:pPr>
-      <w:r>
-        <w:rPr>
-          <w:sz w:val="20"/>
-          <w:szCs w:val="20"/>
-          <w:rtl w:val="0"/>
-        </w:rPr>
-        <w:t xml:space="preserve">(FZ01: Registracija korisnika)</w:t>
-      </w:r>
-      <w:r>
-        <w:rPr>
-          <w:rtl w:val="0"/>
-        </w:rPr>
-      </w:r>
-    </w:p>
-    <w:p>
-      <w:pPr>
-        <w:spacing w:after="40" w:before="40" w:lineRule="auto"/>
-        <w:ind w:left="360" w:firstLine="0"/>
-        <w:rPr/>
-      </w:pPr>
-      <w:r>
-        <w:rPr>
-          <w:sz w:val="20"/>
-          <w:szCs w:val="20"/>
-          <w:rtl w:val="0"/>
-        </w:rPr>
-        <w:t xml:space="preserve">(FZ02: Prijava korisnika (Login))</w:t>
-      </w:r>
-      <w:r>
-        <w:rPr>
-          <w:rtl w:val="0"/>
-        </w:rPr>
-      </w:r>
-    </w:p>
-    <w:p>
-      <w:pPr>
-        <w:spacing w:after="40" w:before="40" w:lineRule="auto"/>
-        <w:ind w:left="360" w:firstLine="0"/>
-        <w:rPr/>
-      </w:pPr>
-      <w:r>
-        <w:rPr>
-          <w:sz w:val="20"/>
-          <w:szCs w:val="20"/>
-          <w:rtl w:val="0"/>
-        </w:rPr>
-        <w:t xml:space="preserve">(FZ03: Prodaja artikla (Objavljivanje oglasa))</w:t>
-      </w:r>
-      <w:r>
-        <w:rPr>
-          <w:rtl w:val="0"/>
-        </w:rPr>
-      </w:r>
-    </w:p>
-    <w:p>
-      <w:pPr>
-        <w:spacing w:after="40" w:before="40" w:lineRule="auto"/>
-        <w:ind w:left="360" w:firstLine="0"/>
-        <w:rPr/>
-      </w:pPr>
-      <w:r>
-        <w:rPr>
-          <w:sz w:val="20"/>
-          <w:szCs w:val="20"/>
-          <w:rtl w:val="0"/>
-        </w:rPr>
-        <w:t xml:space="preserve">(FZ04: Iznajmljivanje artikla)</w:t>
-      </w:r>
-      <w:r>
-        <w:rPr>
-          <w:rtl w:val="0"/>
-        </w:rPr>
-      </w:r>
-    </w:p>
-    <w:p>
-      <w:pPr>
-        <w:spacing w:after="40" w:before="40" w:lineRule="auto"/>
-        <w:ind w:left="360" w:firstLine="0"/>
-        <w:rPr/>
-      </w:pPr>
-      <w:r>
-        <w:rPr>
-          <w:sz w:val="20"/>
-          <w:szCs w:val="20"/>
-          <w:rtl w:val="0"/>
-        </w:rPr>
-        <w:t xml:space="preserve">(FZ09: Dodavanje artikla)</w:t>
-      </w:r>
-      <w:r>
-        <w:rPr>
-          <w:rtl w:val="0"/>
-        </w:rPr>
-      </w:r>
-    </w:p>
-    <w:p>
-      <w:pPr>
-        <w:spacing w:after="40" w:before="40" w:lineRule="auto"/>
-        <w:ind w:left="360" w:firstLine="0"/>
-        <w:rPr/>
-      </w:pPr>
-      <w:r>
-        <w:rPr>
-          <w:sz w:val="20"/>
-          <w:szCs w:val="20"/>
-          <w:rtl w:val="0"/>
-        </w:rPr>
-        <w:t xml:space="preserve">(FZ10: Uklanjanje artikla)</w:t>
-      </w:r>
-      <w:r>
-        <w:rPr>
-          <w:rtl w:val="0"/>
-        </w:rPr>
-      </w:r>
-    </w:p>
-    <w:p>
-      <w:pPr>
-        <w:spacing w:after="40" w:before="40" w:lineRule="auto"/>
-        <w:ind w:left="360" w:firstLine="0"/>
-        <w:rPr/>
-      </w:pPr>
-      <w:r>
-        <w:rPr>
-          <w:sz w:val="20"/>
-          <w:szCs w:val="20"/>
-          <w:rtl w:val="0"/>
-        </w:rPr>
-        <w:t xml:space="preserve">(FZ11: Ocjenjivanje artikla)</w:t>
-      </w:r>
-      <w:r>
-        <w:rPr>
-          <w:rtl w:val="0"/>
-        </w:rPr>
-      </w:r>
-    </w:p>
-    <w:p>
-      <w:pPr>
-        <w:spacing w:after="60" w:before="100" w:lineRule="auto"/>
-        <w:rPr/>
-      </w:pPr>
-      <w:r>
-        <w:rPr>
-          <w:rtl w:val="0"/>
-        </w:rPr>
-      </w:r>
-    </w:p>
-    <w:p>
-      <w:pPr>
-        <w:spacing w:after="80" w:before="80" w:lineRule="auto"/>
-        <w:rPr/>
-      </w:pPr>
-      <w:r>
-        <w:rPr>
-          <w:b w:val="1"/>
-          <w:bCs w:val="1"/>
-          <w:rtl w:val="0"/>
-        </w:rPr>
-        <w:t xml:space="preserve">Atributi koje klasa posjeduje:</w:t>
-      </w:r>
-      <w:r>
-        <w:rPr>
-          <w:rtl w:val="0"/>
-        </w:rPr>
-      </w:r>
-    </w:p>
-    <w:tbl>
-      <w:tblPr>
-        <w:tblStyle w:val="Table25"/>
-        <w:tblW w:w="9355.0" w:type="dxa"/>
-        <w:jc w:val="left"/>
-        <w:tblBorders>
-          <w:top w:color="000000" w:space="0" w:sz="4" w:val="single"/>
-          <w:left w:color="000000" w:space="0" w:sz="4" w:val="single"/>
-          <w:bottom w:color="000000" w:space="0" w:sz="4" w:val="single"/>
-          <w:right w:color="000000" w:space="0" w:sz="4" w:val="single"/>
-          <w:insideH w:color="000000" w:space="0" w:sz="4" w:val="single"/>
-          <w:insideV w:color="000000" w:space="0" w:sz="4" w:val="single"/>
-        </w:tblBorders>
-        <w:tblLayout w:type="fixed"/>
-        <w:tblLook w:val="0000"/>
-      </w:tblPr>
-      <w:tblGrid>
-        <w:gridCol w:w="2785"/>
-        <w:gridCol w:w="2880"/>
-        <w:gridCol w:w="3690"/>
-        <w:tblGridChange w:id="0">
-          <w:tblGrid>
-            <w:gridCol w:w="2785"/>
-            <w:gridCol w:w="2880"/>
-            <w:gridCol w:w="3690"/>
-          </w:tblGrid>
-        </w:tblGridChange>
-      </w:tblGrid>
-      <w:tr>
-        <w:trPr>
-          <w:cantSplit w:val="0"/>
-          <w:tblHeader w:val="0"/>
-        </w:trPr>
-        <w:tc>
-          <w:tcPr>
-            <w:tcBorders>
-              <w:top w:color="2e75b6" w:space="0" w:sz="4" w:val="single"/>
-              <w:left w:color="2e75b6" w:space="0" w:sz="4" w:val="single"/>
-              <w:bottom w:color="2e75b6" w:space="0" w:sz="4" w:val="single"/>
-              <w:right w:color="2e75b6" w:space="0" w:sz="4" w:val="single"/>
-            </w:tcBorders>
-            <w:shd w:fill="b4c6e7" w:val="clear"/>
-            <w:tcMar>
-              <w:top w:w="80.0" w:type="dxa"/>
-              <w:left w:w="120.0" w:type="dxa"/>
-              <w:bottom w:w="80.0" w:type="dxa"/>
-              <w:right w:w="120.0" w:type="dxa"/>
-            </w:tcMar>
-            <w:vAlign w:val="center"/>
-          </w:tcPr>
-          <w:p>
-            <w:pPr>
-              <w:spacing w:after="80" w:before="80" w:lineRule="auto"/>
-              <w:jc w:val="center"/>
-              <w:rPr/>
-            </w:pPr>
-            <w:r>
-              <w:rPr>
-                <w:b w:val="1"/>
-                <w:bCs w:val="1"/>
-                <w:sz w:val="20"/>
-                <w:szCs w:val="20"/>
-                <w:rtl w:val="0"/>
-              </w:rPr>
-              <w:t xml:space="preserve">Naziv atributa</w:t>
-            </w:r>
-            <w:r>
-              <w:rPr>
-                <w:rtl w:val="0"/>
-              </w:rPr>
-            </w:r>
-          </w:p>
-        </w:tc>
-        <w:tc>
-          <w:tcPr>
-            <w:tcBorders>
-              <w:top w:color="2e75b6" w:space="0" w:sz="4" w:val="single"/>
-              <w:left w:color="2e75b6" w:space="0" w:sz="4" w:val="single"/>
-              <w:bottom w:color="2e75b6" w:space="0" w:sz="4" w:val="single"/>
-              <w:right w:color="2e75b6" w:space="0" w:sz="4" w:val="single"/>
-            </w:tcBorders>
-            <w:shd w:fill="b4c6e7" w:val="clear"/>
-            <w:tcMar>
-              <w:top w:w="80.0" w:type="dxa"/>
-              <w:left w:w="120.0" w:type="dxa"/>
-              <w:bottom w:w="80.0" w:type="dxa"/>
-              <w:right w:w="120.0" w:type="dxa"/>
-            </w:tcMar>
-            <w:vAlign w:val="center"/>
-          </w:tcPr>
-          <w:p>
-            <w:pPr>
-              <w:spacing w:after="80" w:before="80" w:lineRule="auto"/>
-              <w:jc w:val="center"/>
-              <w:rPr/>
-            </w:pPr>
-            <w:r>
-              <w:rPr>
-                <w:b w:val="1"/>
-                <w:bCs w:val="1"/>
-                <w:sz w:val="20"/>
-                <w:szCs w:val="20"/>
-                <w:rtl w:val="0"/>
-              </w:rPr>
-              <w:t xml:space="preserve">Tip varijable</w:t>
-            </w:r>
-            <w:r>
-              <w:rPr>
-                <w:rtl w:val="0"/>
-              </w:rPr>
-            </w:r>
-          </w:p>
-        </w:tc>
-        <w:tc>
-          <w:tcPr>
-            <w:tcBorders>
-              <w:top w:color="2e75b6" w:space="0" w:sz="4" w:val="single"/>
-              <w:left w:color="2e75b6" w:space="0" w:sz="4" w:val="single"/>
-              <w:bottom w:color="2e75b6" w:space="0" w:sz="4" w:val="single"/>
-              <w:right w:color="2e75b6" w:space="0" w:sz="4" w:val="single"/>
-            </w:tcBorders>
-            <w:shd w:fill="b4c6e7" w:val="clear"/>
-            <w:tcMar>
-              <w:top w:w="80.0" w:type="dxa"/>
-              <w:left w:w="120.0" w:type="dxa"/>
-              <w:bottom w:w="80.0" w:type="dxa"/>
-              <w:right w:w="120.0" w:type="dxa"/>
-            </w:tcMar>
-            <w:vAlign w:val="center"/>
-          </w:tcPr>
-          <w:p>
-            <w:pPr>
-              <w:spacing w:after="80" w:before="80" w:lineRule="auto"/>
-              <w:jc w:val="center"/>
-              <w:rPr/>
-            </w:pPr>
-            <w:r>
-              <w:rPr>
-                <w:b w:val="1"/>
-                <w:bCs w:val="1"/>
-                <w:sz w:val="20"/>
-                <w:szCs w:val="20"/>
-                <w:rtl w:val="0"/>
-              </w:rPr>
-              <w:t xml:space="preserve">Dodatne napomene</w:t>
             </w:r>
             <w:r>
               <w:rPr>
@@ -11975,7 +12065,7 @@
                 <w:szCs w:val="20"/>
                 <w:rtl w:val="0"/>
               </w:rPr>
-              <w:t xml:space="preserve">notifikacijaID</w:t>
+              <w:t xml:space="preserve">datum</w:t>
             </w:r>
             <w:r>
               <w:rPr>
@@ -12012,7 +12102,7 @@
                 <w:szCs w:val="20"/>
                 <w:rtl w:val="0"/>
               </w:rPr>
-              <w:t xml:space="preserve">int</w:t>
+              <w:t xml:space="preserve">Date</w:t>
             </w:r>
             <w:r>
               <w:rPr>
@@ -12088,7 +12178,7 @@
                 <w:szCs w:val="20"/>
                 <w:rtl w:val="0"/>
               </w:rPr>
-              <w:t xml:space="preserve">korisnikID</w:t>
+              <w:t xml:space="preserve">uloga</w:t>
             </w:r>
             <w:r>
               <w:rPr>
@@ -12125,120 +12215,7 @@
                 <w:szCs w:val="20"/>
                 <w:rtl w:val="0"/>
               </w:rPr>
-              <w:t xml:space="preserve">int</w:t>
-            </w:r>
-            <w:r>
-              <w:rPr>
-                <w:rtl w:val="0"/>
-              </w:rPr>
-            </w:r>
-          </w:p>
-        </w:tc>
-        <w:tc>
-          <w:tcPr>
-            <w:tcBorders>
-              <w:top w:color="2e75b6" w:space="0" w:sz="4" w:val="single"/>
-              <w:left w:color="2e75b6" w:space="0" w:sz="4" w:val="single"/>
-              <w:bottom w:color="2e75b6" w:space="0" w:sz="4" w:val="single"/>
-              <w:right w:color="2e75b6" w:space="0" w:sz="4" w:val="single"/>
-            </w:tcBorders>
-            <w:tcMar>
-              <w:top w:w="80.0" w:type="dxa"/>
-              <w:left w:w="120.0" w:type="dxa"/>
-              <w:bottom w:w="80.0" w:type="dxa"/>
-              <w:right w:w="120.0" w:type="dxa"/>
-            </w:tcMar>
-          </w:tcPr>
-          <w:p>
-            <w:pPr>
-              <w:spacing w:after="80" w:before="80" w:lineRule="auto"/>
-              <w:rPr/>
-            </w:pPr>
-            <w:r>
-              <w:rPr>
-                <w:sz w:val="20"/>
-                <w:szCs w:val="20"/>
-                <w:rtl w:val="0"/>
-              </w:rPr>
-              <w:t xml:space="preserve">—</w:t>
-            </w:r>
-            <w:r>
-              <w:rPr>
-                <w:rtl w:val="0"/>
-              </w:rPr>
-            </w:r>
-          </w:p>
-        </w:tc>
-      </w:tr>
-      <w:tr>
-        <w:trPr>
-          <w:cantSplit w:val="0"/>
-          <w:tblHeader w:val="0"/>
-        </w:trPr>
-        <w:tc>
-          <w:tcPr>
-            <w:tcBorders>
-              <w:top w:color="2e75b6" w:space="0" w:sz="4" w:val="single"/>
-              <w:left w:color="2e75b6" w:space="0" w:sz="4" w:val="single"/>
-              <w:bottom w:color="2e75b6" w:space="0" w:sz="4" w:val="single"/>
-              <w:right w:color="2e75b6" w:space="0" w:sz="4" w:val="single"/>
-            </w:tcBorders>
-            <w:tcMar>
-              <w:top w:w="80.0" w:type="dxa"/>
-              <w:left w:w="120.0" w:type="dxa"/>
-              <w:bottom w:w="80.0" w:type="dxa"/>
-              <w:right w:w="120.0" w:type="dxa"/>
-            </w:tcMar>
-          </w:tcPr>
-          <w:p>
-            <w:pPr>
-              <w:spacing w:after="80" w:before="80" w:lineRule="auto"/>
-              <w:rPr/>
-            </w:pPr>
-            <w:r>
-              <w:rPr>
-                <w:sz w:val="20"/>
-                <w:szCs w:val="20"/>
-                <w:rtl w:val="0"/>
-              </w:rPr>
-              <w:t xml:space="preserve">tip</w:t>
-            </w:r>
-            <w:r>
-              <w:rPr>
-                <w:rtl w:val="0"/>
-              </w:rPr>
-            </w:r>
-          </w:p>
-        </w:tc>
-        <w:tc>
-          <w:tcPr>
-            <w:tcBorders>
-              <w:top w:color="2e75b6" w:space="0" w:sz="4" w:val="single"/>
-              <w:left w:color="2e75b6" w:space="0" w:sz="4" w:val="single"/>
-              <w:bottom w:color="2e75b6" w:space="0" w:sz="4" w:val="single"/>
-              <w:right w:color="2e75b6" w:space="0" w:sz="4" w:val="single"/>
-            </w:tcBorders>
-            <w:tcMar>
-              <w:top w:w="80.0" w:type="dxa"/>
-              <w:left w:w="120.0" w:type="dxa"/>
-              <w:bottom w:w="80.0" w:type="dxa"/>
-              <w:right w:w="120.0" w:type="dxa"/>
-            </w:tcMar>
-          </w:tcPr>
-          <w:p>
-            <w:pPr>
-              <w:spacing w:after="80" w:before="80" w:lineRule="auto"/>
-              <w:rPr/>
-            </w:pPr>
-            <w:r>
-              <w:rPr>
-                <w:rFonts w:ascii="Courier New" w:cs="Courier New" w:eastAsia="Courier New" w:hAnsi="Courier New"/>
-                <w:color w:val="1f3864"/>
-                <w:sz w:val="20"/>
-                <w:szCs w:val="20"/>
-                <w:rtl w:val="0"/>
-              </w:rPr>
-              <w:t xml:space="preserve">tipPorukeEnum</w:t>
+              <w:t xml:space="preserve">UlogaEnum</w:t>
             </w:r>
             <w:r>
               <w:rPr>
@@ -12269,7 +12246,7 @@
             </w:pPr>
             <w:sdt>
               <w:sdtPr>
-                <w:id w:val="-1735739952"/>
+                <w:id w:val="66009788"/>
                 <w:tag w:val="goog_rdk_9"/>
               </w:sdtPr>
               <w:sdtContent>
@@ -12292,354 +12269,6 @@
           </w:p>
         </w:tc>
       </w:tr>
-      <w:tr>
-        <w:trPr>
-          <w:cantSplit w:val="0"/>
-          <w:tblHeader w:val="0"/>
-        </w:trPr>
-        <w:tc>
-          <w:tcPr>
-            <w:tcBorders>
-              <w:top w:color="2e75b6" w:space="0" w:sz="4" w:val="single"/>
-              <w:left w:color="2e75b6" w:space="0" w:sz="4" w:val="single"/>
-              <w:bottom w:color="2e75b6" w:space="0" w:sz="4" w:val="single"/>
-              <w:right w:color="2e75b6" w:space="0" w:sz="4" w:val="single"/>
-            </w:tcBorders>
-            <w:tcMar>
-              <w:top w:w="80.0" w:type="dxa"/>
-              <w:left w:w="120.0" w:type="dxa"/>
-              <w:bottom w:w="80.0" w:type="dxa"/>
-              <w:right w:w="120.0" w:type="dxa"/>
-            </w:tcMar>
-          </w:tcPr>
-          <w:p>
-            <w:pPr>
-              <w:spacing w:after="80" w:before="80" w:lineRule="auto"/>
-              <w:rPr/>
-            </w:pPr>
-            <w:r>
-              <w:rPr>
-                <w:sz w:val="20"/>
-                <w:szCs w:val="20"/>
-                <w:rtl w:val="0"/>
-              </w:rPr>
-              <w:t xml:space="preserve">sadrzaj</w:t>
-            </w:r>
-            <w:r>
-              <w:rPr>
-                <w:rtl w:val="0"/>
-              </w:rPr>
-            </w:r>
-          </w:p>
-        </w:tc>
-        <w:tc>
-          <w:tcPr>
-            <w:tcBorders>
-              <w:top w:color="2e75b6" w:space="0" w:sz="4" w:val="single"/>
-              <w:left w:color="2e75b6" w:space="0" w:sz="4" w:val="single"/>
-              <w:bottom w:color="2e75b6" w:space="0" w:sz="4" w:val="single"/>
-              <w:right w:color="2e75b6" w:space="0" w:sz="4" w:val="single"/>
-            </w:tcBorders>
-            <w:tcMar>
-              <w:top w:w="80.0" w:type="dxa"/>
-              <w:left w:w="120.0" w:type="dxa"/>
-              <w:bottom w:w="80.0" w:type="dxa"/>
-              <w:right w:w="120.0" w:type="dxa"/>
-            </w:tcMar>
-          </w:tcPr>
-          <w:p>
-            <w:pPr>
-              <w:spacing w:after="80" w:before="80" w:lineRule="auto"/>
-              <w:rPr/>
-            </w:pPr>
-            <w:r>
-              <w:rPr>
-                <w:rFonts w:ascii="Courier New" w:cs="Courier New" w:eastAsia="Courier New" w:hAnsi="Courier New"/>
-                <w:color w:val="1f3864"/>
-                <w:sz w:val="20"/>
-                <w:szCs w:val="20"/>
-                <w:rtl w:val="0"/>
-              </w:rPr>
-              <w:t xml:space="preserve">String</w:t>
-            </w:r>
-            <w:r>
-              <w:rPr>
-                <w:rtl w:val="0"/>
-              </w:rPr>
-            </w:r>
-          </w:p>
-        </w:tc>
-        <w:tc>
-          <w:tcPr>
-            <w:tcBorders>
-              <w:top w:color="2e75b6" w:space="0" w:sz="4" w:val="single"/>
-              <w:left w:color="2e75b6" w:space="0" w:sz="4" w:val="single"/>
-              <w:bottom w:color="2e75b6" w:space="0" w:sz="4" w:val="single"/>
-              <w:right w:color="2e75b6" w:space="0" w:sz="4" w:val="single"/>
-            </w:tcBorders>
-            <w:tcMar>
-              <w:top w:w="80.0" w:type="dxa"/>
-              <w:left w:w="120.0" w:type="dxa"/>
-              <w:bottom w:w="80.0" w:type="dxa"/>
-              <w:right w:w="120.0" w:type="dxa"/>
-            </w:tcMar>
-          </w:tcPr>
-          <w:p>
-            <w:pPr>
-              <w:spacing w:after="80" w:before="80" w:lineRule="auto"/>
-              <w:rPr/>
-            </w:pPr>
-            <w:r>
-              <w:rPr>
-                <w:sz w:val="20"/>
-                <w:szCs w:val="20"/>
-                <w:rtl w:val="0"/>
-              </w:rPr>
-              <w:t xml:space="preserve">—</w:t>
-            </w:r>
-            <w:r>
-              <w:rPr>
-                <w:rtl w:val="0"/>
-              </w:rPr>
-            </w:r>
-          </w:p>
-        </w:tc>
-      </w:tr>
-      <w:tr>
-        <w:trPr>
-          <w:cantSplit w:val="0"/>
-          <w:tblHeader w:val="0"/>
-        </w:trPr>
-        <w:tc>
-          <w:tcPr>
-            <w:tcBorders>
-              <w:top w:color="2e75b6" w:space="0" w:sz="4" w:val="single"/>
-              <w:left w:color="2e75b6" w:space="0" w:sz="4" w:val="single"/>
-              <w:bottom w:color="2e75b6" w:space="0" w:sz="4" w:val="single"/>
-              <w:right w:color="2e75b6" w:space="0" w:sz="4" w:val="single"/>
-            </w:tcBorders>
-            <w:tcMar>
-              <w:top w:w="80.0" w:type="dxa"/>
-              <w:left w:w="120.0" w:type="dxa"/>
-              <w:bottom w:w="80.0" w:type="dxa"/>
-              <w:right w:w="120.0" w:type="dxa"/>
-            </w:tcMar>
-          </w:tcPr>
-          <w:p>
-            <w:pPr>
-              <w:spacing w:after="80" w:before="80" w:lineRule="auto"/>
-              <w:rPr/>
-            </w:pPr>
-            <w:r>
-              <w:rPr>
-                <w:sz w:val="20"/>
-                <w:szCs w:val="20"/>
-                <w:rtl w:val="0"/>
-              </w:rPr>
-              <w:t xml:space="preserve">datum</w:t>
-            </w:r>
-            <w:r>
-              <w:rPr>
-                <w:rtl w:val="0"/>
-              </w:rPr>
-            </w:r>
-          </w:p>
-        </w:tc>
-        <w:tc>
-          <w:tcPr>
-            <w:tcBorders>
-              <w:top w:color="2e75b6" w:space="0" w:sz="4" w:val="single"/>
-              <w:left w:color="2e75b6" w:space="0" w:sz="4" w:val="single"/>
-              <w:bottom w:color="2e75b6" w:space="0" w:sz="4" w:val="single"/>
-              <w:right w:color="2e75b6" w:space="0" w:sz="4" w:val="single"/>
-            </w:tcBorders>
-            <w:tcMar>
-              <w:top w:w="80.0" w:type="dxa"/>
-              <w:left w:w="120.0" w:type="dxa"/>
-              <w:bottom w:w="80.0" w:type="dxa"/>
-              <w:right w:w="120.0" w:type="dxa"/>
-            </w:tcMar>
-          </w:tcPr>
-          <w:p>
-            <w:pPr>
-              <w:spacing w:after="80" w:before="80" w:lineRule="auto"/>
-              <w:rPr/>
-            </w:pPr>
-            <w:r>
-              <w:rPr>
-                <w:rFonts w:ascii="Courier New" w:cs="Courier New" w:eastAsia="Courier New" w:hAnsi="Courier New"/>
-                <w:color w:val="1f3864"/>
-                <w:sz w:val="20"/>
-                <w:szCs w:val="20"/>
-                <w:rtl w:val="0"/>
-              </w:rPr>
-              <w:t xml:space="preserve">Date</w:t>
-            </w:r>
-            <w:r>
-              <w:rPr>
-                <w:rtl w:val="0"/>
-              </w:rPr>
-            </w:r>
-          </w:p>
-        </w:tc>
-        <w:tc>
-          <w:tcPr>
-            <w:tcBorders>
-              <w:top w:color="2e75b6" w:space="0" w:sz="4" w:val="single"/>
-              <w:left w:color="2e75b6" w:space="0" w:sz="4" w:val="single"/>
-              <w:bottom w:color="2e75b6" w:space="0" w:sz="4" w:val="single"/>
-              <w:right w:color="2e75b6" w:space="0" w:sz="4" w:val="single"/>
-            </w:tcBorders>
-            <w:tcMar>
-              <w:top w:w="80.0" w:type="dxa"/>
-              <w:left w:w="120.0" w:type="dxa"/>
-              <w:bottom w:w="80.0" w:type="dxa"/>
-              <w:right w:w="120.0" w:type="dxa"/>
-            </w:tcMar>
-          </w:tcPr>
-          <w:p>
-            <w:pPr>
-              <w:spacing w:after="80" w:before="80" w:lineRule="auto"/>
-              <w:rPr/>
-            </w:pPr>
-            <w:r>
-              <w:rPr>
-                <w:sz w:val="20"/>
-                <w:szCs w:val="20"/>
-                <w:rtl w:val="0"/>
-              </w:rPr>
-              <w:t xml:space="preserve">—</w:t>
-            </w:r>
-            <w:r>
-              <w:rPr>
-                <w:rtl w:val="0"/>
-              </w:rPr>
-            </w:r>
-          </w:p>
-        </w:tc>
-      </w:tr>
-      <w:tr>
-        <w:trPr>
-          <w:cantSplit w:val="0"/>
-          <w:tblHeader w:val="0"/>
-        </w:trPr>
-        <w:tc>
-          <w:tcPr>
-            <w:tcBorders>
-              <w:top w:color="2e75b6" w:space="0" w:sz="4" w:val="single"/>
-              <w:left w:color="2e75b6" w:space="0" w:sz="4" w:val="single"/>
-              <w:bottom w:color="2e75b6" w:space="0" w:sz="4" w:val="single"/>
-              <w:right w:color="2e75b6" w:space="0" w:sz="4" w:val="single"/>
-            </w:tcBorders>
-            <w:tcMar>
-              <w:top w:w="80.0" w:type="dxa"/>
-              <w:left w:w="120.0" w:type="dxa"/>
-              <w:bottom w:w="80.0" w:type="dxa"/>
-              <w:right w:w="120.0" w:type="dxa"/>
-            </w:tcMar>
-          </w:tcPr>
-          <w:p>
-            <w:pPr>
-              <w:spacing w:after="80" w:before="80" w:lineRule="auto"/>
-              <w:rPr/>
-            </w:pPr>
-            <w:r>
-              <w:rPr>
-                <w:sz w:val="20"/>
-                <w:szCs w:val="20"/>
-                <w:rtl w:val="0"/>
-              </w:rPr>
-              <w:t xml:space="preserve">uloga</w:t>
-            </w:r>
-            <w:r>
-              <w:rPr>
-                <w:rtl w:val="0"/>
-              </w:rPr>
-            </w:r>
-          </w:p>
-        </w:tc>
-        <w:tc>
-          <w:tcPr>
-            <w:tcBorders>
-              <w:top w:color="2e75b6" w:space="0" w:sz="4" w:val="single"/>
-              <w:left w:color="2e75b6" w:space="0" w:sz="4" w:val="single"/>
-              <w:bottom w:color="2e75b6" w:space="0" w:sz="4" w:val="single"/>
-              <w:right w:color="2e75b6" w:space="0" w:sz="4" w:val="single"/>
-            </w:tcBorders>
-            <w:tcMar>
-              <w:top w:w="80.0" w:type="dxa"/>
-              <w:left w:w="120.0" w:type="dxa"/>
-              <w:bottom w:w="80.0" w:type="dxa"/>
-              <w:right w:w="120.0" w:type="dxa"/>
-            </w:tcMar>
-          </w:tcPr>
-          <w:p>
-            <w:pPr>
-              <w:spacing w:after="80" w:before="80" w:lineRule="auto"/>
-              <w:rPr/>
-            </w:pPr>
-            <w:r>
-              <w:rPr>
-                <w:rFonts w:ascii="Courier New" w:cs="Courier New" w:eastAsia="Courier New" w:hAnsi="Courier New"/>
-                <w:color w:val="1f3864"/>
-                <w:sz w:val="20"/>
-                <w:szCs w:val="20"/>
-                <w:rtl w:val="0"/>
-              </w:rPr>
-              <w:t xml:space="preserve">UlogaEnum</w:t>
-            </w:r>
-            <w:r>
-              <w:rPr>
-                <w:rtl w:val="0"/>
-              </w:rPr>
-            </w:r>
-          </w:p>
-        </w:tc>
-        <w:tc>
-          <w:tcPr>
-            <w:tcBorders>
-              <w:top w:color="2e75b6" w:space="0" w:sz="4" w:val="single"/>
-              <w:left w:color="2e75b6" w:space="0" w:sz="4" w:val="single"/>
-              <w:bottom w:color="2e75b6" w:space="0" w:sz="4" w:val="single"/>
-              <w:right w:color="2e75b6" w:space="0" w:sz="4" w:val="single"/>
-            </w:tcBorders>
-            <w:tcMar>
-              <w:top w:w="80.0" w:type="dxa"/>
-              <w:left w:w="120.0" w:type="dxa"/>
-              <w:bottom w:w="80.0" w:type="dxa"/>
-              <w:right w:w="120.0" w:type="dxa"/>
-            </w:tcMar>
-          </w:tcPr>
-          <w:p>
-            <w:pPr>
-              <w:spacing w:after="80" w:before="80" w:lineRule="auto"/>
-              <w:rPr/>
-            </w:pPr>
-            <w:sdt>
-              <w:sdtPr>
-                <w:id w:val="935168625"/>
-                <w:tag w:val="goog_rdk_10"/>
-              </w:sdtPr>
-              <w:sdtContent>
-                <w:r>
-                  <w:rPr>
-                    <w:rFonts w:ascii="Arial Unicode MS" w:cs="Arial Unicode MS" w:eastAsia="Arial Unicode MS" w:hAnsi="Arial Unicode MS"/>
-                    <w:sz w:val="20"/>
-                    <w:szCs w:val="20"/>
-                    <w:rtl w:val="0"/>
-                  </w:rPr>
-                  <w:t xml:space="preserve">✔ Atribut je enumeracija</w:t>
-                </w:r>
-              </w:sdtContent>
-            </w:sdt>
-            <w:r>
-              <w:rPr>
-                <w:rtl w:val="0"/>
-              </w:rPr>
-            </w:r>
-          </w:p>
-        </w:tc>
-      </w:tr>
     </w:tbl>
     <w:p>
       <w:pPr>
@@ -12666,13 +12295,13 @@
     <w:sdt>
       <w:sdtPr>
         <w:lock w:val="contentLocked"/>
-        <w:id w:val="985923257"/>
-        <w:tag w:val="goog_rdk_11"/>
+        <w:id w:val="-1801185414"/>
+        <w:tag w:val="goog_rdk_10"/>
       </w:sdtPr>
       <w:sdtContent>
         <w:tbl>
           <w:tblPr>
-            <w:tblStyle w:val="Table26"/>
+            <w:tblStyle w:val="Table22"/>
             <w:tblW w:w="9355.0" w:type="dxa"/>
             <w:jc w:val="left"/>
             <w:tblBorders>
@@ -12900,13 +12529,13 @@
     <w:sdt>
       <w:sdtPr>
         <w:lock w:val="contentLocked"/>
-        <w:id w:val="-1877641151"/>
-        <w:tag w:val="goog_rdk_12"/>
+        <w:id w:val="599087213"/>
+        <w:tag w:val="goog_rdk_11"/>
       </w:sdtPr>
       <w:sdtContent>
         <w:tbl>
           <w:tblPr>
-            <w:tblStyle w:val="Table27"/>
+            <w:tblStyle w:val="Table23"/>
             <w:tblW w:w="9355.0" w:type="dxa"/>
             <w:jc w:val="left"/>
             <w:tblBorders>
@@ -13397,112 +13026,6 @@
               </w:p>
             </w:tc>
           </w:tr>
-          <w:tr>
-            <w:trPr>
-              <w:cantSplit w:val="0"/>
-              <w:tblHeader w:val="0"/>
-            </w:trPr>
-            <w:tc>
-              <w:tcPr>
-                <w:tcBorders>
-                  <w:top w:color="2e75b6" w:space="0" w:sz="4" w:val="single"/>
-                  <w:left w:color="2e75b6" w:space="0" w:sz="4" w:val="single"/>
-                  <w:bottom w:color="2e75b6" w:space="0" w:sz="4" w:val="single"/>
-                  <w:right w:color="2e75b6" w:space="0" w:sz="4" w:val="single"/>
-                </w:tcBorders>
-                <w:tcMar>
-                  <w:top w:w="80.0" w:type="dxa"/>
-                  <w:left w:w="120.0" w:type="dxa"/>
-                  <w:bottom w:w="80.0" w:type="dxa"/>
-                  <w:right w:w="120.0" w:type="dxa"/>
-                </w:tcMar>
-              </w:tcPr>
-              <w:p>
-                <w:pPr>
-                  <w:spacing w:after="80" w:before="80" w:lineRule="auto"/>
-                  <w:rPr/>
-                </w:pPr>
-                <w:r>
-                  <w:rPr>
-                    <w:rtl w:val="0"/>
-                  </w:rPr>
-                  <w:t xml:space="preserve">listaArtikala</w:t>
-                </w:r>
-              </w:p>
-            </w:tc>
-            <w:tc>
-              <w:tcPr>
-                <w:tcBorders>
-                  <w:top w:color="2e75b6" w:space="0" w:sz="4" w:val="single"/>
-                  <w:left w:color="2e75b6" w:space="0" w:sz="4" w:val="single"/>
-                  <w:bottom w:color="2e75b6" w:space="0" w:sz="4" w:val="single"/>
-                  <w:right w:color="2e75b6" w:space="0" w:sz="4" w:val="single"/>
-                </w:tcBorders>
-                <w:tcMar>
-                  <w:top w:w="80.0" w:type="dxa"/>
-                  <w:left w:w="120.0" w:type="dxa"/>
-                  <w:bottom w:w="80.0" w:type="dxa"/>
-                  <w:right w:w="120.0" w:type="dxa"/>
-                </w:tcMar>
-              </w:tcPr>
-              <w:p>
-                <w:pPr>
-                  <w:spacing w:after="80" w:before="80" w:lineRule="auto"/>
-                  <w:rPr/>
-                </w:pPr>
-                <w:r>
-                  <w:rPr>
-                    <w:rFonts w:ascii="Courier New" w:cs="Courier New" w:eastAsia="Courier New" w:hAnsi="Courier New"/>
-                    <w:color w:val="1f3864"/>
-                    <w:sz w:val="20"/>
-                    <w:szCs w:val="20"/>
-                    <w:rtl w:val="0"/>
-                  </w:rPr>
-                  <w:t xml:space="preserve">List&lt;Artikal&gt;</w:t>
-                </w:r>
-                <w:r>
-                  <w:rPr>
-                    <w:rtl w:val="0"/>
-                  </w:rPr>
-                </w:r>
-              </w:p>
-            </w:tc>
-            <w:tc>
-              <w:tcPr>
-                <w:tcBorders>
-                  <w:top w:color="2e75b6" w:space="0" w:sz="4" w:val="single"/>
-                  <w:left w:color="2e75b6" w:space="0" w:sz="4" w:val="single"/>
-                  <w:bottom w:color="2e75b6" w:space="0" w:sz="4" w:val="single"/>
-                  <w:right w:color="2e75b6" w:space="0" w:sz="4" w:val="single"/>
-                </w:tcBorders>
-                <w:tcMar>
-                  <w:top w:w="80.0" w:type="dxa"/>
-                  <w:left w:w="120.0" w:type="dxa"/>
-                  <w:bottom w:w="80.0" w:type="dxa"/>
-                  <w:right w:w="120.0" w:type="dxa"/>
-                </w:tcMar>
-              </w:tcPr>
-              <w:p>
-                <w:pPr>
-                  <w:spacing w:after="80" w:before="80" w:lineRule="auto"/>
-                  <w:rPr/>
-                </w:pPr>
-                <w:r>
-                  <w:rPr>
-                    <w:sz w:val="20"/>
-                    <w:szCs w:val="20"/>
-                    <w:rtl w:val="0"/>
-                  </w:rPr>
-                  <w:t xml:space="preserve">—</w:t>
-                </w:r>
-                <w:r>
-                  <w:rPr>
-                    <w:rtl w:val="0"/>
-                  </w:rPr>
-                </w:r>
-              </w:p>
-            </w:tc>
-          </w:tr>
         </w:tbl>
       </w:sdtContent>
     </w:sdt>
@@ -13567,7 +13090,6 @@
     <w:pPr>
       <w:keepNext w:val="0"/>
       <w:keepLines w:val="0"/>
-      <w:pageBreakBefore w:val="0"/>
       <w:widowControl w:val="0"/>
       <w:pBdr>
         <w:top w:space="0" w:sz="0" w:val="nil"/>
@@ -13590,7 +13112,7 @@
   </w:p>
   <w:tbl>
     <w:tblPr>
-      <w:tblStyle w:val="Table28"/>
+      <w:tblStyle w:val="Table24"/>
       <w:tblW w:w="9355.0" w:type="dxa"/>
       <w:jc w:val="left"/>
       <w:tblBorders>
@@ -13767,7 +13289,6 @@
     <w:pPr>
       <w:keepNext w:val="0"/>
       <w:keepLines w:val="0"/>
-      <w:pageBreakBefore w:val="0"/>
       <w:widowControl w:val="0"/>
       <w:pBdr>
         <w:top w:space="0" w:sz="0" w:val="nil"/>
@@ -14413,58 +13934,6 @@
       </w:tblCellMar>
     </w:tblPr>
   </w:style>
-  <w:style w:type="table" w:styleId="Table25">
-    <w:basedOn w:val="TableNormal"/>
-    <w:tblPr>
-      <w:tblStyleRowBandSize w:val="1"/>
-      <w:tblStyleColBandSize w:val="1"/>
-      <w:tblCellMar>
-        <w:top w:w="0.0" w:type="dxa"/>
-        <w:left w:w="115.0" w:type="dxa"/>
-        <w:bottom w:w="0.0" w:type="dxa"/>
-        <w:right w:w="115.0" w:type="dxa"/>
-      </w:tblCellMar>
-    </w:tblPr>
-  </w:style>
-  <w:style w:type="table" w:styleId="Table26">
-    <w:basedOn w:val="TableNormal"/>
-    <w:tblPr>
-      <w:tblStyleRowBandSize w:val="1"/>
-      <w:tblStyleColBandSize w:val="1"/>
-      <w:tblCellMar>
-        <w:top w:w="0.0" w:type="dxa"/>
-        <w:left w:w="115.0" w:type="dxa"/>
-        <w:bottom w:w="0.0" w:type="dxa"/>
-        <w:right w:w="115.0" w:type="dxa"/>
-      </w:tblCellMar>
-    </w:tblPr>
-  </w:style>
-  <w:style w:type="table" w:styleId="Table27">
-    <w:basedOn w:val="TableNormal"/>
-    <w:tblPr>
-      <w:tblStyleRowBandSize w:val="1"/>
-      <w:tblStyleColBandSize w:val="1"/>
-      <w:tblCellMar>
-        <w:top w:w="0.0" w:type="dxa"/>
-        <w:left w:w="115.0" w:type="dxa"/>
-        <w:bottom w:w="0.0" w:type="dxa"/>
-        <w:right w:w="115.0" w:type="dxa"/>
-      </w:tblCellMar>
-    </w:tblPr>
-  </w:style>
-  <w:style w:type="table" w:styleId="Table28">
-    <w:basedOn w:val="TableNormal"/>
-    <w:tblPr>
-      <w:tblStyleRowBandSize w:val="1"/>
-      <w:tblStyleColBandSize w:val="1"/>
-      <w:tblCellMar>
-        <w:top w:w="0.0" w:type="dxa"/>
-        <w:left w:w="115.0" w:type="dxa"/>
-        <w:bottom w:w="0.0" w:type="dxa"/>
-        <w:right w:w="115.0" w:type="dxa"/>
-      </w:tblCellMar>
-    </w:tblPr>
-  </w:style>
 </w:styles>
 </file>
 
@@ -14790,7 +14259,7 @@
 
 <file path=customXML/item1.xml><?xml version="1.0" encoding="utf-8"?>
 <go:gDocsCustomXmlDataStorage xmlns:go="http://customooxmlschemas.google.com/" xmlns:r="http://schemas.openxmlformats.org/officeDocument/2006/relationships" uri="GoogleDocsCustomDataVersion2">
-  <go:docsCustomData xmlns:go="http://customooxmlschemas.google.com/" roundtripDataSignature="AMtx7miKG5zOB95g5XE4z1M6+FGYsQjXXg==">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</go:docsCustomData>
+  <go:docsCustomData xmlns:go="http://customooxmlschemas.google.com/" roundtripDataSignature="AMtx7mhjZWQeOPO43wR2hjGzsQPeNtU5ZQ==">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</go:docsCustomData>
 </go:gDocsCustomXmlDataStorage>
 </file>
 
